--- a/Dokument Refactoring/Laporan_Refactoring_PasarKita.docx
+++ b/Dokument Refactoring/Laporan_Refactoring_PasarKita.docx
@@ -15,11 +15,6 @@
         </w:rPr>
         <w:t>PRAKTIKUM REKAYASA PERANGKAT LUNAK 2</w:t>
       </w:r>
-    </w:p>
-    <w:p>
-      <w:pPr>
-        <w:spacing w:after="300"/>
-      </w:pPr>
     </w:p>
     <w:p>
       <w:pPr>
@@ -133,12 +128,6 @@
         <w:gridCol w:w="6800"/>
       </w:tblGrid>
       <w:tr>
-        <w:tblPrEx>
-          <w:tblCellMar>
-            <w:top w:w="0" w:type="dxa"/>
-            <w:bottom w:w="0" w:type="dxa"/>
-          </w:tblCellMar>
-        </w:tblPrEx>
         <w:trPr>
           <w:tblHeader/>
         </w:trPr>
@@ -196,12 +185,6 @@
         </w:tc>
       </w:tr>
       <w:tr>
-        <w:tblPrEx>
-          <w:tblCellMar>
-            <w:top w:w="0" w:type="dxa"/>
-            <w:bottom w:w="0" w:type="dxa"/>
-          </w:tblCellMar>
-        </w:tblPrEx>
         <w:tc>
           <w:tcPr>
             <w:tcW w:w="3000" w:type="dxa"/>
@@ -328,12 +311,6 @@
         </w:tc>
       </w:tr>
       <w:tr>
-        <w:tblPrEx>
-          <w:tblCellMar>
-            <w:top w:w="0" w:type="dxa"/>
-            <w:bottom w:w="0" w:type="dxa"/>
-          </w:tblCellMar>
-        </w:tblPrEx>
         <w:tc>
           <w:tcPr>
             <w:tcW w:w="3000" w:type="dxa"/>
@@ -380,12 +357,6 @@
         </w:tc>
       </w:tr>
       <w:tr>
-        <w:tblPrEx>
-          <w:tblCellMar>
-            <w:top w:w="0" w:type="dxa"/>
-            <w:bottom w:w="0" w:type="dxa"/>
-          </w:tblCellMar>
-        </w:tblPrEx>
         <w:tc>
           <w:tcPr>
             <w:tcW w:w="3000" w:type="dxa"/>
@@ -473,12 +444,6 @@
         </w:tc>
       </w:tr>
       <w:tr>
-        <w:tblPrEx>
-          <w:tblCellMar>
-            <w:top w:w="0" w:type="dxa"/>
-            <w:bottom w:w="0" w:type="dxa"/>
-          </w:tblCellMar>
-        </w:tblPrEx>
         <w:tc>
           <w:tcPr>
             <w:tcW w:w="3000" w:type="dxa"/>
@@ -523,12 +488,6 @@
         </w:tc>
       </w:tr>
       <w:tr>
-        <w:tblPrEx>
-          <w:tblCellMar>
-            <w:top w:w="0" w:type="dxa"/>
-            <w:bottom w:w="0" w:type="dxa"/>
-          </w:tblCellMar>
-        </w:tblPrEx>
         <w:tc>
           <w:tcPr>
             <w:tcW w:w="3000" w:type="dxa"/>
@@ -569,7 +528,142 @@
                 <w:sz w:val="20"/>
                 <w:szCs w:val="20"/>
               </w:rPr>
-              <w:t>07 Juli 2026</w:t>
+              <w:t>0</w:t>
+            </w:r>
+            <w:r>
+              <w:rPr>
+                <w:sz w:val="20"/>
+                <w:szCs w:val="20"/>
+              </w:rPr>
+              <w:t>3</w:t>
+            </w:r>
+            <w:r>
+              <w:rPr>
+                <w:sz w:val="20"/>
+                <w:szCs w:val="20"/>
+              </w:rPr>
+              <w:t xml:space="preserve"> Juli 2026</w:t>
+            </w:r>
+          </w:p>
+        </w:tc>
+      </w:tr>
+      <w:tr>
+        <w:tc>
+          <w:tcPr>
+            <w:tcW w:w="3000" w:type="dxa"/>
+            <w:tcMar>
+              <w:top w:w="80" w:type="dxa"/>
+              <w:left w:w="100" w:type="dxa"/>
+              <w:bottom w:w="80" w:type="dxa"/>
+              <w:right w:w="100" w:type="dxa"/>
+            </w:tcMar>
+            <w:vAlign w:val="center"/>
+          </w:tcPr>
+          <w:p>
+            <w:pPr>
+              <w:rPr>
+                <w:sz w:val="20"/>
+                <w:szCs w:val="20"/>
+              </w:rPr>
+            </w:pPr>
+            <w:r>
+              <w:rPr>
+                <w:sz w:val="20"/>
+                <w:szCs w:val="20"/>
+              </w:rPr>
+              <w:t>Nama</w:t>
+            </w:r>
+          </w:p>
+        </w:tc>
+        <w:tc>
+          <w:tcPr>
+            <w:tcW w:w="6800" w:type="dxa"/>
+            <w:tcMar>
+              <w:top w:w="80" w:type="dxa"/>
+              <w:left w:w="100" w:type="dxa"/>
+              <w:bottom w:w="80" w:type="dxa"/>
+              <w:right w:w="100" w:type="dxa"/>
+            </w:tcMar>
+            <w:vAlign w:val="center"/>
+          </w:tcPr>
+          <w:p>
+            <w:pPr>
+              <w:rPr>
+                <w:sz w:val="20"/>
+                <w:szCs w:val="20"/>
+              </w:rPr>
+            </w:pPr>
+            <w:r>
+              <w:rPr>
+                <w:sz w:val="20"/>
+                <w:szCs w:val="20"/>
+              </w:rPr>
+              <w:t xml:space="preserve">Wahyu Andika </w:t>
+            </w:r>
+            <w:proofErr w:type="spellStart"/>
+            <w:r>
+              <w:rPr>
+                <w:sz w:val="20"/>
+                <w:szCs w:val="20"/>
+              </w:rPr>
+              <w:t>Tristianto</w:t>
+            </w:r>
+            <w:proofErr w:type="spellEnd"/>
+          </w:p>
+        </w:tc>
+      </w:tr>
+      <w:tr>
+        <w:tc>
+          <w:tcPr>
+            <w:tcW w:w="3000" w:type="dxa"/>
+            <w:tcMar>
+              <w:top w:w="80" w:type="dxa"/>
+              <w:left w:w="100" w:type="dxa"/>
+              <w:bottom w:w="80" w:type="dxa"/>
+              <w:right w:w="100" w:type="dxa"/>
+            </w:tcMar>
+            <w:vAlign w:val="center"/>
+          </w:tcPr>
+          <w:p>
+            <w:pPr>
+              <w:rPr>
+                <w:sz w:val="20"/>
+                <w:szCs w:val="20"/>
+              </w:rPr>
+            </w:pPr>
+            <w:r>
+              <w:rPr>
+                <w:sz w:val="20"/>
+                <w:szCs w:val="20"/>
+              </w:rPr>
+              <w:t>NIM</w:t>
+            </w:r>
+          </w:p>
+        </w:tc>
+        <w:tc>
+          <w:tcPr>
+            <w:tcW w:w="6800" w:type="dxa"/>
+            <w:tcMar>
+              <w:top w:w="80" w:type="dxa"/>
+              <w:left w:w="100" w:type="dxa"/>
+              <w:bottom w:w="80" w:type="dxa"/>
+              <w:right w:w="100" w:type="dxa"/>
+            </w:tcMar>
+            <w:vAlign w:val="center"/>
+          </w:tcPr>
+          <w:p>
+            <w:pPr>
+              <w:rPr>
+                <w:sz w:val="20"/>
+                <w:szCs w:val="20"/>
+              </w:rPr>
+            </w:pPr>
+            <w:r>
+              <w:rPr>
+                <w:sz w:val="20"/>
+                <w:szCs w:val="20"/>
+              </w:rPr>
+              <w:t>714240030</w:t>
             </w:r>
           </w:p>
         </w:tc>
@@ -577,462 +671,9 @@
     </w:tbl>
     <w:p>
       <w:pPr>
-        <w:spacing w:after="200"/>
-      </w:pPr>
-    </w:p>
-    <w:p>
-      <w:pPr>
         <w:spacing w:after="160" w:line="276" w:lineRule="auto"/>
         <w:jc w:val="both"/>
       </w:pPr>
-      <w:proofErr w:type="spellStart"/>
-      <w:r>
-        <w:rPr>
-          <w:i/>
-          <w:iCs/>
-        </w:rPr>
-        <w:t>Catatan</w:t>
-      </w:r>
-      <w:proofErr w:type="spellEnd"/>
-      <w:r>
-        <w:rPr>
-          <w:i/>
-          <w:iCs/>
-        </w:rPr>
-        <w:t xml:space="preserve">: </w:t>
-      </w:r>
-      <w:proofErr w:type="spellStart"/>
-      <w:r>
-        <w:rPr>
-          <w:i/>
-          <w:iCs/>
-        </w:rPr>
-        <w:t>dokumen</w:t>
-      </w:r>
-      <w:proofErr w:type="spellEnd"/>
-      <w:r>
-        <w:rPr>
-          <w:i/>
-          <w:iCs/>
-        </w:rPr>
-        <w:t xml:space="preserve"> </w:t>
-      </w:r>
-      <w:proofErr w:type="spellStart"/>
-      <w:r>
-        <w:rPr>
-          <w:i/>
-          <w:iCs/>
-        </w:rPr>
-        <w:t>ini</w:t>
-      </w:r>
-      <w:proofErr w:type="spellEnd"/>
-      <w:r>
-        <w:rPr>
-          <w:i/>
-          <w:iCs/>
-        </w:rPr>
-        <w:t xml:space="preserve"> </w:t>
-      </w:r>
-      <w:proofErr w:type="spellStart"/>
-      <w:r>
-        <w:rPr>
-          <w:i/>
-          <w:iCs/>
-        </w:rPr>
-        <w:t>adalah</w:t>
-      </w:r>
-      <w:proofErr w:type="spellEnd"/>
-      <w:r>
-        <w:rPr>
-          <w:i/>
-          <w:iCs/>
-        </w:rPr>
-        <w:t xml:space="preserve"> </w:t>
-      </w:r>
-      <w:proofErr w:type="spellStart"/>
-      <w:r>
-        <w:rPr>
-          <w:i/>
-          <w:iCs/>
-        </w:rPr>
-        <w:t>artefak</w:t>
-      </w:r>
-      <w:proofErr w:type="spellEnd"/>
-      <w:r>
-        <w:rPr>
-          <w:i/>
-          <w:iCs/>
-        </w:rPr>
-        <w:t xml:space="preserve"> </w:t>
-      </w:r>
-      <w:proofErr w:type="spellStart"/>
-      <w:r>
-        <w:rPr>
-          <w:i/>
-          <w:iCs/>
-        </w:rPr>
-        <w:t>pembelajaran</w:t>
-      </w:r>
-      <w:proofErr w:type="spellEnd"/>
-      <w:r>
-        <w:rPr>
-          <w:i/>
-          <w:iCs/>
-        </w:rPr>
-        <w:t xml:space="preserve"> </w:t>
-      </w:r>
-      <w:proofErr w:type="spellStart"/>
-      <w:r>
-        <w:rPr>
-          <w:i/>
-          <w:iCs/>
-        </w:rPr>
-        <w:t>praktikum</w:t>
-      </w:r>
-      <w:proofErr w:type="spellEnd"/>
-      <w:r>
-        <w:rPr>
-          <w:i/>
-          <w:iCs/>
-        </w:rPr>
-        <w:t xml:space="preserve"> </w:t>
-      </w:r>
-      <w:proofErr w:type="spellStart"/>
-      <w:r>
-        <w:rPr>
-          <w:i/>
-          <w:iCs/>
-        </w:rPr>
-        <w:t>Rekayasa</w:t>
-      </w:r>
-      <w:proofErr w:type="spellEnd"/>
-      <w:r>
-        <w:rPr>
-          <w:i/>
-          <w:iCs/>
-        </w:rPr>
-        <w:t xml:space="preserve"> </w:t>
-      </w:r>
-      <w:proofErr w:type="spellStart"/>
-      <w:r>
-        <w:rPr>
-          <w:i/>
-          <w:iCs/>
-        </w:rPr>
-        <w:t>Perangkat</w:t>
-      </w:r>
-      <w:proofErr w:type="spellEnd"/>
-      <w:r>
-        <w:rPr>
-          <w:i/>
-          <w:iCs/>
-        </w:rPr>
-        <w:t xml:space="preserve"> Lunak 2. </w:t>
-      </w:r>
-      <w:proofErr w:type="spellStart"/>
-      <w:r>
-        <w:rPr>
-          <w:i/>
-          <w:iCs/>
-        </w:rPr>
-        <w:t>Contoh</w:t>
-      </w:r>
-      <w:proofErr w:type="spellEnd"/>
-      <w:r>
-        <w:rPr>
-          <w:i/>
-          <w:iCs/>
-        </w:rPr>
-        <w:t xml:space="preserve"> refactoring pada </w:t>
-      </w:r>
-      <w:proofErr w:type="spellStart"/>
-      <w:r>
-        <w:rPr>
-          <w:i/>
-          <w:iCs/>
-        </w:rPr>
-        <w:t>bagian</w:t>
-      </w:r>
-      <w:proofErr w:type="spellEnd"/>
-      <w:r>
-        <w:rPr>
-          <w:i/>
-          <w:iCs/>
-        </w:rPr>
-        <w:t xml:space="preserve"> "</w:t>
-      </w:r>
-      <w:proofErr w:type="spellStart"/>
-      <w:r>
-        <w:rPr>
-          <w:i/>
-          <w:iCs/>
-        </w:rPr>
-        <w:t>sesudah</w:t>
-      </w:r>
-      <w:proofErr w:type="spellEnd"/>
-      <w:r>
-        <w:rPr>
-          <w:i/>
-          <w:iCs/>
-        </w:rPr>
-        <w:t xml:space="preserve"> refactoring" </w:t>
-      </w:r>
-      <w:proofErr w:type="spellStart"/>
-      <w:r>
-        <w:rPr>
-          <w:i/>
-          <w:iCs/>
-        </w:rPr>
-        <w:t>ditulis</w:t>
-      </w:r>
-      <w:proofErr w:type="spellEnd"/>
-      <w:r>
-        <w:rPr>
-          <w:i/>
-          <w:iCs/>
-        </w:rPr>
-        <w:t xml:space="preserve"> </w:t>
-      </w:r>
-      <w:proofErr w:type="spellStart"/>
-      <w:r>
-        <w:rPr>
-          <w:i/>
-          <w:iCs/>
-        </w:rPr>
-        <w:t>sebagai</w:t>
-      </w:r>
-      <w:proofErr w:type="spellEnd"/>
-      <w:r>
-        <w:rPr>
-          <w:i/>
-          <w:iCs/>
-        </w:rPr>
-        <w:t xml:space="preserve"> </w:t>
-      </w:r>
-      <w:proofErr w:type="spellStart"/>
-      <w:r>
-        <w:rPr>
-          <w:i/>
-          <w:iCs/>
-        </w:rPr>
-        <w:t>rancangan</w:t>
-      </w:r>
-      <w:proofErr w:type="spellEnd"/>
-      <w:r>
-        <w:rPr>
-          <w:i/>
-          <w:iCs/>
-        </w:rPr>
-        <w:t xml:space="preserve"> </w:t>
-      </w:r>
-      <w:proofErr w:type="spellStart"/>
-      <w:r>
-        <w:rPr>
-          <w:i/>
-          <w:iCs/>
-        </w:rPr>
-        <w:t>edukatif</w:t>
-      </w:r>
-      <w:proofErr w:type="spellEnd"/>
-      <w:r>
-        <w:rPr>
-          <w:i/>
-          <w:iCs/>
-        </w:rPr>
-        <w:t xml:space="preserve"> </w:t>
-      </w:r>
-      <w:proofErr w:type="spellStart"/>
-      <w:r>
-        <w:rPr>
-          <w:i/>
-          <w:iCs/>
-        </w:rPr>
-        <w:t>untuk</w:t>
-      </w:r>
-      <w:proofErr w:type="spellEnd"/>
-      <w:r>
-        <w:rPr>
-          <w:i/>
-          <w:iCs/>
-        </w:rPr>
-        <w:t xml:space="preserve"> </w:t>
-      </w:r>
-      <w:proofErr w:type="spellStart"/>
-      <w:r>
-        <w:rPr>
-          <w:i/>
-          <w:iCs/>
-        </w:rPr>
-        <w:t>dikerjakan</w:t>
-      </w:r>
-      <w:proofErr w:type="spellEnd"/>
-      <w:r>
-        <w:rPr>
-          <w:i/>
-          <w:iCs/>
-        </w:rPr>
-        <w:t xml:space="preserve"> pada branch/</w:t>
-      </w:r>
-      <w:proofErr w:type="spellStart"/>
-      <w:r>
-        <w:rPr>
-          <w:i/>
-          <w:iCs/>
-        </w:rPr>
-        <w:t>salinan</w:t>
-      </w:r>
-      <w:proofErr w:type="spellEnd"/>
-      <w:r>
-        <w:rPr>
-          <w:i/>
-          <w:iCs/>
-        </w:rPr>
-        <w:t xml:space="preserve"> </w:t>
-      </w:r>
-      <w:proofErr w:type="spellStart"/>
-      <w:r>
-        <w:rPr>
-          <w:i/>
-          <w:iCs/>
-        </w:rPr>
-        <w:t>latihan</w:t>
-      </w:r>
-      <w:proofErr w:type="spellEnd"/>
-      <w:r>
-        <w:rPr>
-          <w:i/>
-          <w:iCs/>
-        </w:rPr>
-        <w:t xml:space="preserve">, dan </w:t>
-      </w:r>
-      <w:proofErr w:type="spellStart"/>
-      <w:r>
-        <w:rPr>
-          <w:i/>
-          <w:iCs/>
-        </w:rPr>
-        <w:t>tidak</w:t>
-      </w:r>
-      <w:proofErr w:type="spellEnd"/>
-      <w:r>
-        <w:rPr>
-          <w:i/>
-          <w:iCs/>
-        </w:rPr>
-        <w:t xml:space="preserve"> </w:t>
-      </w:r>
-      <w:proofErr w:type="spellStart"/>
-      <w:r>
-        <w:rPr>
-          <w:i/>
-          <w:iCs/>
-        </w:rPr>
-        <w:t>mengubah</w:t>
-      </w:r>
-      <w:proofErr w:type="spellEnd"/>
-      <w:r>
-        <w:rPr>
-          <w:i/>
-          <w:iCs/>
-        </w:rPr>
-        <w:t xml:space="preserve"> </w:t>
-      </w:r>
-      <w:proofErr w:type="spellStart"/>
-      <w:r>
-        <w:rPr>
-          <w:i/>
-          <w:iCs/>
-        </w:rPr>
-        <w:t>kode</w:t>
-      </w:r>
-      <w:proofErr w:type="spellEnd"/>
-      <w:r>
-        <w:rPr>
-          <w:i/>
-          <w:iCs/>
-        </w:rPr>
-        <w:t xml:space="preserve"> </w:t>
-      </w:r>
-      <w:proofErr w:type="spellStart"/>
-      <w:r>
-        <w:rPr>
-          <w:i/>
-          <w:iCs/>
-        </w:rPr>
-        <w:t>aplikasi</w:t>
-      </w:r>
-      <w:proofErr w:type="spellEnd"/>
-      <w:r>
-        <w:rPr>
-          <w:i/>
-          <w:iCs/>
-        </w:rPr>
-        <w:t xml:space="preserve"> </w:t>
-      </w:r>
-      <w:proofErr w:type="spellStart"/>
-      <w:r>
-        <w:rPr>
-          <w:i/>
-          <w:iCs/>
-        </w:rPr>
-        <w:t>produksi</w:t>
-      </w:r>
-      <w:proofErr w:type="spellEnd"/>
-      <w:r>
-        <w:rPr>
-          <w:i/>
-          <w:iCs/>
-        </w:rPr>
-        <w:t xml:space="preserve"> </w:t>
-      </w:r>
-      <w:proofErr w:type="spellStart"/>
-      <w:r>
-        <w:rPr>
-          <w:i/>
-          <w:iCs/>
-        </w:rPr>
-        <w:t>PasarKita</w:t>
-      </w:r>
-      <w:proofErr w:type="spellEnd"/>
-      <w:r>
-        <w:rPr>
-          <w:i/>
-          <w:iCs/>
-        </w:rPr>
-        <w:t xml:space="preserve"> </w:t>
-      </w:r>
-      <w:proofErr w:type="spellStart"/>
-      <w:r>
-        <w:rPr>
-          <w:i/>
-          <w:iCs/>
-        </w:rPr>
-        <w:t>secara</w:t>
-      </w:r>
-      <w:proofErr w:type="spellEnd"/>
-      <w:r>
-        <w:rPr>
-          <w:i/>
-          <w:iCs/>
-        </w:rPr>
-        <w:t xml:space="preserve"> </w:t>
-      </w:r>
-      <w:proofErr w:type="spellStart"/>
-      <w:r>
-        <w:rPr>
-          <w:i/>
-          <w:iCs/>
-        </w:rPr>
-        <w:t>langsung</w:t>
-      </w:r>
-      <w:proofErr w:type="spellEnd"/>
-      <w:r>
-        <w:rPr>
-          <w:i/>
-          <w:iCs/>
-        </w:rPr>
-        <w:t>.</w:t>
-      </w:r>
     </w:p>
     <w:p>
       <w:r>
@@ -1083,12 +724,6 @@
         <w:gridCol w:w="6800"/>
       </w:tblGrid>
       <w:tr>
-        <w:tblPrEx>
-          <w:tblCellMar>
-            <w:top w:w="0" w:type="dxa"/>
-            <w:bottom w:w="0" w:type="dxa"/>
-          </w:tblCellMar>
-        </w:tblPrEx>
         <w:trPr>
           <w:tblHeader/>
         </w:trPr>
@@ -1146,12 +781,6 @@
         </w:tc>
       </w:tr>
       <w:tr>
-        <w:tblPrEx>
-          <w:tblCellMar>
-            <w:top w:w="0" w:type="dxa"/>
-            <w:bottom w:w="0" w:type="dxa"/>
-          </w:tblCellMar>
-        </w:tblPrEx>
         <w:tc>
           <w:tcPr>
             <w:tcW w:w="3000" w:type="dxa"/>
@@ -1198,12 +827,6 @@
         </w:tc>
       </w:tr>
       <w:tr>
-        <w:tblPrEx>
-          <w:tblCellMar>
-            <w:top w:w="0" w:type="dxa"/>
-            <w:bottom w:w="0" w:type="dxa"/>
-          </w:tblCellMar>
-        </w:tblPrEx>
         <w:tc>
           <w:tcPr>
             <w:tcW w:w="3000" w:type="dxa"/>
@@ -1248,12 +871,6 @@
         </w:tc>
       </w:tr>
       <w:tr>
-        <w:tblPrEx>
-          <w:tblCellMar>
-            <w:top w:w="0" w:type="dxa"/>
-            <w:bottom w:w="0" w:type="dxa"/>
-          </w:tblCellMar>
-        </w:tblPrEx>
         <w:tc>
           <w:tcPr>
             <w:tcW w:w="3000" w:type="dxa"/>
@@ -1323,12 +940,6 @@
         </w:tc>
       </w:tr>
       <w:tr>
-        <w:tblPrEx>
-          <w:tblCellMar>
-            <w:top w:w="0" w:type="dxa"/>
-            <w:bottom w:w="0" w:type="dxa"/>
-          </w:tblCellMar>
-        </w:tblPrEx>
         <w:tc>
           <w:tcPr>
             <w:tcW w:w="3000" w:type="dxa"/>
@@ -1391,12 +1002,6 @@
         </w:tc>
       </w:tr>
       <w:tr>
-        <w:tblPrEx>
-          <w:tblCellMar>
-            <w:top w:w="0" w:type="dxa"/>
-            <w:bottom w:w="0" w:type="dxa"/>
-          </w:tblCellMar>
-        </w:tblPrEx>
         <w:tc>
           <w:tcPr>
             <w:tcW w:w="3000" w:type="dxa"/>
@@ -1439,41 +1044,33 @@
             <w:vAlign w:val="center"/>
           </w:tcPr>
           <w:p>
-            <w:proofErr w:type="spellStart"/>
-            <w:r>
-              <w:rPr>
-                <w:sz w:val="20"/>
-                <w:szCs w:val="20"/>
-              </w:rPr>
-              <w:t>Diisi</w:t>
-            </w:r>
-            <w:proofErr w:type="spellEnd"/>
-            <w:r>
-              <w:rPr>
-                <w:sz w:val="20"/>
-                <w:szCs w:val="20"/>
-              </w:rPr>
-              <w:t xml:space="preserve"> oleh </w:t>
-            </w:r>
-            <w:proofErr w:type="spellStart"/>
-            <w:r>
-              <w:rPr>
-                <w:sz w:val="20"/>
-                <w:szCs w:val="20"/>
-              </w:rPr>
-              <w:t>mahasiswa</w:t>
-            </w:r>
-            <w:proofErr w:type="spellEnd"/>
+            <w:r>
+              <w:rPr>
+                <w:sz w:val="20"/>
+                <w:szCs w:val="20"/>
+              </w:rPr>
+              <w:t xml:space="preserve">[Nama </w:t>
+            </w:r>
+            <w:proofErr w:type="spellStart"/>
+            <w:r>
+              <w:rPr>
+                <w:sz w:val="20"/>
+                <w:szCs w:val="20"/>
+              </w:rPr>
+              <w:t>Kelompok</w:t>
+            </w:r>
+            <w:proofErr w:type="spellEnd"/>
+            <w:r>
+              <w:rPr>
+                <w:sz w:val="20"/>
+                <w:szCs w:val="20"/>
+              </w:rPr>
+              <w:t xml:space="preserve"> Anda]</w:t>
+            </w:r>
           </w:p>
         </w:tc>
       </w:tr>
       <w:tr>
-        <w:tblPrEx>
-          <w:tblCellMar>
-            <w:top w:w="0" w:type="dxa"/>
-            <w:bottom w:w="0" w:type="dxa"/>
-          </w:tblCellMar>
-        </w:tblPrEx>
         <w:tc>
           <w:tcPr>
             <w:tcW w:w="3000" w:type="dxa"/>
@@ -1525,41 +1122,49 @@
             <w:vAlign w:val="center"/>
           </w:tcPr>
           <w:p>
-            <w:proofErr w:type="spellStart"/>
-            <w:r>
-              <w:rPr>
-                <w:sz w:val="20"/>
-                <w:szCs w:val="20"/>
-              </w:rPr>
-              <w:t>Diisi</w:t>
-            </w:r>
-            <w:proofErr w:type="spellEnd"/>
-            <w:r>
-              <w:rPr>
-                <w:sz w:val="20"/>
-                <w:szCs w:val="20"/>
-              </w:rPr>
-              <w:t xml:space="preserve"> oleh </w:t>
-            </w:r>
-            <w:proofErr w:type="spellStart"/>
-            <w:r>
-              <w:rPr>
-                <w:sz w:val="20"/>
-                <w:szCs w:val="20"/>
-              </w:rPr>
-              <w:t>mahasiswa</w:t>
-            </w:r>
-            <w:proofErr w:type="spellEnd"/>
+            <w:r>
+              <w:rPr>
+                <w:sz w:val="20"/>
+                <w:szCs w:val="20"/>
+              </w:rPr>
+              <w:t>[</w:t>
+            </w:r>
+            <w:proofErr w:type="spellStart"/>
+            <w:r>
+              <w:rPr>
+                <w:sz w:val="20"/>
+                <w:szCs w:val="20"/>
+              </w:rPr>
+              <w:t>Anggota</w:t>
+            </w:r>
+            <w:proofErr w:type="spellEnd"/>
+            <w:r>
+              <w:rPr>
+                <w:sz w:val="20"/>
+                <w:szCs w:val="20"/>
+              </w:rPr>
+              <w:t xml:space="preserve"> </w:t>
+            </w:r>
+            <w:proofErr w:type="spellStart"/>
+            <w:r>
+              <w:rPr>
+                <w:sz w:val="20"/>
+                <w:szCs w:val="20"/>
+              </w:rPr>
+              <w:t>Kelompok</w:t>
+            </w:r>
+            <w:proofErr w:type="spellEnd"/>
+            <w:r>
+              <w:rPr>
+                <w:sz w:val="20"/>
+                <w:szCs w:val="20"/>
+              </w:rPr>
+              <w:t xml:space="preserve"> Anda]</w:t>
+            </w:r>
           </w:p>
         </w:tc>
       </w:tr>
       <w:tr>
-        <w:tblPrEx>
-          <w:tblCellMar>
-            <w:top w:w="0" w:type="dxa"/>
-            <w:bottom w:w="0" w:type="dxa"/>
-          </w:tblCellMar>
-        </w:tblPrEx>
         <w:tc>
           <w:tcPr>
             <w:tcW w:w="3000" w:type="dxa"/>
@@ -1604,12 +1209,6 @@
         </w:tc>
       </w:tr>
       <w:tr>
-        <w:tblPrEx>
-          <w:tblCellMar>
-            <w:top w:w="0" w:type="dxa"/>
-            <w:bottom w:w="0" w:type="dxa"/>
-          </w:tblCellMar>
-        </w:tblPrEx>
         <w:tc>
           <w:tcPr>
             <w:tcW w:w="3000" w:type="dxa"/>
@@ -1752,12 +1351,6 @@
         </w:tc>
       </w:tr>
       <w:tr>
-        <w:tblPrEx>
-          <w:tblCellMar>
-            <w:top w:w="0" w:type="dxa"/>
-            <w:bottom w:w="0" w:type="dxa"/>
-          </w:tblCellMar>
-        </w:tblPrEx>
         <w:tc>
           <w:tcPr>
             <w:tcW w:w="3000" w:type="dxa"/>
@@ -1809,31 +1402,13 @@
             <w:vAlign w:val="center"/>
           </w:tcPr>
           <w:p>
-            <w:proofErr w:type="spellStart"/>
-            <w:r>
-              <w:rPr>
-                <w:sz w:val="20"/>
-                <w:szCs w:val="20"/>
-              </w:rPr>
-              <w:t>Diisi</w:t>
-            </w:r>
-            <w:proofErr w:type="spellEnd"/>
-            <w:r>
-              <w:rPr>
-                <w:sz w:val="20"/>
-                <w:szCs w:val="20"/>
-              </w:rPr>
-              <w:t xml:space="preserve"> oleh </w:t>
-            </w:r>
-            <w:proofErr w:type="spellStart"/>
-            <w:r>
-              <w:rPr>
-                <w:sz w:val="20"/>
-                <w:szCs w:val="20"/>
-              </w:rPr>
-              <w:t>mahasiswa</w:t>
-            </w:r>
-            <w:proofErr w:type="spellEnd"/>
+            <w:r>
+              <w:rPr>
+                <w:sz w:val="20"/>
+                <w:szCs w:val="20"/>
+              </w:rPr>
+              <w:t>07 Juli 2026</w:t>
+            </w:r>
           </w:p>
         </w:tc>
       </w:tr>
@@ -2428,12 +2003,6 @@
         <w:gridCol w:w="4634"/>
       </w:tblGrid>
       <w:tr>
-        <w:tblPrEx>
-          <w:tblCellMar>
-            <w:top w:w="0" w:type="dxa"/>
-            <w:bottom w:w="0" w:type="dxa"/>
-          </w:tblCellMar>
-        </w:tblPrEx>
         <w:trPr>
           <w:tblHeader/>
         </w:trPr>
@@ -2514,12 +2083,6 @@
         </w:tc>
       </w:tr>
       <w:tr>
-        <w:tblPrEx>
-          <w:tblCellMar>
-            <w:top w:w="0" w:type="dxa"/>
-            <w:bottom w:w="0" w:type="dxa"/>
-          </w:tblCellMar>
-        </w:tblPrEx>
         <w:tc>
           <w:tcPr>
             <w:tcW w:w="700" w:type="dxa"/>
@@ -2619,12 +2182,6 @@
         </w:tc>
       </w:tr>
       <w:tr>
-        <w:tblPrEx>
-          <w:tblCellMar>
-            <w:top w:w="0" w:type="dxa"/>
-            <w:bottom w:w="0" w:type="dxa"/>
-          </w:tblCellMar>
-        </w:tblPrEx>
         <w:tc>
           <w:tcPr>
             <w:tcW w:w="700" w:type="dxa"/>
@@ -2779,12 +2336,6 @@
         </w:tc>
       </w:tr>
       <w:tr>
-        <w:tblPrEx>
-          <w:tblCellMar>
-            <w:top w:w="0" w:type="dxa"/>
-            <w:bottom w:w="0" w:type="dxa"/>
-          </w:tblCellMar>
-        </w:tblPrEx>
         <w:tc>
           <w:tcPr>
             <w:tcW w:w="700" w:type="dxa"/>
@@ -2900,12 +2451,6 @@
         </w:tc>
       </w:tr>
       <w:tr>
-        <w:tblPrEx>
-          <w:tblCellMar>
-            <w:top w:w="0" w:type="dxa"/>
-            <w:bottom w:w="0" w:type="dxa"/>
-          </w:tblCellMar>
-        </w:tblPrEx>
         <w:tc>
           <w:tcPr>
             <w:tcW w:w="700" w:type="dxa"/>
@@ -3028,12 +2573,6 @@
         </w:tc>
       </w:tr>
       <w:tr>
-        <w:tblPrEx>
-          <w:tblCellMar>
-            <w:top w:w="0" w:type="dxa"/>
-            <w:bottom w:w="0" w:type="dxa"/>
-          </w:tblCellMar>
-        </w:tblPrEx>
         <w:tc>
           <w:tcPr>
             <w:tcW w:w="700" w:type="dxa"/>
@@ -3140,12 +2679,6 @@
         </w:tc>
       </w:tr>
       <w:tr>
-        <w:tblPrEx>
-          <w:tblCellMar>
-            <w:top w:w="0" w:type="dxa"/>
-            <w:bottom w:w="0" w:type="dxa"/>
-          </w:tblCellMar>
-        </w:tblPrEx>
         <w:tc>
           <w:tcPr>
             <w:tcW w:w="700" w:type="dxa"/>
@@ -3284,12 +2817,6 @@
         </w:tc>
       </w:tr>
       <w:tr>
-        <w:tblPrEx>
-          <w:tblCellMar>
-            <w:top w:w="0" w:type="dxa"/>
-            <w:bottom w:w="0" w:type="dxa"/>
-          </w:tblCellMar>
-        </w:tblPrEx>
         <w:tc>
           <w:tcPr>
             <w:tcW w:w="700" w:type="dxa"/>
@@ -3437,12 +2964,6 @@
         </w:tc>
       </w:tr>
       <w:tr>
-        <w:tblPrEx>
-          <w:tblCellMar>
-            <w:top w:w="0" w:type="dxa"/>
-            <w:bottom w:w="0" w:type="dxa"/>
-          </w:tblCellMar>
-        </w:tblPrEx>
         <w:tc>
           <w:tcPr>
             <w:tcW w:w="700" w:type="dxa"/>
@@ -4498,12 +4019,6 @@
         <w:gridCol w:w="2600"/>
       </w:tblGrid>
       <w:tr>
-        <w:tblPrEx>
-          <w:tblCellMar>
-            <w:top w:w="0" w:type="dxa"/>
-            <w:bottom w:w="0" w:type="dxa"/>
-          </w:tblCellMar>
-        </w:tblPrEx>
         <w:trPr>
           <w:tblHeader/>
         </w:trPr>
@@ -4621,12 +4136,6 @@
         </w:tc>
       </w:tr>
       <w:tr>
-        <w:tblPrEx>
-          <w:tblCellMar>
-            <w:top w:w="0" w:type="dxa"/>
-            <w:bottom w:w="0" w:type="dxa"/>
-          </w:tblCellMar>
-        </w:tblPrEx>
         <w:tc>
           <w:tcPr>
             <w:tcW w:w="500" w:type="dxa"/>
@@ -4722,7 +4231,7 @@
                 <w:sz w:val="20"/>
                 <w:szCs w:val="20"/>
               </w:rPr>
-              <w:t>__</w:t>
+              <w:t>_</w:t>
             </w:r>
             <w:proofErr w:type="gramStart"/>
             <w:r>
@@ -4918,12 +4427,6 @@
         </w:tc>
       </w:tr>
       <w:tr>
-        <w:tblPrEx>
-          <w:tblCellMar>
-            <w:top w:w="0" w:type="dxa"/>
-            <w:bottom w:w="0" w:type="dxa"/>
-          </w:tblCellMar>
-        </w:tblPrEx>
         <w:tc>
           <w:tcPr>
             <w:tcW w:w="500" w:type="dxa"/>
@@ -5158,12 +4661,6 @@
         </w:tc>
       </w:tr>
       <w:tr>
-        <w:tblPrEx>
-          <w:tblCellMar>
-            <w:top w:w="0" w:type="dxa"/>
-            <w:bottom w:w="0" w:type="dxa"/>
-          </w:tblCellMar>
-        </w:tblPrEx>
         <w:tc>
           <w:tcPr>
             <w:tcW w:w="500" w:type="dxa"/>
@@ -5398,12 +4895,6 @@
         </w:tc>
       </w:tr>
       <w:tr>
-        <w:tblPrEx>
-          <w:tblCellMar>
-            <w:top w:w="0" w:type="dxa"/>
-            <w:bottom w:w="0" w:type="dxa"/>
-          </w:tblCellMar>
-        </w:tblPrEx>
         <w:tc>
           <w:tcPr>
             <w:tcW w:w="500" w:type="dxa"/>
@@ -5630,12 +5121,6 @@
         </w:tc>
       </w:tr>
       <w:tr>
-        <w:tblPrEx>
-          <w:tblCellMar>
-            <w:top w:w="0" w:type="dxa"/>
-            <w:bottom w:w="0" w:type="dxa"/>
-          </w:tblCellMar>
-        </w:tblPrEx>
         <w:tc>
           <w:tcPr>
             <w:tcW w:w="500" w:type="dxa"/>
@@ -7204,12 +6689,6 @@
         <w:gridCol w:w="3400"/>
       </w:tblGrid>
       <w:tr>
-        <w:tblPrEx>
-          <w:tblCellMar>
-            <w:top w:w="0" w:type="dxa"/>
-            <w:bottom w:w="0" w:type="dxa"/>
-          </w:tblCellMar>
-        </w:tblPrEx>
         <w:trPr>
           <w:tblHeader/>
         </w:trPr>
@@ -7316,12 +6795,6 @@
         </w:tc>
       </w:tr>
       <w:tr>
-        <w:tblPrEx>
-          <w:tblCellMar>
-            <w:top w:w="0" w:type="dxa"/>
-            <w:bottom w:w="0" w:type="dxa"/>
-          </w:tblCellMar>
-        </w:tblPrEx>
         <w:tc>
           <w:tcPr>
             <w:tcW w:w="2200" w:type="dxa"/>
@@ -7430,12 +6903,6 @@
         </w:tc>
       </w:tr>
       <w:tr>
-        <w:tblPrEx>
-          <w:tblCellMar>
-            <w:top w:w="0" w:type="dxa"/>
-            <w:bottom w:w="0" w:type="dxa"/>
-          </w:tblCellMar>
-        </w:tblPrEx>
         <w:tc>
           <w:tcPr>
             <w:tcW w:w="2200" w:type="dxa"/>
@@ -7599,12 +7066,6 @@
         </w:tc>
       </w:tr>
       <w:tr>
-        <w:tblPrEx>
-          <w:tblCellMar>
-            <w:top w:w="0" w:type="dxa"/>
-            <w:bottom w:w="0" w:type="dxa"/>
-          </w:tblCellMar>
-        </w:tblPrEx>
         <w:tc>
           <w:tcPr>
             <w:tcW w:w="2200" w:type="dxa"/>
@@ -7810,12 +7271,6 @@
         </w:tc>
       </w:tr>
       <w:tr>
-        <w:tblPrEx>
-          <w:tblCellMar>
-            <w:top w:w="0" w:type="dxa"/>
-            <w:bottom w:w="0" w:type="dxa"/>
-          </w:tblCellMar>
-        </w:tblPrEx>
         <w:tc>
           <w:tcPr>
             <w:tcW w:w="2200" w:type="dxa"/>
@@ -7972,12 +7427,6 @@
         </w:tc>
       </w:tr>
       <w:tr>
-        <w:tblPrEx>
-          <w:tblCellMar>
-            <w:top w:w="0" w:type="dxa"/>
-            <w:bottom w:w="0" w:type="dxa"/>
-          </w:tblCellMar>
-        </w:tblPrEx>
         <w:tc>
           <w:tcPr>
             <w:tcW w:w="2200" w:type="dxa"/>
@@ -8223,12 +7672,6 @@
         </w:tc>
       </w:tr>
       <w:tr>
-        <w:tblPrEx>
-          <w:tblCellMar>
-            <w:top w:w="0" w:type="dxa"/>
-            <w:bottom w:w="0" w:type="dxa"/>
-          </w:tblCellMar>
-        </w:tblPrEx>
         <w:tc>
           <w:tcPr>
             <w:tcW w:w="2200" w:type="dxa"/>
@@ -8351,12 +7794,6 @@
         </w:tc>
       </w:tr>
       <w:tr>
-        <w:tblPrEx>
-          <w:tblCellMar>
-            <w:top w:w="0" w:type="dxa"/>
-            <w:bottom w:w="0" w:type="dxa"/>
-          </w:tblCellMar>
-        </w:tblPrEx>
         <w:tc>
           <w:tcPr>
             <w:tcW w:w="2200" w:type="dxa"/>
@@ -8948,12 +8385,6 @@
         <w:gridCol w:w="1986"/>
       </w:tblGrid>
       <w:tr>
-        <w:tblPrEx>
-          <w:tblCellMar>
-            <w:top w:w="0" w:type="dxa"/>
-            <w:bottom w:w="0" w:type="dxa"/>
-          </w:tblCellMar>
-        </w:tblPrEx>
         <w:trPr>
           <w:tblHeader/>
         </w:trPr>
@@ -9144,12 +8575,6 @@
         </w:tc>
       </w:tr>
       <w:tr>
-        <w:tblPrEx>
-          <w:tblCellMar>
-            <w:top w:w="0" w:type="dxa"/>
-            <w:bottom w:w="0" w:type="dxa"/>
-          </w:tblCellMar>
-        </w:tblPrEx>
         <w:tc>
           <w:tcPr>
             <w:tcW w:w="500" w:type="dxa"/>
@@ -9206,7 +8631,7 @@
                 <w:sz w:val="20"/>
                 <w:szCs w:val="20"/>
               </w:rPr>
-              <w:t>__</w:t>
+              <w:t>_</w:t>
             </w:r>
             <w:proofErr w:type="gramStart"/>
             <w:r>
@@ -9453,12 +8878,6 @@
         </w:tc>
       </w:tr>
       <w:tr>
-        <w:tblPrEx>
-          <w:tblCellMar>
-            <w:top w:w="0" w:type="dxa"/>
-            <w:bottom w:w="0" w:type="dxa"/>
-          </w:tblCellMar>
-        </w:tblPrEx>
         <w:tc>
           <w:tcPr>
             <w:tcW w:w="500" w:type="dxa"/>
@@ -9828,12 +9247,6 @@
         </w:tc>
       </w:tr>
       <w:tr>
-        <w:tblPrEx>
-          <w:tblCellMar>
-            <w:top w:w="0" w:type="dxa"/>
-            <w:bottom w:w="0" w:type="dxa"/>
-          </w:tblCellMar>
-        </w:tblPrEx>
         <w:tc>
           <w:tcPr>
             <w:tcW w:w="500" w:type="dxa"/>
@@ -10048,12 +9461,6 @@
         </w:tc>
       </w:tr>
       <w:tr>
-        <w:tblPrEx>
-          <w:tblCellMar>
-            <w:top w:w="0" w:type="dxa"/>
-            <w:bottom w:w="0" w:type="dxa"/>
-          </w:tblCellMar>
-        </w:tblPrEx>
         <w:tc>
           <w:tcPr>
             <w:tcW w:w="500" w:type="dxa"/>
@@ -10382,12 +9789,6 @@
         </w:tc>
       </w:tr>
       <w:tr>
-        <w:tblPrEx>
-          <w:tblCellMar>
-            <w:top w:w="0" w:type="dxa"/>
-            <w:bottom w:w="0" w:type="dxa"/>
-          </w:tblCellMar>
-        </w:tblPrEx>
         <w:tc>
           <w:tcPr>
             <w:tcW w:w="500" w:type="dxa"/>
@@ -27615,12 +27016,6 @@
         <w:gridCol w:w="1900"/>
       </w:tblGrid>
       <w:tr>
-        <w:tblPrEx>
-          <w:tblCellMar>
-            <w:top w:w="0" w:type="dxa"/>
-            <w:bottom w:w="0" w:type="dxa"/>
-          </w:tblCellMar>
-        </w:tblPrEx>
         <w:trPr>
           <w:tblHeader/>
         </w:trPr>
@@ -27788,12 +27183,6 @@
         </w:tc>
       </w:tr>
       <w:tr>
-        <w:tblPrEx>
-          <w:tblCellMar>
-            <w:top w:w="0" w:type="dxa"/>
-            <w:bottom w:w="0" w:type="dxa"/>
-          </w:tblCellMar>
-        </w:tblPrEx>
         <w:tc>
           <w:tcPr>
             <w:tcW w:w="1300" w:type="dxa"/>
@@ -28099,12 +27488,6 @@
         </w:tc>
       </w:tr>
       <w:tr>
-        <w:tblPrEx>
-          <w:tblCellMar>
-            <w:top w:w="0" w:type="dxa"/>
-            <w:bottom w:w="0" w:type="dxa"/>
-          </w:tblCellMar>
-        </w:tblPrEx>
         <w:tc>
           <w:tcPr>
             <w:tcW w:w="1300" w:type="dxa"/>
@@ -28483,12 +27866,6 @@
         </w:tc>
       </w:tr>
       <w:tr>
-        <w:tblPrEx>
-          <w:tblCellMar>
-            <w:top w:w="0" w:type="dxa"/>
-            <w:bottom w:w="0" w:type="dxa"/>
-          </w:tblCellMar>
-        </w:tblPrEx>
         <w:tc>
           <w:tcPr>
             <w:tcW w:w="1300" w:type="dxa"/>
@@ -28883,12 +28260,6 @@
         </w:tc>
       </w:tr>
       <w:tr>
-        <w:tblPrEx>
-          <w:tblCellMar>
-            <w:top w:w="0" w:type="dxa"/>
-            <w:bottom w:w="0" w:type="dxa"/>
-          </w:tblCellMar>
-        </w:tblPrEx>
         <w:tc>
           <w:tcPr>
             <w:tcW w:w="1300" w:type="dxa"/>
@@ -29258,12 +28629,6 @@
         </w:tc>
       </w:tr>
       <w:tr>
-        <w:tblPrEx>
-          <w:tblCellMar>
-            <w:top w:w="0" w:type="dxa"/>
-            <w:bottom w:w="0" w:type="dxa"/>
-          </w:tblCellMar>
-        </w:tblPrEx>
         <w:tc>
           <w:tcPr>
             <w:tcW w:w="1300" w:type="dxa"/>
@@ -29748,12 +29113,6 @@
         <w:gridCol w:w="2200"/>
       </w:tblGrid>
       <w:tr>
-        <w:tblPrEx>
-          <w:tblCellMar>
-            <w:top w:w="0" w:type="dxa"/>
-            <w:bottom w:w="0" w:type="dxa"/>
-          </w:tblCellMar>
-        </w:tblPrEx>
         <w:trPr>
           <w:tblHeader/>
         </w:trPr>
@@ -29899,12 +29258,6 @@
         </w:tc>
       </w:tr>
       <w:tr>
-        <w:tblPrEx>
-          <w:tblCellMar>
-            <w:top w:w="0" w:type="dxa"/>
-            <w:bottom w:w="0" w:type="dxa"/>
-          </w:tblCellMar>
-        </w:tblPrEx>
         <w:tc>
           <w:tcPr>
             <w:tcW w:w="1900" w:type="dxa"/>
@@ -30452,12 +29805,6 @@
         </w:tc>
       </w:tr>
       <w:tr>
-        <w:tblPrEx>
-          <w:tblCellMar>
-            <w:top w:w="0" w:type="dxa"/>
-            <w:bottom w:w="0" w:type="dxa"/>
-          </w:tblCellMar>
-        </w:tblPrEx>
         <w:tc>
           <w:tcPr>
             <w:tcW w:w="1900" w:type="dxa"/>
@@ -30778,12 +30125,6 @@
         </w:tc>
       </w:tr>
       <w:tr>
-        <w:tblPrEx>
-          <w:tblCellMar>
-            <w:top w:w="0" w:type="dxa"/>
-            <w:bottom w:w="0" w:type="dxa"/>
-          </w:tblCellMar>
-        </w:tblPrEx>
         <w:tc>
           <w:tcPr>
             <w:tcW w:w="1900" w:type="dxa"/>
@@ -31027,12 +30368,6 @@
         </w:tc>
       </w:tr>
       <w:tr>
-        <w:tblPrEx>
-          <w:tblCellMar>
-            <w:top w:w="0" w:type="dxa"/>
-            <w:bottom w:w="0" w:type="dxa"/>
-          </w:tblCellMar>
-        </w:tblPrEx>
         <w:tc>
           <w:tcPr>
             <w:tcW w:w="1900" w:type="dxa"/>
@@ -31235,12 +30570,6 @@
         </w:tc>
       </w:tr>
       <w:tr>
-        <w:tblPrEx>
-          <w:tblCellMar>
-            <w:top w:w="0" w:type="dxa"/>
-            <w:bottom w:w="0" w:type="dxa"/>
-          </w:tblCellMar>
-        </w:tblPrEx>
         <w:tc>
           <w:tcPr>
             <w:tcW w:w="1900" w:type="dxa"/>
@@ -31677,12 +31006,6 @@
         </w:tc>
       </w:tr>
       <w:tr>
-        <w:tblPrEx>
-          <w:tblCellMar>
-            <w:top w:w="0" w:type="dxa"/>
-            <w:bottom w:w="0" w:type="dxa"/>
-          </w:tblCellMar>
-        </w:tblPrEx>
         <w:tc>
           <w:tcPr>
             <w:tcW w:w="1900" w:type="dxa"/>
@@ -32825,12 +32148,6 @@
         <w:gridCol w:w="3500"/>
       </w:tblGrid>
       <w:tr>
-        <w:tblPrEx>
-          <w:tblCellMar>
-            <w:top w:w="0" w:type="dxa"/>
-            <w:bottom w:w="0" w:type="dxa"/>
-          </w:tblCellMar>
-        </w:tblPrEx>
         <w:trPr>
           <w:tblHeader/>
         </w:trPr>
@@ -32937,12 +32254,6 @@
         </w:tc>
       </w:tr>
       <w:tr>
-        <w:tblPrEx>
-          <w:tblCellMar>
-            <w:top w:w="0" w:type="dxa"/>
-            <w:bottom w:w="0" w:type="dxa"/>
-          </w:tblCellMar>
-        </w:tblPrEx>
         <w:tc>
           <w:tcPr>
             <w:tcW w:w="1900" w:type="dxa"/>
@@ -33195,12 +32506,6 @@
         </w:tc>
       </w:tr>
       <w:tr>
-        <w:tblPrEx>
-          <w:tblCellMar>
-            <w:top w:w="0" w:type="dxa"/>
-            <w:bottom w:w="0" w:type="dxa"/>
-          </w:tblCellMar>
-        </w:tblPrEx>
         <w:tc>
           <w:tcPr>
             <w:tcW w:w="1900" w:type="dxa"/>
@@ -33398,12 +32703,6 @@
         </w:tc>
       </w:tr>
       <w:tr>
-        <w:tblPrEx>
-          <w:tblCellMar>
-            <w:top w:w="0" w:type="dxa"/>
-            <w:bottom w:w="0" w:type="dxa"/>
-          </w:tblCellMar>
-        </w:tblPrEx>
         <w:tc>
           <w:tcPr>
             <w:tcW w:w="1900" w:type="dxa"/>
@@ -33640,12 +32939,6 @@
         </w:tc>
       </w:tr>
       <w:tr>
-        <w:tblPrEx>
-          <w:tblCellMar>
-            <w:top w:w="0" w:type="dxa"/>
-            <w:bottom w:w="0" w:type="dxa"/>
-          </w:tblCellMar>
-        </w:tblPrEx>
         <w:tc>
           <w:tcPr>
             <w:tcW w:w="1900" w:type="dxa"/>
@@ -33857,12 +33150,6 @@
         </w:tc>
       </w:tr>
       <w:tr>
-        <w:tblPrEx>
-          <w:tblCellMar>
-            <w:top w:w="0" w:type="dxa"/>
-            <w:bottom w:w="0" w:type="dxa"/>
-          </w:tblCellMar>
-        </w:tblPrEx>
         <w:tc>
           <w:tcPr>
             <w:tcW w:w="1900" w:type="dxa"/>
@@ -34099,12 +33386,6 @@
         </w:tc>
       </w:tr>
       <w:tr>
-        <w:tblPrEx>
-          <w:tblCellMar>
-            <w:top w:w="0" w:type="dxa"/>
-            <w:bottom w:w="0" w:type="dxa"/>
-          </w:tblCellMar>
-        </w:tblPrEx>
         <w:tc>
           <w:tcPr>
             <w:tcW w:w="1900" w:type="dxa"/>
@@ -34882,12 +34163,6 @@
         <w:gridCol w:w="6800"/>
       </w:tblGrid>
       <w:tr>
-        <w:tblPrEx>
-          <w:tblCellMar>
-            <w:top w:w="0" w:type="dxa"/>
-            <w:bottom w:w="0" w:type="dxa"/>
-          </w:tblCellMar>
-        </w:tblPrEx>
         <w:trPr>
           <w:tblHeader/>
         </w:trPr>
@@ -34945,12 +34220,6 @@
         </w:tc>
       </w:tr>
       <w:tr>
-        <w:tblPrEx>
-          <w:tblCellMar>
-            <w:top w:w="0" w:type="dxa"/>
-            <w:bottom w:w="0" w:type="dxa"/>
-          </w:tblCellMar>
-        </w:tblPrEx>
         <w:tc>
           <w:tcPr>
             <w:tcW w:w="3000" w:type="dxa"/>
@@ -35011,12 +34280,6 @@
         </w:tc>
       </w:tr>
       <w:tr>
-        <w:tblPrEx>
-          <w:tblCellMar>
-            <w:top w:w="0" w:type="dxa"/>
-            <w:bottom w:w="0" w:type="dxa"/>
-          </w:tblCellMar>
-        </w:tblPrEx>
         <w:tc>
           <w:tcPr>
             <w:tcW w:w="3000" w:type="dxa"/>
@@ -35061,12 +34324,6 @@
         </w:tc>
       </w:tr>
       <w:tr>
-        <w:tblPrEx>
-          <w:tblCellMar>
-            <w:top w:w="0" w:type="dxa"/>
-            <w:bottom w:w="0" w:type="dxa"/>
-          </w:tblCellMar>
-        </w:tblPrEx>
         <w:tc>
           <w:tcPr>
             <w:tcW w:w="3000" w:type="dxa"/>
@@ -35111,12 +34368,6 @@
         </w:tc>
       </w:tr>
       <w:tr>
-        <w:tblPrEx>
-          <w:tblCellMar>
-            <w:top w:w="0" w:type="dxa"/>
-            <w:bottom w:w="0" w:type="dxa"/>
-          </w:tblCellMar>
-        </w:tblPrEx>
         <w:tc>
           <w:tcPr>
             <w:tcW w:w="3000" w:type="dxa"/>
@@ -35161,12 +34412,6 @@
         </w:tc>
       </w:tr>
       <w:tr>
-        <w:tblPrEx>
-          <w:tblCellMar>
-            <w:top w:w="0" w:type="dxa"/>
-            <w:bottom w:w="0" w:type="dxa"/>
-          </w:tblCellMar>
-        </w:tblPrEx>
         <w:tc>
           <w:tcPr>
             <w:tcW w:w="3000" w:type="dxa"/>
@@ -35701,19 +34946,13 @@
         <w:tblLook w:val="04A0" w:firstRow="1" w:lastRow="0" w:firstColumn="1" w:lastColumn="0" w:noHBand="0" w:noVBand="1"/>
       </w:tblPr>
       <w:tblGrid>
-        <w:gridCol w:w="485"/>
-        <w:gridCol w:w="2255"/>
+        <w:gridCol w:w="451"/>
+        <w:gridCol w:w="1511"/>
         <w:gridCol w:w="3231"/>
-        <w:gridCol w:w="2079"/>
-        <w:gridCol w:w="1150"/>
+        <w:gridCol w:w="3180"/>
+        <w:gridCol w:w="827"/>
       </w:tblGrid>
       <w:tr>
-        <w:tblPrEx>
-          <w:tblCellMar>
-            <w:top w:w="0" w:type="dxa"/>
-            <w:bottom w:w="0" w:type="dxa"/>
-          </w:tblCellMar>
-        </w:tblPrEx>
         <w:trPr>
           <w:tblHeader/>
         </w:trPr>
@@ -35914,12 +35153,6 @@
         </w:tc>
       </w:tr>
       <w:tr>
-        <w:tblPrEx>
-          <w:tblCellMar>
-            <w:top w:w="0" w:type="dxa"/>
-            <w:bottom w:w="0" w:type="dxa"/>
-          </w:tblCellMar>
-        </w:tblPrEx>
         <w:tc>
           <w:tcPr>
             <w:tcW w:w="500" w:type="dxa"/>
@@ -36028,7 +35261,23 @@
                 <w:sz w:val="20"/>
                 <w:szCs w:val="20"/>
               </w:rPr>
-              <w:t>Diisi</w:t>
+              <w:t>Berjalan</w:t>
+            </w:r>
+            <w:proofErr w:type="spellEnd"/>
+            <w:r>
+              <w:rPr>
+                <w:sz w:val="20"/>
+                <w:szCs w:val="20"/>
+              </w:rPr>
+              <w:t xml:space="preserve"> normal; login </w:t>
+            </w:r>
+            <w:proofErr w:type="spellStart"/>
+            <w:r>
+              <w:rPr>
+                <w:sz w:val="20"/>
+                <w:szCs w:val="20"/>
+              </w:rPr>
+              <w:t>tidak</w:t>
             </w:r>
             <w:proofErr w:type="spellEnd"/>
             <w:r>
@@ -36044,15 +35293,127 @@
                 <w:sz w:val="20"/>
                 <w:szCs w:val="20"/>
               </w:rPr>
-              <w:t>setelah</w:t>
-            </w:r>
-            <w:proofErr w:type="spellEnd"/>
-            <w:r>
-              <w:rPr>
-                <w:sz w:val="20"/>
-                <w:szCs w:val="20"/>
-              </w:rPr>
-              <w:t xml:space="preserve"> uji branch refactoring</w:t>
+              <w:t>terganggu</w:t>
+            </w:r>
+            <w:proofErr w:type="spellEnd"/>
+            <w:r>
+              <w:rPr>
+                <w:sz w:val="20"/>
+                <w:szCs w:val="20"/>
+              </w:rPr>
+              <w:t xml:space="preserve"> oleh </w:t>
+            </w:r>
+            <w:proofErr w:type="spellStart"/>
+            <w:r>
+              <w:rPr>
+                <w:sz w:val="20"/>
+                <w:szCs w:val="20"/>
+              </w:rPr>
+              <w:t>penghapusan</w:t>
+            </w:r>
+            <w:proofErr w:type="spellEnd"/>
+            <w:r>
+              <w:rPr>
+                <w:sz w:val="20"/>
+                <w:szCs w:val="20"/>
+              </w:rPr>
+              <w:t xml:space="preserve"> </w:t>
+            </w:r>
+            <w:proofErr w:type="spellStart"/>
+            <w:r>
+              <w:rPr>
+                <w:sz w:val="20"/>
+                <w:szCs w:val="20"/>
+              </w:rPr>
+              <w:t>sesi</w:t>
+            </w:r>
+            <w:proofErr w:type="spellEnd"/>
+            <w:r>
+              <w:rPr>
+                <w:sz w:val="20"/>
+                <w:szCs w:val="20"/>
+              </w:rPr>
+              <w:t xml:space="preserve"> pada </w:t>
+            </w:r>
+            <w:proofErr w:type="spellStart"/>
+            <w:r>
+              <w:rPr>
+                <w:sz w:val="20"/>
+                <w:szCs w:val="20"/>
+              </w:rPr>
+              <w:t>User_model</w:t>
+            </w:r>
+            <w:proofErr w:type="spellEnd"/>
+            <w:r>
+              <w:rPr>
+                <w:sz w:val="20"/>
+                <w:szCs w:val="20"/>
+              </w:rPr>
+              <w:t xml:space="preserve">. </w:t>
+            </w:r>
+            <w:proofErr w:type="spellStart"/>
+            <w:r>
+              <w:rPr>
+                <w:sz w:val="20"/>
+                <w:szCs w:val="20"/>
+              </w:rPr>
+              <w:t>Sinkronisasi</w:t>
+            </w:r>
+            <w:proofErr w:type="spellEnd"/>
+            <w:r>
+              <w:rPr>
+                <w:sz w:val="20"/>
+                <w:szCs w:val="20"/>
+              </w:rPr>
+              <w:t xml:space="preserve"> </w:t>
+            </w:r>
+            <w:proofErr w:type="spellStart"/>
+            <w:r>
+              <w:rPr>
+                <w:sz w:val="20"/>
+                <w:szCs w:val="20"/>
+              </w:rPr>
+              <w:t>saldo</w:t>
+            </w:r>
+            <w:proofErr w:type="spellEnd"/>
+            <w:r>
+              <w:rPr>
+                <w:sz w:val="20"/>
+                <w:szCs w:val="20"/>
+              </w:rPr>
+              <w:t xml:space="preserve"> </w:t>
+            </w:r>
+            <w:proofErr w:type="spellStart"/>
+            <w:r>
+              <w:rPr>
+                <w:sz w:val="20"/>
+                <w:szCs w:val="20"/>
+              </w:rPr>
+              <w:t>menggunakan</w:t>
+            </w:r>
+            <w:proofErr w:type="spellEnd"/>
+            <w:r>
+              <w:rPr>
+                <w:sz w:val="20"/>
+                <w:szCs w:val="20"/>
+              </w:rPr>
+              <w:t xml:space="preserve"> </w:t>
+            </w:r>
+            <w:proofErr w:type="spellStart"/>
+            <w:r>
+              <w:rPr>
+                <w:sz w:val="20"/>
+                <w:szCs w:val="20"/>
+              </w:rPr>
+              <w:t>SessionSyncService</w:t>
+            </w:r>
+            <w:proofErr w:type="spellEnd"/>
+            <w:r>
+              <w:rPr>
+                <w:sz w:val="20"/>
+                <w:szCs w:val="20"/>
+              </w:rPr>
+              <w:t>.</w:t>
             </w:r>
           </w:p>
         </w:tc>
@@ -36068,41 +35429,17 @@
             <w:vAlign w:val="center"/>
           </w:tcPr>
           <w:p>
-            <w:proofErr w:type="spellStart"/>
-            <w:r>
-              <w:rPr>
-                <w:sz w:val="20"/>
-                <w:szCs w:val="20"/>
-              </w:rPr>
-              <w:t>Perlu</w:t>
-            </w:r>
-            <w:proofErr w:type="spellEnd"/>
-            <w:r>
-              <w:rPr>
-                <w:sz w:val="20"/>
-                <w:szCs w:val="20"/>
-              </w:rPr>
-              <w:t xml:space="preserve"> </w:t>
-            </w:r>
-            <w:proofErr w:type="spellStart"/>
-            <w:r>
-              <w:rPr>
-                <w:sz w:val="20"/>
-                <w:szCs w:val="20"/>
-              </w:rPr>
-              <w:t>diuji</w:t>
-            </w:r>
-            <w:proofErr w:type="spellEnd"/>
+            <w:r>
+              <w:rPr>
+                <w:sz w:val="20"/>
+                <w:szCs w:val="20"/>
+              </w:rPr>
+              <w:t>Lulus</w:t>
+            </w:r>
           </w:p>
         </w:tc>
       </w:tr>
       <w:tr>
-        <w:tblPrEx>
-          <w:tblCellMar>
-            <w:top w:w="0" w:type="dxa"/>
-            <w:bottom w:w="0" w:type="dxa"/>
-          </w:tblCellMar>
-        </w:tblPrEx>
         <w:tc>
           <w:tcPr>
             <w:tcW w:w="500" w:type="dxa"/>
@@ -36243,7 +35580,23 @@
                 <w:sz w:val="20"/>
                 <w:szCs w:val="20"/>
               </w:rPr>
-              <w:t>Diisi</w:t>
+              <w:t>Berjalan</w:t>
+            </w:r>
+            <w:proofErr w:type="spellEnd"/>
+            <w:r>
+              <w:rPr>
+                <w:sz w:val="20"/>
+                <w:szCs w:val="20"/>
+              </w:rPr>
+              <w:t xml:space="preserve"> normal </w:t>
+            </w:r>
+            <w:proofErr w:type="spellStart"/>
+            <w:r>
+              <w:rPr>
+                <w:sz w:val="20"/>
+                <w:szCs w:val="20"/>
+              </w:rPr>
+              <w:t>tanpa</w:t>
             </w:r>
             <w:proofErr w:type="spellEnd"/>
             <w:r>
@@ -36259,15 +35612,15 @@
                 <w:sz w:val="20"/>
                 <w:szCs w:val="20"/>
               </w:rPr>
-              <w:t>setelah</w:t>
-            </w:r>
-            <w:proofErr w:type="spellEnd"/>
-            <w:r>
-              <w:rPr>
-                <w:sz w:val="20"/>
-                <w:szCs w:val="20"/>
-              </w:rPr>
-              <w:t xml:space="preserve"> uji branch refactoring</w:t>
+              <w:t>hambatan</w:t>
+            </w:r>
+            <w:proofErr w:type="spellEnd"/>
+            <w:r>
+              <w:rPr>
+                <w:sz w:val="20"/>
+                <w:szCs w:val="20"/>
+              </w:rPr>
+              <w:t>.</w:t>
             </w:r>
           </w:p>
         </w:tc>
@@ -36283,41 +35636,17 @@
             <w:vAlign w:val="center"/>
           </w:tcPr>
           <w:p>
-            <w:proofErr w:type="spellStart"/>
-            <w:r>
-              <w:rPr>
-                <w:sz w:val="20"/>
-                <w:szCs w:val="20"/>
-              </w:rPr>
-              <w:t>Perlu</w:t>
-            </w:r>
-            <w:proofErr w:type="spellEnd"/>
-            <w:r>
-              <w:rPr>
-                <w:sz w:val="20"/>
-                <w:szCs w:val="20"/>
-              </w:rPr>
-              <w:t xml:space="preserve"> </w:t>
-            </w:r>
-            <w:proofErr w:type="spellStart"/>
-            <w:r>
-              <w:rPr>
-                <w:sz w:val="20"/>
-                <w:szCs w:val="20"/>
-              </w:rPr>
-              <w:t>diuji</w:t>
-            </w:r>
-            <w:proofErr w:type="spellEnd"/>
+            <w:r>
+              <w:rPr>
+                <w:sz w:val="20"/>
+                <w:szCs w:val="20"/>
+              </w:rPr>
+              <w:t>Lulus</w:t>
+            </w:r>
           </w:p>
         </w:tc>
       </w:tr>
       <w:tr>
-        <w:tblPrEx>
-          <w:tblCellMar>
-            <w:top w:w="0" w:type="dxa"/>
-            <w:bottom w:w="0" w:type="dxa"/>
-          </w:tblCellMar>
-        </w:tblPrEx>
         <w:tc>
           <w:tcPr>
             <w:tcW w:w="500" w:type="dxa"/>
@@ -36465,7 +35794,39 @@
                 <w:sz w:val="20"/>
                 <w:szCs w:val="20"/>
               </w:rPr>
-              <w:t>Diisi</w:t>
+              <w:t>Pembayaran</w:t>
+            </w:r>
+            <w:proofErr w:type="spellEnd"/>
+            <w:r>
+              <w:rPr>
+                <w:sz w:val="20"/>
+                <w:szCs w:val="20"/>
+              </w:rPr>
+              <w:t xml:space="preserve"> via </w:t>
+            </w:r>
+            <w:proofErr w:type="spellStart"/>
+            <w:r>
+              <w:rPr>
+                <w:sz w:val="20"/>
+                <w:szCs w:val="20"/>
+              </w:rPr>
+              <w:t>cURL</w:t>
+            </w:r>
+            <w:proofErr w:type="spellEnd"/>
+            <w:r>
+              <w:rPr>
+                <w:sz w:val="20"/>
+                <w:szCs w:val="20"/>
+              </w:rPr>
+              <w:t xml:space="preserve"> API </w:t>
+            </w:r>
+            <w:proofErr w:type="spellStart"/>
+            <w:r>
+              <w:rPr>
+                <w:sz w:val="20"/>
+                <w:szCs w:val="20"/>
+              </w:rPr>
+              <w:t>berhasil</w:t>
             </w:r>
             <w:proofErr w:type="spellEnd"/>
             <w:r>
@@ -36481,15 +35842,15 @@
                 <w:sz w:val="20"/>
                 <w:szCs w:val="20"/>
               </w:rPr>
-              <w:t>setelah</w:t>
-            </w:r>
-            <w:proofErr w:type="spellEnd"/>
-            <w:r>
-              <w:rPr>
-                <w:sz w:val="20"/>
-                <w:szCs w:val="20"/>
-              </w:rPr>
-              <w:t xml:space="preserve"> uji branch refactoring</w:t>
+              <w:t>diproses</w:t>
+            </w:r>
+            <w:proofErr w:type="spellEnd"/>
+            <w:r>
+              <w:rPr>
+                <w:sz w:val="20"/>
+                <w:szCs w:val="20"/>
+              </w:rPr>
+              <w:t>.</w:t>
             </w:r>
           </w:p>
         </w:tc>
@@ -36505,41 +35866,17 @@
             <w:vAlign w:val="center"/>
           </w:tcPr>
           <w:p>
-            <w:proofErr w:type="spellStart"/>
-            <w:r>
-              <w:rPr>
-                <w:sz w:val="20"/>
-                <w:szCs w:val="20"/>
-              </w:rPr>
-              <w:t>Perlu</w:t>
-            </w:r>
-            <w:proofErr w:type="spellEnd"/>
-            <w:r>
-              <w:rPr>
-                <w:sz w:val="20"/>
-                <w:szCs w:val="20"/>
-              </w:rPr>
-              <w:t xml:space="preserve"> </w:t>
-            </w:r>
-            <w:proofErr w:type="spellStart"/>
-            <w:r>
-              <w:rPr>
-                <w:sz w:val="20"/>
-                <w:szCs w:val="20"/>
-              </w:rPr>
-              <w:t>diuji</w:t>
-            </w:r>
-            <w:proofErr w:type="spellEnd"/>
+            <w:r>
+              <w:rPr>
+                <w:sz w:val="20"/>
+                <w:szCs w:val="20"/>
+              </w:rPr>
+              <w:t>Lulus</w:t>
+            </w:r>
           </w:p>
         </w:tc>
       </w:tr>
       <w:tr>
-        <w:tblPrEx>
-          <w:tblCellMar>
-            <w:top w:w="0" w:type="dxa"/>
-            <w:bottom w:w="0" w:type="dxa"/>
-          </w:tblCellMar>
-        </w:tblPrEx>
         <w:tc>
           <w:tcPr>
             <w:tcW w:w="500" w:type="dxa"/>
@@ -36697,7 +36034,39 @@
                 <w:sz w:val="20"/>
                 <w:szCs w:val="20"/>
               </w:rPr>
-              <w:t>Diisi</w:t>
+              <w:t>Diselesaikan</w:t>
+            </w:r>
+            <w:proofErr w:type="spellEnd"/>
+            <w:r>
+              <w:rPr>
+                <w:sz w:val="20"/>
+                <w:szCs w:val="20"/>
+              </w:rPr>
+              <w:t xml:space="preserve"> via </w:t>
+            </w:r>
+            <w:proofErr w:type="spellStart"/>
+            <w:r>
+              <w:rPr>
+                <w:sz w:val="20"/>
+                <w:szCs w:val="20"/>
+              </w:rPr>
+              <w:t>OrderService</w:t>
+            </w:r>
+            <w:proofErr w:type="spellEnd"/>
+            <w:r>
+              <w:rPr>
+                <w:sz w:val="20"/>
+                <w:szCs w:val="20"/>
+              </w:rPr>
+              <w:t xml:space="preserve">, fee </w:t>
+            </w:r>
+            <w:proofErr w:type="spellStart"/>
+            <w:r>
+              <w:rPr>
+                <w:sz w:val="20"/>
+                <w:szCs w:val="20"/>
+              </w:rPr>
+              <w:t>diproses</w:t>
             </w:r>
             <w:proofErr w:type="spellEnd"/>
             <w:r>
@@ -36713,15 +36082,63 @@
                 <w:sz w:val="20"/>
                 <w:szCs w:val="20"/>
               </w:rPr>
-              <w:t>setelah</w:t>
-            </w:r>
-            <w:proofErr w:type="spellEnd"/>
-            <w:r>
-              <w:rPr>
-                <w:sz w:val="20"/>
-                <w:szCs w:val="20"/>
-              </w:rPr>
-              <w:t xml:space="preserve"> uji branch refactoring</w:t>
+              <w:t>RevenueService</w:t>
+            </w:r>
+            <w:proofErr w:type="spellEnd"/>
+            <w:r>
+              <w:rPr>
+                <w:sz w:val="20"/>
+                <w:szCs w:val="20"/>
+              </w:rPr>
+              <w:t xml:space="preserve">, dan chat </w:t>
+            </w:r>
+            <w:proofErr w:type="spellStart"/>
+            <w:r>
+              <w:rPr>
+                <w:sz w:val="20"/>
+                <w:szCs w:val="20"/>
+              </w:rPr>
+              <w:t>otomatis</w:t>
+            </w:r>
+            <w:proofErr w:type="spellEnd"/>
+            <w:r>
+              <w:rPr>
+                <w:sz w:val="20"/>
+                <w:szCs w:val="20"/>
+              </w:rPr>
+              <w:t xml:space="preserve"> </w:t>
+            </w:r>
+            <w:proofErr w:type="spellStart"/>
+            <w:r>
+              <w:rPr>
+                <w:sz w:val="20"/>
+                <w:szCs w:val="20"/>
+              </w:rPr>
+              <w:t>dikirim</w:t>
+            </w:r>
+            <w:proofErr w:type="spellEnd"/>
+            <w:r>
+              <w:rPr>
+                <w:sz w:val="20"/>
+                <w:szCs w:val="20"/>
+              </w:rPr>
+              <w:t xml:space="preserve"> via </w:t>
+            </w:r>
+            <w:proofErr w:type="spellStart"/>
+            <w:r>
+              <w:rPr>
+                <w:sz w:val="20"/>
+                <w:szCs w:val="20"/>
+              </w:rPr>
+              <w:t>OrderNotificationService</w:t>
+            </w:r>
+            <w:proofErr w:type="spellEnd"/>
+            <w:r>
+              <w:rPr>
+                <w:sz w:val="20"/>
+                <w:szCs w:val="20"/>
+              </w:rPr>
+              <w:t>.</w:t>
             </w:r>
           </w:p>
         </w:tc>
@@ -36737,41 +36154,17 @@
             <w:vAlign w:val="center"/>
           </w:tcPr>
           <w:p>
-            <w:proofErr w:type="spellStart"/>
-            <w:r>
-              <w:rPr>
-                <w:sz w:val="20"/>
-                <w:szCs w:val="20"/>
-              </w:rPr>
-              <w:t>Perlu</w:t>
-            </w:r>
-            <w:proofErr w:type="spellEnd"/>
-            <w:r>
-              <w:rPr>
-                <w:sz w:val="20"/>
-                <w:szCs w:val="20"/>
-              </w:rPr>
-              <w:t xml:space="preserve"> </w:t>
-            </w:r>
-            <w:proofErr w:type="spellStart"/>
-            <w:r>
-              <w:rPr>
-                <w:sz w:val="20"/>
-                <w:szCs w:val="20"/>
-              </w:rPr>
-              <w:t>diuji</w:t>
-            </w:r>
-            <w:proofErr w:type="spellEnd"/>
+            <w:r>
+              <w:rPr>
+                <w:sz w:val="20"/>
+                <w:szCs w:val="20"/>
+              </w:rPr>
+              <w:t>Lulus</w:t>
+            </w:r>
           </w:p>
         </w:tc>
       </w:tr>
       <w:tr>
-        <w:tblPrEx>
-          <w:tblCellMar>
-            <w:top w:w="0" w:type="dxa"/>
-            <w:bottom w:w="0" w:type="dxa"/>
-          </w:tblCellMar>
-        </w:tblPrEx>
         <w:tc>
           <w:tcPr>
             <w:tcW w:w="500" w:type="dxa"/>
@@ -36928,7 +36321,7 @@
                 <w:sz w:val="20"/>
                 <w:szCs w:val="20"/>
               </w:rPr>
-              <w:t>Diisi</w:t>
+              <w:t>Pesanan</w:t>
             </w:r>
             <w:proofErr w:type="spellEnd"/>
             <w:r>
@@ -36944,15 +36337,79 @@
                 <w:sz w:val="20"/>
                 <w:szCs w:val="20"/>
               </w:rPr>
-              <w:t>setelah</w:t>
-            </w:r>
-            <w:proofErr w:type="spellEnd"/>
-            <w:r>
-              <w:rPr>
-                <w:sz w:val="20"/>
-                <w:szCs w:val="20"/>
-              </w:rPr>
-              <w:t xml:space="preserve"> uji branch refactoring</w:t>
+              <w:t>berhasil</w:t>
+            </w:r>
+            <w:proofErr w:type="spellEnd"/>
+            <w:r>
+              <w:rPr>
+                <w:sz w:val="20"/>
+                <w:szCs w:val="20"/>
+              </w:rPr>
+              <w:t xml:space="preserve"> </w:t>
+            </w:r>
+            <w:proofErr w:type="spellStart"/>
+            <w:r>
+              <w:rPr>
+                <w:sz w:val="20"/>
+                <w:szCs w:val="20"/>
+              </w:rPr>
+              <w:t>dibatalkan</w:t>
+            </w:r>
+            <w:proofErr w:type="spellEnd"/>
+            <w:r>
+              <w:rPr>
+                <w:sz w:val="20"/>
+                <w:szCs w:val="20"/>
+              </w:rPr>
+              <w:t xml:space="preserve"> </w:t>
+            </w:r>
+            <w:proofErr w:type="spellStart"/>
+            <w:r>
+              <w:rPr>
+                <w:sz w:val="20"/>
+                <w:szCs w:val="20"/>
+              </w:rPr>
+              <w:t>menggunakan</w:t>
+            </w:r>
+            <w:proofErr w:type="spellEnd"/>
+            <w:r>
+              <w:rPr>
+                <w:sz w:val="20"/>
+                <w:szCs w:val="20"/>
+              </w:rPr>
+              <w:t xml:space="preserve"> </w:t>
+            </w:r>
+            <w:proofErr w:type="spellStart"/>
+            <w:r>
+              <w:rPr>
+                <w:sz w:val="20"/>
+                <w:szCs w:val="20"/>
+              </w:rPr>
+              <w:t>alur</w:t>
+            </w:r>
+            <w:proofErr w:type="spellEnd"/>
+            <w:r>
+              <w:rPr>
+                <w:sz w:val="20"/>
+                <w:szCs w:val="20"/>
+              </w:rPr>
+              <w:t xml:space="preserve"> </w:t>
+            </w:r>
+            <w:proofErr w:type="spellStart"/>
+            <w:r>
+              <w:rPr>
+                <w:sz w:val="20"/>
+                <w:szCs w:val="20"/>
+              </w:rPr>
+              <w:t>OrderService</w:t>
+            </w:r>
+            <w:proofErr w:type="spellEnd"/>
+            <w:r>
+              <w:rPr>
+                <w:sz w:val="20"/>
+                <w:szCs w:val="20"/>
+              </w:rPr>
+              <w:t>.</w:t>
             </w:r>
           </w:p>
         </w:tc>
@@ -36968,41 +36425,17 @@
             <w:vAlign w:val="center"/>
           </w:tcPr>
           <w:p>
-            <w:proofErr w:type="spellStart"/>
-            <w:r>
-              <w:rPr>
-                <w:sz w:val="20"/>
-                <w:szCs w:val="20"/>
-              </w:rPr>
-              <w:t>Perlu</w:t>
-            </w:r>
-            <w:proofErr w:type="spellEnd"/>
-            <w:r>
-              <w:rPr>
-                <w:sz w:val="20"/>
-                <w:szCs w:val="20"/>
-              </w:rPr>
-              <w:t xml:space="preserve"> </w:t>
-            </w:r>
-            <w:proofErr w:type="spellStart"/>
-            <w:r>
-              <w:rPr>
-                <w:sz w:val="20"/>
-                <w:szCs w:val="20"/>
-              </w:rPr>
-              <w:t>diuji</w:t>
-            </w:r>
-            <w:proofErr w:type="spellEnd"/>
+            <w:r>
+              <w:rPr>
+                <w:sz w:val="20"/>
+                <w:szCs w:val="20"/>
+              </w:rPr>
+              <w:t>Lulus</w:t>
+            </w:r>
           </w:p>
         </w:tc>
       </w:tr>
       <w:tr>
-        <w:tblPrEx>
-          <w:tblCellMar>
-            <w:top w:w="0" w:type="dxa"/>
-            <w:bottom w:w="0" w:type="dxa"/>
-          </w:tblCellMar>
-        </w:tblPrEx>
         <w:tc>
           <w:tcPr>
             <w:tcW w:w="500" w:type="dxa"/>
@@ -37168,7 +36601,7 @@
                 <w:sz w:val="20"/>
                 <w:szCs w:val="20"/>
               </w:rPr>
-              <w:t>Diisi</w:t>
+              <w:t>Pelapak</w:t>
             </w:r>
             <w:proofErr w:type="spellEnd"/>
             <w:r>
@@ -37184,15 +36617,95 @@
                 <w:sz w:val="20"/>
                 <w:szCs w:val="20"/>
               </w:rPr>
-              <w:t>setelah</w:t>
-            </w:r>
-            <w:proofErr w:type="spellEnd"/>
-            <w:r>
-              <w:rPr>
-                <w:sz w:val="20"/>
-                <w:szCs w:val="20"/>
-              </w:rPr>
-              <w:t xml:space="preserve"> uji branch refactoring</w:t>
+              <w:t>berhasil</w:t>
+            </w:r>
+            <w:proofErr w:type="spellEnd"/>
+            <w:r>
+              <w:rPr>
+                <w:sz w:val="20"/>
+                <w:szCs w:val="20"/>
+              </w:rPr>
+              <w:t xml:space="preserve"> update status, </w:t>
+            </w:r>
+            <w:proofErr w:type="spellStart"/>
+            <w:r>
+              <w:rPr>
+                <w:sz w:val="20"/>
+                <w:szCs w:val="20"/>
+              </w:rPr>
+              <w:t>notifikasi</w:t>
+            </w:r>
+            <w:proofErr w:type="spellEnd"/>
+            <w:r>
+              <w:rPr>
+                <w:sz w:val="20"/>
+                <w:szCs w:val="20"/>
+              </w:rPr>
+              <w:t xml:space="preserve"> </w:t>
+            </w:r>
+            <w:proofErr w:type="spellStart"/>
+            <w:r>
+              <w:rPr>
+                <w:sz w:val="20"/>
+                <w:szCs w:val="20"/>
+              </w:rPr>
+              <w:t>otomatis</w:t>
+            </w:r>
+            <w:proofErr w:type="spellEnd"/>
+            <w:r>
+              <w:rPr>
+                <w:sz w:val="20"/>
+                <w:szCs w:val="20"/>
+              </w:rPr>
+              <w:t xml:space="preserve"> </w:t>
+            </w:r>
+            <w:proofErr w:type="spellStart"/>
+            <w:r>
+              <w:rPr>
+                <w:sz w:val="20"/>
+                <w:szCs w:val="20"/>
+              </w:rPr>
+              <w:t>terkirim</w:t>
+            </w:r>
+            <w:proofErr w:type="spellEnd"/>
+            <w:r>
+              <w:rPr>
+                <w:sz w:val="20"/>
+                <w:szCs w:val="20"/>
+              </w:rPr>
+              <w:t xml:space="preserve"> </w:t>
+            </w:r>
+            <w:proofErr w:type="spellStart"/>
+            <w:r>
+              <w:rPr>
+                <w:sz w:val="20"/>
+                <w:szCs w:val="20"/>
+              </w:rPr>
+              <w:t>melalui</w:t>
+            </w:r>
+            <w:proofErr w:type="spellEnd"/>
+            <w:r>
+              <w:rPr>
+                <w:sz w:val="20"/>
+                <w:szCs w:val="20"/>
+              </w:rPr>
+              <w:t xml:space="preserve"> </w:t>
+            </w:r>
+            <w:proofErr w:type="spellStart"/>
+            <w:r>
+              <w:rPr>
+                <w:sz w:val="20"/>
+                <w:szCs w:val="20"/>
+              </w:rPr>
+              <w:t>OrderNotificationService</w:t>
+            </w:r>
+            <w:proofErr w:type="spellEnd"/>
+            <w:r>
+              <w:rPr>
+                <w:sz w:val="20"/>
+                <w:szCs w:val="20"/>
+              </w:rPr>
+              <w:t>.</w:t>
             </w:r>
           </w:p>
         </w:tc>
@@ -37208,41 +36721,17 @@
             <w:vAlign w:val="center"/>
           </w:tcPr>
           <w:p>
-            <w:proofErr w:type="spellStart"/>
-            <w:r>
-              <w:rPr>
-                <w:sz w:val="20"/>
-                <w:szCs w:val="20"/>
-              </w:rPr>
-              <w:t>Perlu</w:t>
-            </w:r>
-            <w:proofErr w:type="spellEnd"/>
-            <w:r>
-              <w:rPr>
-                <w:sz w:val="20"/>
-                <w:szCs w:val="20"/>
-              </w:rPr>
-              <w:t xml:space="preserve"> </w:t>
-            </w:r>
-            <w:proofErr w:type="spellStart"/>
-            <w:r>
-              <w:rPr>
-                <w:sz w:val="20"/>
-                <w:szCs w:val="20"/>
-              </w:rPr>
-              <w:t>diuji</w:t>
-            </w:r>
-            <w:proofErr w:type="spellEnd"/>
+            <w:r>
+              <w:rPr>
+                <w:sz w:val="20"/>
+                <w:szCs w:val="20"/>
+              </w:rPr>
+              <w:t>Lulus</w:t>
+            </w:r>
           </w:p>
         </w:tc>
       </w:tr>
       <w:tr>
-        <w:tblPrEx>
-          <w:tblCellMar>
-            <w:top w:w="0" w:type="dxa"/>
-            <w:bottom w:w="0" w:type="dxa"/>
-          </w:tblCellMar>
-        </w:tblPrEx>
         <w:tc>
           <w:tcPr>
             <w:tcW w:w="500" w:type="dxa"/>
@@ -37384,13 +36873,20 @@
             <w:vAlign w:val="center"/>
           </w:tcPr>
           <w:p>
-            <w:proofErr w:type="spellStart"/>
-            <w:r>
-              <w:rPr>
-                <w:sz w:val="20"/>
-                <w:szCs w:val="20"/>
-              </w:rPr>
-              <w:t>Diisi</w:t>
+            <w:r>
+              <w:rPr>
+                <w:sz w:val="20"/>
+                <w:szCs w:val="20"/>
+              </w:rPr>
+              <w:t xml:space="preserve">Admin </w:t>
+            </w:r>
+            <w:proofErr w:type="spellStart"/>
+            <w:r>
+              <w:rPr>
+                <w:sz w:val="20"/>
+                <w:szCs w:val="20"/>
+              </w:rPr>
+              <w:t>berhasil</w:t>
             </w:r>
             <w:proofErr w:type="spellEnd"/>
             <w:r>
@@ -37406,15 +36902,95 @@
                 <w:sz w:val="20"/>
                 <w:szCs w:val="20"/>
               </w:rPr>
-              <w:t>setelah</w:t>
-            </w:r>
-            <w:proofErr w:type="spellEnd"/>
-            <w:r>
-              <w:rPr>
-                <w:sz w:val="20"/>
-                <w:szCs w:val="20"/>
-              </w:rPr>
-              <w:t xml:space="preserve"> uji branch refactoring</w:t>
+              <w:t>mengatur</w:t>
+            </w:r>
+            <w:proofErr w:type="spellEnd"/>
+            <w:r>
+              <w:rPr>
+                <w:sz w:val="20"/>
+                <w:szCs w:val="20"/>
+              </w:rPr>
+              <w:t xml:space="preserve"> status </w:t>
+            </w:r>
+            <w:proofErr w:type="spellStart"/>
+            <w:r>
+              <w:rPr>
+                <w:sz w:val="20"/>
+                <w:szCs w:val="20"/>
+              </w:rPr>
+              <w:t>pesanan</w:t>
+            </w:r>
+            <w:proofErr w:type="spellEnd"/>
+            <w:r>
+              <w:rPr>
+                <w:sz w:val="20"/>
+                <w:szCs w:val="20"/>
+              </w:rPr>
+              <w:t xml:space="preserve">, </w:t>
+            </w:r>
+            <w:proofErr w:type="spellStart"/>
+            <w:r>
+              <w:rPr>
+                <w:sz w:val="20"/>
+                <w:szCs w:val="20"/>
+              </w:rPr>
+              <w:t>notifikasi</w:t>
+            </w:r>
+            <w:proofErr w:type="spellEnd"/>
+            <w:r>
+              <w:rPr>
+                <w:sz w:val="20"/>
+                <w:szCs w:val="20"/>
+              </w:rPr>
+              <w:t xml:space="preserve"> </w:t>
+            </w:r>
+            <w:proofErr w:type="spellStart"/>
+            <w:r>
+              <w:rPr>
+                <w:sz w:val="20"/>
+                <w:szCs w:val="20"/>
+              </w:rPr>
+              <w:t>dikirim</w:t>
+            </w:r>
+            <w:proofErr w:type="spellEnd"/>
+            <w:r>
+              <w:rPr>
+                <w:sz w:val="20"/>
+                <w:szCs w:val="20"/>
+              </w:rPr>
+              <w:t xml:space="preserve"> </w:t>
+            </w:r>
+            <w:proofErr w:type="spellStart"/>
+            <w:r>
+              <w:rPr>
+                <w:sz w:val="20"/>
+                <w:szCs w:val="20"/>
+              </w:rPr>
+              <w:t>terpusat</w:t>
+            </w:r>
+            <w:proofErr w:type="spellEnd"/>
+            <w:r>
+              <w:rPr>
+                <w:sz w:val="20"/>
+                <w:szCs w:val="20"/>
+              </w:rPr>
+              <w:t xml:space="preserve"> via </w:t>
+            </w:r>
+            <w:proofErr w:type="spellStart"/>
+            <w:r>
+              <w:rPr>
+                <w:sz w:val="20"/>
+                <w:szCs w:val="20"/>
+              </w:rPr>
+              <w:t>OrderNotificationService</w:t>
+            </w:r>
+            <w:proofErr w:type="spellEnd"/>
+            <w:r>
+              <w:rPr>
+                <w:sz w:val="20"/>
+                <w:szCs w:val="20"/>
+              </w:rPr>
+              <w:t>.</w:t>
             </w:r>
           </w:p>
         </w:tc>
@@ -37430,41 +37006,17 @@
             <w:vAlign w:val="center"/>
           </w:tcPr>
           <w:p>
-            <w:proofErr w:type="spellStart"/>
-            <w:r>
-              <w:rPr>
-                <w:sz w:val="20"/>
-                <w:szCs w:val="20"/>
-              </w:rPr>
-              <w:t>Perlu</w:t>
-            </w:r>
-            <w:proofErr w:type="spellEnd"/>
-            <w:r>
-              <w:rPr>
-                <w:sz w:val="20"/>
-                <w:szCs w:val="20"/>
-              </w:rPr>
-              <w:t xml:space="preserve"> </w:t>
-            </w:r>
-            <w:proofErr w:type="spellStart"/>
-            <w:r>
-              <w:rPr>
-                <w:sz w:val="20"/>
-                <w:szCs w:val="20"/>
-              </w:rPr>
-              <w:t>diuji</w:t>
-            </w:r>
-            <w:proofErr w:type="spellEnd"/>
+            <w:r>
+              <w:rPr>
+                <w:sz w:val="20"/>
+                <w:szCs w:val="20"/>
+              </w:rPr>
+              <w:t>Lulus</w:t>
+            </w:r>
           </w:p>
         </w:tc>
       </w:tr>
       <w:tr>
-        <w:tblPrEx>
-          <w:tblCellMar>
-            <w:top w:w="0" w:type="dxa"/>
-            <w:bottom w:w="0" w:type="dxa"/>
-          </w:tblCellMar>
-        </w:tblPrEx>
         <w:tc>
           <w:tcPr>
             <w:tcW w:w="500" w:type="dxa"/>
@@ -37630,7 +37182,7 @@
                 <w:sz w:val="20"/>
                 <w:szCs w:val="20"/>
               </w:rPr>
-              <w:t>Diisi</w:t>
+              <w:t>Notifikasi</w:t>
             </w:r>
             <w:proofErr w:type="spellEnd"/>
             <w:r>
@@ -37646,15 +37198,143 @@
                 <w:sz w:val="20"/>
                 <w:szCs w:val="20"/>
               </w:rPr>
-              <w:t>setelah</w:t>
-            </w:r>
-            <w:proofErr w:type="spellEnd"/>
-            <w:r>
-              <w:rPr>
-                <w:sz w:val="20"/>
-                <w:szCs w:val="20"/>
-              </w:rPr>
-              <w:t xml:space="preserve"> uji branch refactoring</w:t>
+              <w:t>otomatis</w:t>
+            </w:r>
+            <w:proofErr w:type="spellEnd"/>
+            <w:r>
+              <w:rPr>
+                <w:sz w:val="20"/>
+                <w:szCs w:val="20"/>
+              </w:rPr>
+              <w:t xml:space="preserve"> </w:t>
+            </w:r>
+            <w:proofErr w:type="spellStart"/>
+            <w:r>
+              <w:rPr>
+                <w:sz w:val="20"/>
+                <w:szCs w:val="20"/>
+              </w:rPr>
+              <w:t>lancar</w:t>
+            </w:r>
+            <w:proofErr w:type="spellEnd"/>
+            <w:r>
+              <w:rPr>
+                <w:sz w:val="20"/>
+                <w:szCs w:val="20"/>
+              </w:rPr>
+              <w:t xml:space="preserve"> &amp; format </w:t>
+            </w:r>
+            <w:proofErr w:type="spellStart"/>
+            <w:r>
+              <w:rPr>
+                <w:sz w:val="20"/>
+                <w:szCs w:val="20"/>
+              </w:rPr>
+              <w:t>pesan</w:t>
+            </w:r>
+            <w:proofErr w:type="spellEnd"/>
+            <w:r>
+              <w:rPr>
+                <w:sz w:val="20"/>
+                <w:szCs w:val="20"/>
+              </w:rPr>
+              <w:t xml:space="preserve"> </w:t>
+            </w:r>
+            <w:proofErr w:type="spellStart"/>
+            <w:r>
+              <w:rPr>
+                <w:sz w:val="20"/>
+                <w:szCs w:val="20"/>
+              </w:rPr>
+              <w:t>konsisten</w:t>
+            </w:r>
+            <w:proofErr w:type="spellEnd"/>
+            <w:r>
+              <w:rPr>
+                <w:sz w:val="20"/>
+                <w:szCs w:val="20"/>
+              </w:rPr>
+              <w:t xml:space="preserve"> di </w:t>
+            </w:r>
+            <w:proofErr w:type="spellStart"/>
+            <w:r>
+              <w:rPr>
+                <w:sz w:val="20"/>
+                <w:szCs w:val="20"/>
+              </w:rPr>
+              <w:t>seluruh</w:t>
+            </w:r>
+            <w:proofErr w:type="spellEnd"/>
+            <w:r>
+              <w:rPr>
+                <w:sz w:val="20"/>
+                <w:szCs w:val="20"/>
+              </w:rPr>
+              <w:t xml:space="preserve"> </w:t>
+            </w:r>
+            <w:proofErr w:type="spellStart"/>
+            <w:r>
+              <w:rPr>
+                <w:sz w:val="20"/>
+                <w:szCs w:val="20"/>
+              </w:rPr>
+              <w:t>aplikasi</w:t>
+            </w:r>
+            <w:proofErr w:type="spellEnd"/>
+            <w:r>
+              <w:rPr>
+                <w:sz w:val="20"/>
+                <w:szCs w:val="20"/>
+              </w:rPr>
+              <w:t xml:space="preserve"> </w:t>
+            </w:r>
+            <w:proofErr w:type="spellStart"/>
+            <w:r>
+              <w:rPr>
+                <w:sz w:val="20"/>
+                <w:szCs w:val="20"/>
+              </w:rPr>
+              <w:t>karena</w:t>
+            </w:r>
+            <w:proofErr w:type="spellEnd"/>
+            <w:r>
+              <w:rPr>
+                <w:sz w:val="20"/>
+                <w:szCs w:val="20"/>
+              </w:rPr>
+              <w:t xml:space="preserve"> </w:t>
+            </w:r>
+            <w:proofErr w:type="spellStart"/>
+            <w:r>
+              <w:rPr>
+                <w:sz w:val="20"/>
+                <w:szCs w:val="20"/>
+              </w:rPr>
+              <w:t>terpusat</w:t>
+            </w:r>
+            <w:proofErr w:type="spellEnd"/>
+            <w:r>
+              <w:rPr>
+                <w:sz w:val="20"/>
+                <w:szCs w:val="20"/>
+              </w:rPr>
+              <w:t xml:space="preserve"> di </w:t>
+            </w:r>
+            <w:proofErr w:type="spellStart"/>
+            <w:r>
+              <w:rPr>
+                <w:sz w:val="20"/>
+                <w:szCs w:val="20"/>
+              </w:rPr>
+              <w:t>satu</w:t>
+            </w:r>
+            <w:proofErr w:type="spellEnd"/>
+            <w:r>
+              <w:rPr>
+                <w:sz w:val="20"/>
+                <w:szCs w:val="20"/>
+              </w:rPr>
+              <w:t xml:space="preserve"> Service.</w:t>
             </w:r>
           </w:p>
         </w:tc>
@@ -37670,41 +37350,17 @@
             <w:vAlign w:val="center"/>
           </w:tcPr>
           <w:p>
-            <w:proofErr w:type="spellStart"/>
-            <w:r>
-              <w:rPr>
-                <w:sz w:val="20"/>
-                <w:szCs w:val="20"/>
-              </w:rPr>
-              <w:t>Perlu</w:t>
-            </w:r>
-            <w:proofErr w:type="spellEnd"/>
-            <w:r>
-              <w:rPr>
-                <w:sz w:val="20"/>
-                <w:szCs w:val="20"/>
-              </w:rPr>
-              <w:t xml:space="preserve"> </w:t>
-            </w:r>
-            <w:proofErr w:type="spellStart"/>
-            <w:r>
-              <w:rPr>
-                <w:sz w:val="20"/>
-                <w:szCs w:val="20"/>
-              </w:rPr>
-              <w:t>diuji</w:t>
-            </w:r>
-            <w:proofErr w:type="spellEnd"/>
+            <w:r>
+              <w:rPr>
+                <w:sz w:val="20"/>
+                <w:szCs w:val="20"/>
+              </w:rPr>
+              <w:t>Lulus</w:t>
+            </w:r>
           </w:p>
         </w:tc>
       </w:tr>
       <w:tr>
-        <w:tblPrEx>
-          <w:tblCellMar>
-            <w:top w:w="0" w:type="dxa"/>
-            <w:bottom w:w="0" w:type="dxa"/>
-          </w:tblCellMar>
-        </w:tblPrEx>
         <w:tc>
           <w:tcPr>
             <w:tcW w:w="500" w:type="dxa"/>
@@ -37862,13 +37518,20 @@
             <w:vAlign w:val="center"/>
           </w:tcPr>
           <w:p>
-            <w:proofErr w:type="spellStart"/>
-            <w:r>
-              <w:rPr>
-                <w:sz w:val="20"/>
-                <w:szCs w:val="20"/>
-              </w:rPr>
-              <w:t>Diisi</w:t>
+            <w:r>
+              <w:rPr>
+                <w:sz w:val="20"/>
+                <w:szCs w:val="20"/>
+              </w:rPr>
+              <w:t xml:space="preserve">Background process </w:t>
+            </w:r>
+            <w:proofErr w:type="spellStart"/>
+            <w:r>
+              <w:rPr>
+                <w:sz w:val="20"/>
+                <w:szCs w:val="20"/>
+              </w:rPr>
+              <w:t>berjalan</w:t>
             </w:r>
             <w:proofErr w:type="spellEnd"/>
             <w:r>
@@ -37884,15 +37547,72 @@
                 <w:sz w:val="20"/>
                 <w:szCs w:val="20"/>
               </w:rPr>
-              <w:t>setelah</w:t>
-            </w:r>
-            <w:proofErr w:type="spellEnd"/>
-            <w:r>
-              <w:rPr>
-                <w:sz w:val="20"/>
-                <w:szCs w:val="20"/>
-              </w:rPr>
-              <w:t xml:space="preserve"> uji branch refactoring</w:t>
+              <w:t>aman</w:t>
+            </w:r>
+            <w:proofErr w:type="spellEnd"/>
+            <w:r>
+              <w:rPr>
+                <w:sz w:val="20"/>
+                <w:szCs w:val="20"/>
+              </w:rPr>
+              <w:t xml:space="preserve"> via </w:t>
+            </w:r>
+            <w:proofErr w:type="spellStart"/>
+            <w:proofErr w:type="gramStart"/>
+            <w:r>
+              <w:rPr>
+                <w:sz w:val="20"/>
+                <w:szCs w:val="20"/>
+              </w:rPr>
+              <w:t>OrderService</w:t>
+            </w:r>
+            <w:proofErr w:type="spellEnd"/>
+            <w:r>
+              <w:rPr>
+                <w:sz w:val="20"/>
+                <w:szCs w:val="20"/>
+              </w:rPr>
+              <w:t>::</w:t>
+            </w:r>
+            <w:proofErr w:type="spellStart"/>
+            <w:r>
+              <w:rPr>
+                <w:sz w:val="20"/>
+                <w:szCs w:val="20"/>
+              </w:rPr>
+              <w:t>processAutoUpdates</w:t>
+            </w:r>
+            <w:proofErr w:type="spellEnd"/>
+            <w:r>
+              <w:rPr>
+                <w:sz w:val="20"/>
+                <w:szCs w:val="20"/>
+              </w:rPr>
+              <w:t>(</w:t>
+            </w:r>
+            <w:proofErr w:type="gramEnd"/>
+            <w:r>
+              <w:rPr>
+                <w:sz w:val="20"/>
+                <w:szCs w:val="20"/>
+              </w:rPr>
+              <w:t xml:space="preserve">) </w:t>
+            </w:r>
+            <w:proofErr w:type="spellStart"/>
+            <w:r>
+              <w:rPr>
+                <w:sz w:val="20"/>
+                <w:szCs w:val="20"/>
+              </w:rPr>
+              <w:t>tanpa</w:t>
+            </w:r>
+            <w:proofErr w:type="spellEnd"/>
+            <w:r>
+              <w:rPr>
+                <w:sz w:val="20"/>
+                <w:szCs w:val="20"/>
+              </w:rPr>
+              <w:t xml:space="preserve"> error fatal.</w:t>
             </w:r>
           </w:p>
         </w:tc>
@@ -37908,41 +37628,17 @@
             <w:vAlign w:val="center"/>
           </w:tcPr>
           <w:p>
-            <w:proofErr w:type="spellStart"/>
-            <w:r>
-              <w:rPr>
-                <w:sz w:val="20"/>
-                <w:szCs w:val="20"/>
-              </w:rPr>
-              <w:t>Perlu</w:t>
-            </w:r>
-            <w:proofErr w:type="spellEnd"/>
-            <w:r>
-              <w:rPr>
-                <w:sz w:val="20"/>
-                <w:szCs w:val="20"/>
-              </w:rPr>
-              <w:t xml:space="preserve"> </w:t>
-            </w:r>
-            <w:proofErr w:type="spellStart"/>
-            <w:r>
-              <w:rPr>
-                <w:sz w:val="20"/>
-                <w:szCs w:val="20"/>
-              </w:rPr>
-              <w:t>diuji</w:t>
-            </w:r>
-            <w:proofErr w:type="spellEnd"/>
+            <w:r>
+              <w:rPr>
+                <w:sz w:val="20"/>
+                <w:szCs w:val="20"/>
+              </w:rPr>
+              <w:t>Lulus</w:t>
+            </w:r>
           </w:p>
         </w:tc>
       </w:tr>
       <w:tr>
-        <w:tblPrEx>
-          <w:tblCellMar>
-            <w:top w:w="0" w:type="dxa"/>
-            <w:bottom w:w="0" w:type="dxa"/>
-          </w:tblCellMar>
-        </w:tblPrEx>
         <w:tc>
           <w:tcPr>
             <w:tcW w:w="500" w:type="dxa"/>
@@ -38068,13 +37764,52 @@
             <w:vAlign w:val="center"/>
           </w:tcPr>
           <w:p>
-            <w:proofErr w:type="spellStart"/>
-            <w:r>
-              <w:rPr>
-                <w:sz w:val="20"/>
-                <w:szCs w:val="20"/>
-              </w:rPr>
-              <w:t>Diisi</w:t>
+            <w:r>
+              <w:rPr>
+                <w:sz w:val="20"/>
+                <w:szCs w:val="20"/>
+              </w:rPr>
+              <w:t xml:space="preserve">Monitoring </w:t>
+            </w:r>
+            <w:proofErr w:type="spellStart"/>
+            <w:r>
+              <w:rPr>
+                <w:sz w:val="20"/>
+                <w:szCs w:val="20"/>
+              </w:rPr>
+              <w:t>transaksi</w:t>
+            </w:r>
+            <w:proofErr w:type="spellEnd"/>
+            <w:r>
+              <w:rPr>
+                <w:sz w:val="20"/>
+                <w:szCs w:val="20"/>
+              </w:rPr>
+              <w:t xml:space="preserve"> dan </w:t>
+            </w:r>
+            <w:proofErr w:type="spellStart"/>
+            <w:r>
+              <w:rPr>
+                <w:sz w:val="20"/>
+                <w:szCs w:val="20"/>
+              </w:rPr>
+              <w:t>analitik</w:t>
+            </w:r>
+            <w:proofErr w:type="spellEnd"/>
+            <w:r>
+              <w:rPr>
+                <w:sz w:val="20"/>
+                <w:szCs w:val="20"/>
+              </w:rPr>
+              <w:t xml:space="preserve"> admin </w:t>
+            </w:r>
+            <w:proofErr w:type="spellStart"/>
+            <w:r>
+              <w:rPr>
+                <w:sz w:val="20"/>
+                <w:szCs w:val="20"/>
+              </w:rPr>
+              <w:t>tetap</w:t>
             </w:r>
             <w:proofErr w:type="spellEnd"/>
             <w:r>
@@ -38090,15 +37825,47 @@
                 <w:sz w:val="20"/>
                 <w:szCs w:val="20"/>
               </w:rPr>
-              <w:t>setelah</w:t>
-            </w:r>
-            <w:proofErr w:type="spellEnd"/>
-            <w:r>
-              <w:rPr>
-                <w:sz w:val="20"/>
-                <w:szCs w:val="20"/>
-              </w:rPr>
-              <w:t xml:space="preserve"> uji branch refactoring</w:t>
+              <w:t>tampil</w:t>
+            </w:r>
+            <w:proofErr w:type="spellEnd"/>
+            <w:r>
+              <w:rPr>
+                <w:sz w:val="20"/>
+                <w:szCs w:val="20"/>
+              </w:rPr>
+              <w:t xml:space="preserve"> </w:t>
+            </w:r>
+            <w:proofErr w:type="spellStart"/>
+            <w:r>
+              <w:rPr>
+                <w:sz w:val="20"/>
+                <w:szCs w:val="20"/>
+              </w:rPr>
+              <w:t>dengan</w:t>
+            </w:r>
+            <w:proofErr w:type="spellEnd"/>
+            <w:r>
+              <w:rPr>
+                <w:sz w:val="20"/>
+                <w:szCs w:val="20"/>
+              </w:rPr>
+              <w:t xml:space="preserve"> </w:t>
+            </w:r>
+            <w:proofErr w:type="spellStart"/>
+            <w:r>
+              <w:rPr>
+                <w:sz w:val="20"/>
+                <w:szCs w:val="20"/>
+              </w:rPr>
+              <w:t>baik</w:t>
+            </w:r>
+            <w:proofErr w:type="spellEnd"/>
+            <w:r>
+              <w:rPr>
+                <w:sz w:val="20"/>
+                <w:szCs w:val="20"/>
+              </w:rPr>
+              <w:t>.</w:t>
             </w:r>
           </w:p>
         </w:tc>
@@ -38114,41 +37881,690 @@
             <w:vAlign w:val="center"/>
           </w:tcPr>
           <w:p>
-            <w:proofErr w:type="spellStart"/>
-            <w:r>
-              <w:rPr>
-                <w:sz w:val="20"/>
-                <w:szCs w:val="20"/>
-              </w:rPr>
-              <w:t>Perlu</w:t>
-            </w:r>
-            <w:proofErr w:type="spellEnd"/>
-            <w:r>
-              <w:rPr>
-                <w:sz w:val="20"/>
-                <w:szCs w:val="20"/>
-              </w:rPr>
-              <w:t xml:space="preserve"> </w:t>
-            </w:r>
-            <w:proofErr w:type="spellStart"/>
-            <w:r>
-              <w:rPr>
-                <w:sz w:val="20"/>
-                <w:szCs w:val="20"/>
-              </w:rPr>
-              <w:t>diuji</w:t>
-            </w:r>
-            <w:proofErr w:type="spellEnd"/>
+            <w:r>
+              <w:rPr>
+                <w:sz w:val="20"/>
+                <w:szCs w:val="20"/>
+              </w:rPr>
+              <w:t>Lulus</w:t>
+            </w:r>
           </w:p>
         </w:tc>
       </w:tr>
     </w:tbl>
     <w:p>
       <w:pPr>
+        <w:rPr>
+          <w:b/>
+          <w:bCs/>
+          <w:color w:val="2F5496"/>
+          <w:sz w:val="26"/>
+          <w:szCs w:val="26"/>
+        </w:rPr>
+      </w:pPr>
+      <w:r>
+        <w:br w:type="page"/>
+      </w:r>
+    </w:p>
+    <w:p>
+      <w:pPr>
         <w:pStyle w:val="Heading2"/>
       </w:pPr>
       <w:r>
+        <w:lastRenderedPageBreak/>
         <w:t>14.4 Placeholder Screenshot</w:t>
+      </w:r>
+    </w:p>
+    <w:p>
+      <w:pPr>
+        <w:spacing w:after="160" w:line="276" w:lineRule="auto"/>
+        <w:jc w:val="center"/>
+      </w:pPr>
+      <w:r>
+        <w:rPr>
+          <w:noProof/>
+        </w:rPr>
+        <w:drawing>
+          <wp:inline distT="0" distB="0" distL="0" distR="0" wp14:anchorId="6DD5D4DA" wp14:editId="56327D9E">
+            <wp:extent cx="3553320" cy="4562719"/>
+            <wp:effectExtent l="0" t="0" r="9525" b="0"/>
+            <wp:docPr id="348445554" name="Picture 1"/>
+            <wp:cNvGraphicFramePr>
+              <a:graphicFrameLocks xmlns:a="http://schemas.openxmlformats.org/drawingml/2006/main" noChangeAspect="1"/>
+            </wp:cNvGraphicFramePr>
+            <a:graphic xmlns:a="http://schemas.openxmlformats.org/drawingml/2006/main">
+              <a:graphicData uri="http://schemas.openxmlformats.org/drawingml/2006/picture">
+                <pic:pic xmlns:pic="http://schemas.openxmlformats.org/drawingml/2006/picture">
+                  <pic:nvPicPr>
+                    <pic:cNvPr id="348445554" name=""/>
+                    <pic:cNvPicPr/>
+                  </pic:nvPicPr>
+                  <pic:blipFill>
+                    <a:blip r:embed="rId9"/>
+                    <a:stretch>
+                      <a:fillRect/>
+                    </a:stretch>
+                  </pic:blipFill>
+                  <pic:spPr>
+                    <a:xfrm>
+                      <a:off x="0" y="0"/>
+                      <a:ext cx="3565782" cy="4578721"/>
+                    </a:xfrm>
+                    <a:prstGeom prst="rect">
+                      <a:avLst/>
+                    </a:prstGeom>
+                  </pic:spPr>
+                </pic:pic>
+              </a:graphicData>
+            </a:graphic>
+          </wp:inline>
+        </w:drawing>
+      </w:r>
+    </w:p>
+    <w:p>
+      <w:pPr>
+        <w:spacing w:before="80" w:after="240"/>
+        <w:jc w:val="center"/>
+        <w:rPr>
+          <w:rFonts w:asciiTheme="minorHAnsi" w:hAnsiTheme="minorHAnsi" w:cstheme="minorHAnsi"/>
+          <w:b/>
+          <w:bCs/>
+          <w:sz w:val="20"/>
+          <w:szCs w:val="20"/>
+        </w:rPr>
+      </w:pPr>
+      <w:r>
+        <w:rPr>
+          <w:rFonts w:asciiTheme="minorHAnsi" w:hAnsiTheme="minorHAnsi" w:cstheme="minorHAnsi"/>
+          <w:b/>
+          <w:bCs/>
+          <w:sz w:val="20"/>
+          <w:szCs w:val="20"/>
+        </w:rPr>
+        <w:t>["</w:t>
+      </w:r>
+      <w:r>
+        <w:rPr>
+          <w:rFonts w:asciiTheme="minorHAnsi" w:eastAsia="Consolas" w:hAnsiTheme="minorHAnsi" w:cstheme="minorHAnsi"/>
+          <w:b/>
+          <w:bCs/>
+          <w:sz w:val="20"/>
+          <w:szCs w:val="20"/>
+        </w:rPr>
+        <w:t xml:space="preserve">Gambar 3 </w:t>
+      </w:r>
+      <w:r>
+        <w:rPr>
+          <w:rFonts w:asciiTheme="minorHAnsi" w:eastAsia="Consolas" w:hAnsiTheme="minorHAnsi" w:cstheme="minorHAnsi"/>
+          <w:b/>
+          <w:bCs/>
+          <w:sz w:val="20"/>
+          <w:szCs w:val="20"/>
+        </w:rPr>
+        <w:t>“</w:t>
+      </w:r>
+      <w:r>
+        <w:rPr>
+          <w:rFonts w:asciiTheme="minorHAnsi" w:eastAsia="Consolas" w:hAnsiTheme="minorHAnsi" w:cstheme="minorHAnsi"/>
+          <w:b/>
+          <w:bCs/>
+          <w:sz w:val="20"/>
+          <w:szCs w:val="20"/>
+        </w:rPr>
+        <w:t xml:space="preserve">Screenshot Login </w:t>
+      </w:r>
+      <w:proofErr w:type="spellStart"/>
+      <w:r>
+        <w:rPr>
+          <w:rFonts w:asciiTheme="minorHAnsi" w:eastAsia="Consolas" w:hAnsiTheme="minorHAnsi" w:cstheme="minorHAnsi"/>
+          <w:b/>
+          <w:bCs/>
+          <w:sz w:val="20"/>
+          <w:szCs w:val="20"/>
+        </w:rPr>
+        <w:t>PasarKita</w:t>
+      </w:r>
+      <w:proofErr w:type="spellEnd"/>
+      <w:r>
+        <w:rPr>
+          <w:rFonts w:asciiTheme="minorHAnsi" w:hAnsiTheme="minorHAnsi" w:cstheme="minorHAnsi"/>
+          <w:b/>
+          <w:bCs/>
+          <w:sz w:val="20"/>
+          <w:szCs w:val="20"/>
+        </w:rPr>
+        <w:t>"]</w:t>
+      </w:r>
+    </w:p>
+    <w:p>
+      <w:pPr>
+        <w:spacing w:after="160" w:line="276" w:lineRule="auto"/>
+        <w:jc w:val="center"/>
+      </w:pPr>
+      <w:r>
+        <w:rPr>
+          <w:noProof/>
+        </w:rPr>
+        <w:drawing>
+          <wp:inline distT="0" distB="0" distL="0" distR="0" wp14:anchorId="32AE2D6B" wp14:editId="2D042475">
+            <wp:extent cx="4565650" cy="2998606"/>
+            <wp:effectExtent l="0" t="0" r="6350" b="0"/>
+            <wp:docPr id="1960692900" name="Picture 1"/>
+            <wp:cNvGraphicFramePr>
+              <a:graphicFrameLocks xmlns:a="http://schemas.openxmlformats.org/drawingml/2006/main" noChangeAspect="1"/>
+            </wp:cNvGraphicFramePr>
+            <a:graphic xmlns:a="http://schemas.openxmlformats.org/drawingml/2006/main">
+              <a:graphicData uri="http://schemas.openxmlformats.org/drawingml/2006/picture">
+                <pic:pic xmlns:pic="http://schemas.openxmlformats.org/drawingml/2006/picture">
+                  <pic:nvPicPr>
+                    <pic:cNvPr id="1960692900" name=""/>
+                    <pic:cNvPicPr/>
+                  </pic:nvPicPr>
+                  <pic:blipFill>
+                    <a:blip r:embed="rId10"/>
+                    <a:stretch>
+                      <a:fillRect/>
+                    </a:stretch>
+                  </pic:blipFill>
+                  <pic:spPr>
+                    <a:xfrm>
+                      <a:off x="0" y="0"/>
+                      <a:ext cx="4571023" cy="3002135"/>
+                    </a:xfrm>
+                    <a:prstGeom prst="rect">
+                      <a:avLst/>
+                    </a:prstGeom>
+                  </pic:spPr>
+                </pic:pic>
+              </a:graphicData>
+            </a:graphic>
+          </wp:inline>
+        </w:drawing>
+      </w:r>
+    </w:p>
+    <w:p>
+      <w:pPr>
+        <w:spacing w:before="80" w:after="240"/>
+        <w:jc w:val="center"/>
+        <w:rPr>
+          <w:rFonts w:asciiTheme="minorHAnsi" w:hAnsiTheme="minorHAnsi" w:cstheme="minorHAnsi"/>
+          <w:b/>
+          <w:bCs/>
+          <w:sz w:val="20"/>
+          <w:szCs w:val="20"/>
+        </w:rPr>
+      </w:pPr>
+      <w:r>
+        <w:rPr>
+          <w:rFonts w:asciiTheme="minorHAnsi" w:hAnsiTheme="minorHAnsi" w:cstheme="minorHAnsi"/>
+          <w:b/>
+          <w:bCs/>
+          <w:sz w:val="20"/>
+          <w:szCs w:val="20"/>
+        </w:rPr>
+        <w:t>["</w:t>
+      </w:r>
+      <w:r>
+        <w:rPr>
+          <w:rFonts w:asciiTheme="minorHAnsi" w:eastAsia="Consolas" w:hAnsiTheme="minorHAnsi" w:cstheme="minorHAnsi"/>
+          <w:b/>
+          <w:bCs/>
+          <w:sz w:val="20"/>
+          <w:szCs w:val="20"/>
+        </w:rPr>
+        <w:t xml:space="preserve">Gambar </w:t>
+      </w:r>
+      <w:r>
+        <w:rPr>
+          <w:rFonts w:asciiTheme="minorHAnsi" w:eastAsia="Consolas" w:hAnsiTheme="minorHAnsi" w:cstheme="minorHAnsi"/>
+          <w:b/>
+          <w:bCs/>
+          <w:sz w:val="20"/>
+          <w:szCs w:val="20"/>
+        </w:rPr>
+        <w:t>4</w:t>
+      </w:r>
+      <w:r>
+        <w:rPr>
+          <w:rFonts w:asciiTheme="minorHAnsi" w:eastAsia="Consolas" w:hAnsiTheme="minorHAnsi" w:cstheme="minorHAnsi"/>
+          <w:b/>
+          <w:bCs/>
+          <w:sz w:val="20"/>
+          <w:szCs w:val="20"/>
+        </w:rPr>
+        <w:t xml:space="preserve"> </w:t>
+      </w:r>
+      <w:r>
+        <w:rPr>
+          <w:rFonts w:asciiTheme="minorHAnsi" w:eastAsia="Consolas" w:hAnsiTheme="minorHAnsi" w:cstheme="minorHAnsi"/>
+          <w:b/>
+          <w:bCs/>
+          <w:sz w:val="20"/>
+          <w:szCs w:val="20"/>
+        </w:rPr>
+        <w:t>“</w:t>
+      </w:r>
+      <w:r>
+        <w:rPr>
+          <w:rFonts w:asciiTheme="minorHAnsi" w:eastAsia="Consolas" w:hAnsiTheme="minorHAnsi" w:cstheme="minorHAnsi"/>
+          <w:b/>
+          <w:bCs/>
+          <w:sz w:val="20"/>
+          <w:szCs w:val="20"/>
+        </w:rPr>
+        <w:t xml:space="preserve">Screenshot </w:t>
+      </w:r>
+      <w:r>
+        <w:rPr>
+          <w:rFonts w:asciiTheme="minorHAnsi" w:eastAsia="Consolas" w:hAnsiTheme="minorHAnsi" w:cstheme="minorHAnsi"/>
+          <w:b/>
+          <w:bCs/>
+          <w:sz w:val="20"/>
+          <w:szCs w:val="20"/>
+        </w:rPr>
+        <w:t>Dashboard Admin Pasar Kita</w:t>
+      </w:r>
+      <w:r>
+        <w:rPr>
+          <w:rFonts w:asciiTheme="minorHAnsi" w:hAnsiTheme="minorHAnsi" w:cstheme="minorHAnsi"/>
+          <w:b/>
+          <w:bCs/>
+          <w:sz w:val="20"/>
+          <w:szCs w:val="20"/>
+        </w:rPr>
+        <w:t>"]</w:t>
+      </w:r>
+    </w:p>
+    <w:p>
+      <w:pPr>
+        <w:rPr>
+          <w:rFonts w:asciiTheme="minorHAnsi" w:hAnsiTheme="minorHAnsi" w:cstheme="minorHAnsi"/>
+          <w:b/>
+          <w:bCs/>
+          <w:sz w:val="20"/>
+          <w:szCs w:val="20"/>
+        </w:rPr>
+      </w:pPr>
+      <w:r>
+        <w:rPr>
+          <w:rFonts w:asciiTheme="minorHAnsi" w:hAnsiTheme="minorHAnsi" w:cstheme="minorHAnsi"/>
+          <w:b/>
+          <w:bCs/>
+          <w:sz w:val="20"/>
+          <w:szCs w:val="20"/>
+        </w:rPr>
+        <w:br w:type="page"/>
+      </w:r>
+    </w:p>
+    <w:p>
+      <w:pPr>
+        <w:jc w:val="center"/>
+      </w:pPr>
+      <w:r>
+        <w:rPr>
+          <w:rFonts w:asciiTheme="minorHAnsi" w:hAnsiTheme="minorHAnsi" w:cstheme="minorHAnsi"/>
+          <w:b/>
+          <w:bCs/>
+          <w:noProof/>
+          <w:sz w:val="20"/>
+          <w:szCs w:val="20"/>
+        </w:rPr>
+        <w:lastRenderedPageBreak/>
+        <w:drawing>
+          <wp:inline distT="0" distB="0" distL="0" distR="0" wp14:anchorId="431AEEA3" wp14:editId="5A48358D">
+            <wp:extent cx="4679643" cy="3199715"/>
+            <wp:effectExtent l="0" t="0" r="6985" b="1270"/>
+            <wp:docPr id="661747313" name="Picture 1"/>
+            <wp:cNvGraphicFramePr>
+              <a:graphicFrameLocks xmlns:a="http://schemas.openxmlformats.org/drawingml/2006/main" noChangeAspect="1"/>
+            </wp:cNvGraphicFramePr>
+            <a:graphic xmlns:a="http://schemas.openxmlformats.org/drawingml/2006/main">
+              <a:graphicData uri="http://schemas.openxmlformats.org/drawingml/2006/picture">
+                <pic:pic xmlns:pic="http://schemas.openxmlformats.org/drawingml/2006/picture">
+                  <pic:nvPicPr>
+                    <pic:cNvPr id="661747313" name=""/>
+                    <pic:cNvPicPr/>
+                  </pic:nvPicPr>
+                  <pic:blipFill>
+                    <a:blip r:embed="rId11"/>
+                    <a:stretch>
+                      <a:fillRect/>
+                    </a:stretch>
+                  </pic:blipFill>
+                  <pic:spPr>
+                    <a:xfrm>
+                      <a:off x="0" y="0"/>
+                      <a:ext cx="4690637" cy="3207232"/>
+                    </a:xfrm>
+                    <a:prstGeom prst="rect">
+                      <a:avLst/>
+                    </a:prstGeom>
+                  </pic:spPr>
+                </pic:pic>
+              </a:graphicData>
+            </a:graphic>
+          </wp:inline>
+        </w:drawing>
+      </w:r>
+    </w:p>
+    <w:p>
+      <w:pPr>
+        <w:spacing w:before="80" w:after="240"/>
+        <w:jc w:val="center"/>
+        <w:rPr>
+          <w:rFonts w:asciiTheme="minorHAnsi" w:hAnsiTheme="minorHAnsi" w:cstheme="minorHAnsi"/>
+          <w:b/>
+          <w:bCs/>
+          <w:sz w:val="20"/>
+          <w:szCs w:val="20"/>
+        </w:rPr>
+      </w:pPr>
+      <w:r>
+        <w:rPr>
+          <w:rFonts w:asciiTheme="minorHAnsi" w:hAnsiTheme="minorHAnsi" w:cstheme="minorHAnsi"/>
+          <w:b/>
+          <w:bCs/>
+          <w:sz w:val="20"/>
+          <w:szCs w:val="20"/>
+        </w:rPr>
+        <w:t>["</w:t>
+      </w:r>
+      <w:r>
+        <w:rPr>
+          <w:rFonts w:asciiTheme="minorHAnsi" w:eastAsia="Consolas" w:hAnsiTheme="minorHAnsi" w:cstheme="minorHAnsi"/>
+          <w:b/>
+          <w:bCs/>
+          <w:sz w:val="20"/>
+          <w:szCs w:val="20"/>
+        </w:rPr>
+        <w:t xml:space="preserve">Gambar </w:t>
+      </w:r>
+      <w:r>
+        <w:rPr>
+          <w:rFonts w:asciiTheme="minorHAnsi" w:eastAsia="Consolas" w:hAnsiTheme="minorHAnsi" w:cstheme="minorHAnsi"/>
+          <w:b/>
+          <w:bCs/>
+          <w:sz w:val="20"/>
+          <w:szCs w:val="20"/>
+        </w:rPr>
+        <w:t>5</w:t>
+      </w:r>
+      <w:r>
+        <w:rPr>
+          <w:rFonts w:asciiTheme="minorHAnsi" w:eastAsia="Consolas" w:hAnsiTheme="minorHAnsi" w:cstheme="minorHAnsi"/>
+          <w:b/>
+          <w:bCs/>
+          <w:sz w:val="20"/>
+          <w:szCs w:val="20"/>
+        </w:rPr>
+        <w:t xml:space="preserve"> </w:t>
+      </w:r>
+      <w:r>
+        <w:rPr>
+          <w:rFonts w:asciiTheme="minorHAnsi" w:eastAsia="Consolas" w:hAnsiTheme="minorHAnsi" w:cstheme="minorHAnsi"/>
+          <w:b/>
+          <w:bCs/>
+          <w:sz w:val="20"/>
+          <w:szCs w:val="20"/>
+        </w:rPr>
+        <w:t>“</w:t>
+      </w:r>
+      <w:r>
+        <w:rPr>
+          <w:rFonts w:asciiTheme="minorHAnsi" w:eastAsia="Consolas" w:hAnsiTheme="minorHAnsi" w:cstheme="minorHAnsi"/>
+          <w:b/>
+          <w:bCs/>
+          <w:sz w:val="20"/>
+          <w:szCs w:val="20"/>
+        </w:rPr>
+        <w:t xml:space="preserve">Screenshot </w:t>
+      </w:r>
+      <w:r>
+        <w:rPr>
+          <w:rFonts w:asciiTheme="minorHAnsi" w:eastAsia="Consolas" w:hAnsiTheme="minorHAnsi" w:cstheme="minorHAnsi"/>
+          <w:b/>
+          <w:bCs/>
+          <w:sz w:val="20"/>
+          <w:szCs w:val="20"/>
+        </w:rPr>
+        <w:t xml:space="preserve">Dashboard Detail </w:t>
+      </w:r>
+      <w:proofErr w:type="spellStart"/>
+      <w:r>
+        <w:rPr>
+          <w:rFonts w:asciiTheme="minorHAnsi" w:eastAsia="Consolas" w:hAnsiTheme="minorHAnsi" w:cstheme="minorHAnsi"/>
+          <w:b/>
+          <w:bCs/>
+          <w:sz w:val="20"/>
+          <w:szCs w:val="20"/>
+        </w:rPr>
+        <w:t>Pesanan</w:t>
+      </w:r>
+      <w:proofErr w:type="spellEnd"/>
+      <w:r>
+        <w:rPr>
+          <w:rFonts w:asciiTheme="minorHAnsi" w:eastAsia="Consolas" w:hAnsiTheme="minorHAnsi" w:cstheme="minorHAnsi"/>
+          <w:b/>
+          <w:bCs/>
+          <w:sz w:val="20"/>
+          <w:szCs w:val="20"/>
+        </w:rPr>
+        <w:t xml:space="preserve"> </w:t>
+      </w:r>
+      <w:proofErr w:type="spellStart"/>
+      <w:r>
+        <w:rPr>
+          <w:rFonts w:asciiTheme="minorHAnsi" w:eastAsia="Consolas" w:hAnsiTheme="minorHAnsi" w:cstheme="minorHAnsi"/>
+          <w:b/>
+          <w:bCs/>
+          <w:sz w:val="20"/>
+          <w:szCs w:val="20"/>
+        </w:rPr>
+        <w:t>Setelah</w:t>
+      </w:r>
+      <w:proofErr w:type="spellEnd"/>
+      <w:r>
+        <w:rPr>
+          <w:rFonts w:asciiTheme="minorHAnsi" w:eastAsia="Consolas" w:hAnsiTheme="minorHAnsi" w:cstheme="minorHAnsi"/>
+          <w:b/>
+          <w:bCs/>
+          <w:sz w:val="20"/>
+          <w:szCs w:val="20"/>
+        </w:rPr>
+        <w:t xml:space="preserve"> Refactoring</w:t>
+      </w:r>
+      <w:r>
+        <w:rPr>
+          <w:rFonts w:asciiTheme="minorHAnsi" w:hAnsiTheme="minorHAnsi" w:cstheme="minorHAnsi"/>
+          <w:b/>
+          <w:bCs/>
+          <w:sz w:val="20"/>
+          <w:szCs w:val="20"/>
+        </w:rPr>
+        <w:t>"]</w:t>
+      </w:r>
+    </w:p>
+    <w:p>
+      <w:pPr>
+        <w:spacing w:before="80" w:after="240"/>
+        <w:jc w:val="center"/>
+        <w:rPr>
+          <w:rFonts w:asciiTheme="minorHAnsi" w:hAnsiTheme="minorHAnsi" w:cstheme="minorHAnsi"/>
+          <w:b/>
+          <w:bCs/>
+          <w:sz w:val="20"/>
+          <w:szCs w:val="20"/>
+        </w:rPr>
+      </w:pPr>
+      <w:r>
+        <w:rPr>
+          <w:rFonts w:asciiTheme="minorHAnsi" w:hAnsiTheme="minorHAnsi" w:cstheme="minorHAnsi"/>
+          <w:b/>
+          <w:bCs/>
+          <w:noProof/>
+          <w:sz w:val="20"/>
+          <w:szCs w:val="20"/>
+        </w:rPr>
+        <w:drawing>
+          <wp:inline distT="0" distB="0" distL="0" distR="0" wp14:anchorId="44B3E132" wp14:editId="17EEA623">
+            <wp:extent cx="4718050" cy="2899462"/>
+            <wp:effectExtent l="0" t="0" r="6350" b="0"/>
+            <wp:docPr id="305691425" name="Picture 1"/>
+            <wp:cNvGraphicFramePr>
+              <a:graphicFrameLocks xmlns:a="http://schemas.openxmlformats.org/drawingml/2006/main" noChangeAspect="1"/>
+            </wp:cNvGraphicFramePr>
+            <a:graphic xmlns:a="http://schemas.openxmlformats.org/drawingml/2006/main">
+              <a:graphicData uri="http://schemas.openxmlformats.org/drawingml/2006/picture">
+                <pic:pic xmlns:pic="http://schemas.openxmlformats.org/drawingml/2006/picture">
+                  <pic:nvPicPr>
+                    <pic:cNvPr id="305691425" name=""/>
+                    <pic:cNvPicPr/>
+                  </pic:nvPicPr>
+                  <pic:blipFill>
+                    <a:blip r:embed="rId12"/>
+                    <a:stretch>
+                      <a:fillRect/>
+                    </a:stretch>
+                  </pic:blipFill>
+                  <pic:spPr>
+                    <a:xfrm>
+                      <a:off x="0" y="0"/>
+                      <a:ext cx="4729865" cy="2906723"/>
+                    </a:xfrm>
+                    <a:prstGeom prst="rect">
+                      <a:avLst/>
+                    </a:prstGeom>
+                  </pic:spPr>
+                </pic:pic>
+              </a:graphicData>
+            </a:graphic>
+          </wp:inline>
+        </w:drawing>
+      </w:r>
+    </w:p>
+    <w:p>
+      <w:pPr>
+        <w:spacing w:before="80" w:after="240"/>
+        <w:jc w:val="center"/>
+        <w:rPr>
+          <w:rFonts w:asciiTheme="minorHAnsi" w:hAnsiTheme="minorHAnsi" w:cstheme="minorHAnsi"/>
+          <w:b/>
+          <w:bCs/>
+          <w:sz w:val="20"/>
+          <w:szCs w:val="20"/>
+        </w:rPr>
+      </w:pPr>
+      <w:r>
+        <w:rPr>
+          <w:rFonts w:asciiTheme="minorHAnsi" w:hAnsiTheme="minorHAnsi" w:cstheme="minorHAnsi"/>
+          <w:b/>
+          <w:bCs/>
+          <w:sz w:val="20"/>
+          <w:szCs w:val="20"/>
+        </w:rPr>
+        <w:t>["</w:t>
+      </w:r>
+      <w:r>
+        <w:rPr>
+          <w:rFonts w:asciiTheme="minorHAnsi" w:eastAsia="Consolas" w:hAnsiTheme="minorHAnsi" w:cstheme="minorHAnsi"/>
+          <w:b/>
+          <w:bCs/>
+          <w:sz w:val="20"/>
+          <w:szCs w:val="20"/>
+        </w:rPr>
+        <w:t xml:space="preserve">Gambar </w:t>
+      </w:r>
+      <w:r>
+        <w:rPr>
+          <w:rFonts w:asciiTheme="minorHAnsi" w:eastAsia="Consolas" w:hAnsiTheme="minorHAnsi" w:cstheme="minorHAnsi"/>
+          <w:b/>
+          <w:bCs/>
+          <w:sz w:val="20"/>
+          <w:szCs w:val="20"/>
+        </w:rPr>
+        <w:t>6</w:t>
+      </w:r>
+      <w:r>
+        <w:rPr>
+          <w:rFonts w:asciiTheme="minorHAnsi" w:eastAsia="Consolas" w:hAnsiTheme="minorHAnsi" w:cstheme="minorHAnsi"/>
+          <w:b/>
+          <w:bCs/>
+          <w:sz w:val="20"/>
+          <w:szCs w:val="20"/>
+        </w:rPr>
+        <w:t xml:space="preserve"> </w:t>
+      </w:r>
+      <w:r>
+        <w:rPr>
+          <w:rFonts w:asciiTheme="minorHAnsi" w:eastAsia="Consolas" w:hAnsiTheme="minorHAnsi" w:cstheme="minorHAnsi"/>
+          <w:b/>
+          <w:bCs/>
+          <w:sz w:val="20"/>
+          <w:szCs w:val="20"/>
+        </w:rPr>
+        <w:t>“</w:t>
+      </w:r>
+      <w:r>
+        <w:rPr>
+          <w:rFonts w:asciiTheme="minorHAnsi" w:eastAsia="Consolas" w:hAnsiTheme="minorHAnsi" w:cstheme="minorHAnsi"/>
+          <w:b/>
+          <w:bCs/>
+          <w:sz w:val="20"/>
+          <w:szCs w:val="20"/>
+        </w:rPr>
+        <w:t xml:space="preserve">Screenshot </w:t>
+      </w:r>
+      <w:proofErr w:type="spellStart"/>
+      <w:r>
+        <w:rPr>
+          <w:rFonts w:asciiTheme="minorHAnsi" w:eastAsia="Consolas" w:hAnsiTheme="minorHAnsi" w:cstheme="minorHAnsi"/>
+          <w:b/>
+          <w:bCs/>
+          <w:sz w:val="20"/>
+          <w:szCs w:val="20"/>
+        </w:rPr>
+        <w:t>Notifikasi</w:t>
+      </w:r>
+      <w:proofErr w:type="spellEnd"/>
+      <w:r>
+        <w:rPr>
+          <w:rFonts w:asciiTheme="minorHAnsi" w:eastAsia="Consolas" w:hAnsiTheme="minorHAnsi" w:cstheme="minorHAnsi"/>
+          <w:b/>
+          <w:bCs/>
+          <w:sz w:val="20"/>
+          <w:szCs w:val="20"/>
+        </w:rPr>
+        <w:t xml:space="preserve"> Chat </w:t>
+      </w:r>
+      <w:proofErr w:type="spellStart"/>
+      <w:r>
+        <w:rPr>
+          <w:rFonts w:asciiTheme="minorHAnsi" w:eastAsia="Consolas" w:hAnsiTheme="minorHAnsi" w:cstheme="minorHAnsi"/>
+          <w:b/>
+          <w:bCs/>
+          <w:sz w:val="20"/>
+          <w:szCs w:val="20"/>
+        </w:rPr>
+        <w:t>Otomatis</w:t>
+      </w:r>
+      <w:proofErr w:type="spellEnd"/>
+      <w:r>
+        <w:rPr>
+          <w:rFonts w:asciiTheme="minorHAnsi" w:hAnsiTheme="minorHAnsi" w:cstheme="minorHAnsi"/>
+          <w:b/>
+          <w:bCs/>
+          <w:sz w:val="20"/>
+          <w:szCs w:val="20"/>
+        </w:rPr>
+        <w:t>"]</w:t>
+      </w:r>
+    </w:p>
+    <w:p>
+      <w:pPr>
+        <w:pStyle w:val="Heading1"/>
+      </w:pPr>
+      <w:r>
+        <w:t>15. Kesimpulan</w:t>
       </w:r>
     </w:p>
     <w:p>
@@ -38158,267 +38574,291 @@
       </w:pPr>
       <w:proofErr w:type="spellStart"/>
       <w:r>
-        <w:t>Gunakan</w:t>
-      </w:r>
-      <w:proofErr w:type="spellEnd"/>
-      <w:r>
-        <w:t xml:space="preserve"> screenshot </w:t>
-      </w:r>
-      <w:proofErr w:type="spellStart"/>
-      <w:r>
-        <w:t>aktual</w:t>
-      </w:r>
-      <w:proofErr w:type="spellEnd"/>
-      <w:r>
-        <w:t xml:space="preserve"> </w:t>
-      </w:r>
-      <w:proofErr w:type="spellStart"/>
-      <w:r>
-        <w:t>dari</w:t>
-      </w:r>
-      <w:proofErr w:type="spellEnd"/>
-      <w:r>
-        <w:t xml:space="preserve"> branch </w:t>
-      </w:r>
-      <w:proofErr w:type="spellStart"/>
-      <w:r>
-        <w:t>latihan</w:t>
-      </w:r>
-      <w:proofErr w:type="spellEnd"/>
-      <w:r>
-        <w:t xml:space="preserve"> </w:t>
-      </w:r>
-      <w:proofErr w:type="spellStart"/>
-      <w:r>
-        <w:t>setelah</w:t>
-      </w:r>
-      <w:proofErr w:type="spellEnd"/>
-      <w:r>
-        <w:t xml:space="preserve"> refactoring </w:t>
-      </w:r>
-      <w:proofErr w:type="spellStart"/>
-      <w:r>
-        <w:t>dilakukan</w:t>
+        <w:t>Berdasarkan</w:t>
+      </w:r>
+      <w:proofErr w:type="spellEnd"/>
+      <w:r>
+        <w:t xml:space="preserve"> </w:t>
+      </w:r>
+      <w:proofErr w:type="spellStart"/>
+      <w:r>
+        <w:t>analisis</w:t>
+      </w:r>
+      <w:proofErr w:type="spellEnd"/>
+      <w:r>
+        <w:t xml:space="preserve"> </w:t>
+      </w:r>
+      <w:proofErr w:type="spellStart"/>
+      <w:r>
+        <w:t>kode</w:t>
+      </w:r>
+      <w:proofErr w:type="spellEnd"/>
+      <w:r>
+        <w:t xml:space="preserve">, </w:t>
+      </w:r>
+      <w:proofErr w:type="spellStart"/>
+      <w:r>
+        <w:t>PasarKita</w:t>
+      </w:r>
+      <w:proofErr w:type="spellEnd"/>
+      <w:r>
+        <w:t xml:space="preserve"> </w:t>
+      </w:r>
+      <w:proofErr w:type="spellStart"/>
+      <w:r>
+        <w:t>telah</w:t>
+      </w:r>
+      <w:proofErr w:type="spellEnd"/>
+      <w:r>
+        <w:t xml:space="preserve"> </w:t>
+      </w:r>
+      <w:proofErr w:type="spellStart"/>
+      <w:r>
+        <w:t>mengimplementasikan</w:t>
+      </w:r>
+      <w:proofErr w:type="spellEnd"/>
+      <w:r>
+        <w:t xml:space="preserve"> </w:t>
+      </w:r>
+      <w:proofErr w:type="spellStart"/>
+      <w:r>
+        <w:t>struktur</w:t>
+      </w:r>
+      <w:proofErr w:type="spellEnd"/>
+      <w:r>
+        <w:t xml:space="preserve"> MVC </w:t>
+      </w:r>
+      <w:proofErr w:type="spellStart"/>
+      <w:r>
+        <w:t>sederhana</w:t>
+      </w:r>
+      <w:proofErr w:type="spellEnd"/>
+      <w:r>
+        <w:t xml:space="preserve"> yang </w:t>
+      </w:r>
+      <w:proofErr w:type="spellStart"/>
+      <w:r>
+        <w:t>memisahkan</w:t>
+      </w:r>
+      <w:proofErr w:type="spellEnd"/>
+      <w:r>
+        <w:t xml:space="preserve"> controller, model, view, helper, dan core, </w:t>
+      </w:r>
+      <w:proofErr w:type="spellStart"/>
+      <w:r>
+        <w:t>serta</w:t>
+      </w:r>
+      <w:proofErr w:type="spellEnd"/>
+      <w:r>
+        <w:t xml:space="preserve"> </w:t>
+      </w:r>
+      <w:proofErr w:type="spellStart"/>
+      <w:r>
+        <w:t>mengintegrasikan</w:t>
+      </w:r>
+      <w:proofErr w:type="spellEnd"/>
+      <w:r>
+        <w:t xml:space="preserve"> </w:t>
+      </w:r>
+      <w:proofErr w:type="spellStart"/>
+      <w:r>
+        <w:t>layanan</w:t>
+      </w:r>
+      <w:proofErr w:type="spellEnd"/>
+      <w:r>
+        <w:t xml:space="preserve"> </w:t>
+      </w:r>
+      <w:proofErr w:type="spellStart"/>
+      <w:r>
+        <w:t>eksternal</w:t>
+      </w:r>
+      <w:proofErr w:type="spellEnd"/>
+      <w:r>
+        <w:t xml:space="preserve"> </w:t>
+      </w:r>
+      <w:proofErr w:type="spellStart"/>
+      <w:r>
+        <w:t>SmartBank</w:t>
+      </w:r>
+      <w:proofErr w:type="spellEnd"/>
+      <w:r>
+        <w:t xml:space="preserve"> dan </w:t>
+      </w:r>
+      <w:proofErr w:type="spellStart"/>
+      <w:r>
+        <w:t>LogistikKita</w:t>
+      </w:r>
+      <w:proofErr w:type="spellEnd"/>
+      <w:r>
+        <w:t xml:space="preserve"> </w:t>
+      </w:r>
+      <w:proofErr w:type="spellStart"/>
+      <w:r>
+        <w:t>melalui</w:t>
+      </w:r>
+      <w:proofErr w:type="spellEnd"/>
+      <w:r>
+        <w:t xml:space="preserve"> helper </w:t>
+      </w:r>
+      <w:proofErr w:type="spellStart"/>
+      <w:r>
+        <w:t>cURL</w:t>
+      </w:r>
+      <w:proofErr w:type="spellEnd"/>
+      <w:r>
+        <w:t xml:space="preserve">. Aplikasi juga </w:t>
+      </w:r>
+      <w:proofErr w:type="spellStart"/>
+      <w:r>
+        <w:t>telah</w:t>
+      </w:r>
+      <w:proofErr w:type="spellEnd"/>
+      <w:r>
+        <w:t xml:space="preserve"> </w:t>
+      </w:r>
+      <w:proofErr w:type="spellStart"/>
+      <w:r>
+        <w:t>memiliki</w:t>
+      </w:r>
+      <w:proofErr w:type="spellEnd"/>
+      <w:r>
+        <w:t xml:space="preserve"> </w:t>
+      </w:r>
+      <w:proofErr w:type="spellStart"/>
+      <w:r>
+        <w:t>fitur</w:t>
+      </w:r>
+      <w:proofErr w:type="spellEnd"/>
+      <w:r>
+        <w:t xml:space="preserve"> </w:t>
+      </w:r>
+      <w:proofErr w:type="spellStart"/>
+      <w:r>
+        <w:t>transaksi</w:t>
+      </w:r>
+      <w:proofErr w:type="spellEnd"/>
+      <w:r>
+        <w:t xml:space="preserve"> yang </w:t>
+      </w:r>
+      <w:proofErr w:type="spellStart"/>
+      <w:r>
+        <w:t>cukup</w:t>
+      </w:r>
+      <w:proofErr w:type="spellEnd"/>
+      <w:r>
+        <w:t xml:space="preserve"> </w:t>
+      </w:r>
+      <w:proofErr w:type="spellStart"/>
+      <w:r>
+        <w:t>kompleks</w:t>
+      </w:r>
+      <w:proofErr w:type="spellEnd"/>
+      <w:r>
+        <w:t xml:space="preserve">, </w:t>
+      </w:r>
+      <w:proofErr w:type="spellStart"/>
+      <w:r>
+        <w:t>mencakup</w:t>
+      </w:r>
+      <w:proofErr w:type="spellEnd"/>
+      <w:r>
+        <w:t xml:space="preserve"> </w:t>
+      </w:r>
+      <w:proofErr w:type="spellStart"/>
+      <w:r>
+        <w:t>siklus</w:t>
+      </w:r>
+      <w:proofErr w:type="spellEnd"/>
+      <w:r>
+        <w:t xml:space="preserve"> </w:t>
+      </w:r>
+      <w:proofErr w:type="spellStart"/>
+      <w:r>
+        <w:t>hidup</w:t>
+      </w:r>
+      <w:proofErr w:type="spellEnd"/>
+      <w:r>
+        <w:t xml:space="preserve"> </w:t>
+      </w:r>
+      <w:proofErr w:type="spellStart"/>
+      <w:r>
+        <w:t>pesanan</w:t>
+      </w:r>
+      <w:proofErr w:type="spellEnd"/>
+      <w:r>
+        <w:t xml:space="preserve"> </w:t>
+      </w:r>
+      <w:proofErr w:type="spellStart"/>
+      <w:r>
+        <w:t>delapan</w:t>
+      </w:r>
+      <w:proofErr w:type="spellEnd"/>
+      <w:r>
+        <w:t xml:space="preserve"> status, </w:t>
+      </w:r>
+      <w:proofErr w:type="spellStart"/>
+      <w:r>
+        <w:t>mekanisme</w:t>
+      </w:r>
+      <w:proofErr w:type="spellEnd"/>
+      <w:r>
+        <w:t xml:space="preserve"> </w:t>
+      </w:r>
+      <w:proofErr w:type="spellStart"/>
+      <w:r>
+        <w:t>otomatis</w:t>
+      </w:r>
+      <w:proofErr w:type="spellEnd"/>
+      <w:r>
+        <w:t xml:space="preserve"> </w:t>
+      </w:r>
+      <w:proofErr w:type="spellStart"/>
+      <w:r>
+        <w:t>pembatalan</w:t>
+      </w:r>
+      <w:proofErr w:type="spellEnd"/>
+      <w:r>
+        <w:t xml:space="preserve"> dan </w:t>
+      </w:r>
+      <w:proofErr w:type="spellStart"/>
+      <w:r>
+        <w:t>penyelesaian</w:t>
+      </w:r>
+      <w:proofErr w:type="spellEnd"/>
+      <w:r>
+        <w:t xml:space="preserve">, </w:t>
+      </w:r>
+      <w:proofErr w:type="spellStart"/>
+      <w:r>
+        <w:t>serta</w:t>
+      </w:r>
+      <w:proofErr w:type="spellEnd"/>
+      <w:r>
+        <w:t xml:space="preserve"> </w:t>
+      </w:r>
+      <w:proofErr w:type="spellStart"/>
+      <w:r>
+        <w:t>notifikasi</w:t>
+      </w:r>
+      <w:proofErr w:type="spellEnd"/>
+      <w:r>
+        <w:t xml:space="preserve"> chat </w:t>
+      </w:r>
+      <w:proofErr w:type="spellStart"/>
+      <w:r>
+        <w:t>antar</w:t>
+      </w:r>
+      <w:proofErr w:type="spellEnd"/>
+      <w:r>
+        <w:t xml:space="preserve"> </w:t>
+      </w:r>
+      <w:proofErr w:type="spellStart"/>
+      <w:r>
+        <w:t>pengguna</w:t>
       </w:r>
       <w:proofErr w:type="spellEnd"/>
       <w:r>
         <w:t>.</w:t>
-      </w:r>
-    </w:p>
-    <w:p>
-      <w:pPr>
-        <w:shd w:val="clear" w:color="auto" w:fill="F2F2F2"/>
-      </w:pPr>
-      <w:r>
-        <w:rPr>
-          <w:rFonts w:ascii="Consolas" w:eastAsia="Consolas" w:hAnsi="Consolas" w:cs="Consolas"/>
-          <w:sz w:val="18"/>
-          <w:szCs w:val="18"/>
-        </w:rPr>
-        <w:t xml:space="preserve">[Gambar 3 "Screenshot Login </w:t>
-      </w:r>
-      <w:proofErr w:type="spellStart"/>
-      <w:r>
-        <w:rPr>
-          <w:rFonts w:ascii="Consolas" w:eastAsia="Consolas" w:hAnsi="Consolas" w:cs="Consolas"/>
-          <w:sz w:val="18"/>
-          <w:szCs w:val="18"/>
-        </w:rPr>
-        <w:t>PasarKita</w:t>
-      </w:r>
-      <w:proofErr w:type="spellEnd"/>
-      <w:proofErr w:type="gramStart"/>
-      <w:r>
-        <w:rPr>
-          <w:rFonts w:ascii="Consolas" w:eastAsia="Consolas" w:hAnsi="Consolas" w:cs="Consolas"/>
-          <w:sz w:val="18"/>
-          <w:szCs w:val="18"/>
-        </w:rPr>
-        <w:t>"](</w:t>
-      </w:r>
-      <w:proofErr w:type="gramEnd"/>
-      <w:r>
-        <w:rPr>
-          <w:rFonts w:ascii="Consolas" w:eastAsia="Consolas" w:hAnsi="Consolas" w:cs="Consolas"/>
-          <w:sz w:val="18"/>
-          <w:szCs w:val="18"/>
-        </w:rPr>
-        <w:t>screenshots/login.png)</w:t>
-      </w:r>
-    </w:p>
-    <w:p>
-      <w:pPr>
-        <w:shd w:val="clear" w:color="auto" w:fill="F2F2F2"/>
-      </w:pPr>
-      <w:r>
-        <w:rPr>
-          <w:rFonts w:ascii="Consolas" w:eastAsia="Consolas" w:hAnsi="Consolas" w:cs="Consolas"/>
-          <w:sz w:val="18"/>
-          <w:szCs w:val="18"/>
-        </w:rPr>
-        <w:t xml:space="preserve">[Gambar 4 "Screenshot Dashboard Admin </w:t>
-      </w:r>
-      <w:proofErr w:type="spellStart"/>
-      <w:r>
-        <w:rPr>
-          <w:rFonts w:ascii="Consolas" w:eastAsia="Consolas" w:hAnsi="Consolas" w:cs="Consolas"/>
-          <w:sz w:val="18"/>
-          <w:szCs w:val="18"/>
-        </w:rPr>
-        <w:t>PasarKita</w:t>
-      </w:r>
-      <w:proofErr w:type="spellEnd"/>
-      <w:proofErr w:type="gramStart"/>
-      <w:r>
-        <w:rPr>
-          <w:rFonts w:ascii="Consolas" w:eastAsia="Consolas" w:hAnsi="Consolas" w:cs="Consolas"/>
-          <w:sz w:val="18"/>
-          <w:szCs w:val="18"/>
-        </w:rPr>
-        <w:t>"](</w:t>
-      </w:r>
-      <w:proofErr w:type="gramEnd"/>
-      <w:r>
-        <w:rPr>
-          <w:rFonts w:ascii="Consolas" w:eastAsia="Consolas" w:hAnsi="Consolas" w:cs="Consolas"/>
-          <w:sz w:val="18"/>
-          <w:szCs w:val="18"/>
-        </w:rPr>
-        <w:t>screenshots/dashboard-admin.png)</w:t>
-      </w:r>
-    </w:p>
-    <w:p>
-      <w:pPr>
-        <w:shd w:val="clear" w:color="auto" w:fill="F2F2F2"/>
-      </w:pPr>
-      <w:r>
-        <w:rPr>
-          <w:rFonts w:ascii="Consolas" w:eastAsia="Consolas" w:hAnsi="Consolas" w:cs="Consolas"/>
-          <w:sz w:val="18"/>
-          <w:szCs w:val="18"/>
-        </w:rPr>
-        <w:t xml:space="preserve">[Gambar 5 "Screenshot Detail </w:t>
-      </w:r>
-      <w:proofErr w:type="spellStart"/>
-      <w:r>
-        <w:rPr>
-          <w:rFonts w:ascii="Consolas" w:eastAsia="Consolas" w:hAnsi="Consolas" w:cs="Consolas"/>
-          <w:sz w:val="18"/>
-          <w:szCs w:val="18"/>
-        </w:rPr>
-        <w:t>Pesanan</w:t>
-      </w:r>
-      <w:proofErr w:type="spellEnd"/>
-      <w:r>
-        <w:rPr>
-          <w:rFonts w:ascii="Consolas" w:eastAsia="Consolas" w:hAnsi="Consolas" w:cs="Consolas"/>
-          <w:sz w:val="18"/>
-          <w:szCs w:val="18"/>
-        </w:rPr>
-        <w:t xml:space="preserve"> </w:t>
-      </w:r>
-      <w:proofErr w:type="spellStart"/>
-      <w:r>
-        <w:rPr>
-          <w:rFonts w:ascii="Consolas" w:eastAsia="Consolas" w:hAnsi="Consolas" w:cs="Consolas"/>
-          <w:sz w:val="18"/>
-          <w:szCs w:val="18"/>
-        </w:rPr>
-        <w:t>Setelah</w:t>
-      </w:r>
-      <w:proofErr w:type="spellEnd"/>
-      <w:r>
-        <w:rPr>
-          <w:rFonts w:ascii="Consolas" w:eastAsia="Consolas" w:hAnsi="Consolas" w:cs="Consolas"/>
-          <w:sz w:val="18"/>
-          <w:szCs w:val="18"/>
-        </w:rPr>
-        <w:t xml:space="preserve"> Refactoring</w:t>
-      </w:r>
-      <w:proofErr w:type="gramStart"/>
-      <w:r>
-        <w:rPr>
-          <w:rFonts w:ascii="Consolas" w:eastAsia="Consolas" w:hAnsi="Consolas" w:cs="Consolas"/>
-          <w:sz w:val="18"/>
-          <w:szCs w:val="18"/>
-        </w:rPr>
-        <w:t>"](</w:t>
-      </w:r>
-      <w:proofErr w:type="gramEnd"/>
-      <w:r>
-        <w:rPr>
-          <w:rFonts w:ascii="Consolas" w:eastAsia="Consolas" w:hAnsi="Consolas" w:cs="Consolas"/>
-          <w:sz w:val="18"/>
-          <w:szCs w:val="18"/>
-        </w:rPr>
-        <w:t>screenshots/detail-pesanan.png)</w:t>
-      </w:r>
-    </w:p>
-    <w:p>
-      <w:pPr>
-        <w:shd w:val="clear" w:color="auto" w:fill="F2F2F2"/>
-      </w:pPr>
-      <w:r>
-        <w:rPr>
-          <w:rFonts w:ascii="Consolas" w:eastAsia="Consolas" w:hAnsi="Consolas" w:cs="Consolas"/>
-          <w:sz w:val="18"/>
-          <w:szCs w:val="18"/>
-        </w:rPr>
-        <w:t xml:space="preserve">[Gambar 6 "Screenshot </w:t>
-      </w:r>
-      <w:proofErr w:type="spellStart"/>
-      <w:r>
-        <w:rPr>
-          <w:rFonts w:ascii="Consolas" w:eastAsia="Consolas" w:hAnsi="Consolas" w:cs="Consolas"/>
-          <w:sz w:val="18"/>
-          <w:szCs w:val="18"/>
-        </w:rPr>
-        <w:t>Notifikasi</w:t>
-      </w:r>
-      <w:proofErr w:type="spellEnd"/>
-      <w:r>
-        <w:rPr>
-          <w:rFonts w:ascii="Consolas" w:eastAsia="Consolas" w:hAnsi="Consolas" w:cs="Consolas"/>
-          <w:sz w:val="18"/>
-          <w:szCs w:val="18"/>
-        </w:rPr>
-        <w:t xml:space="preserve"> Chat </w:t>
-      </w:r>
-      <w:proofErr w:type="spellStart"/>
-      <w:r>
-        <w:rPr>
-          <w:rFonts w:ascii="Consolas" w:eastAsia="Consolas" w:hAnsi="Consolas" w:cs="Consolas"/>
-          <w:sz w:val="18"/>
-          <w:szCs w:val="18"/>
-        </w:rPr>
-        <w:t>Otomatis</w:t>
-      </w:r>
-      <w:proofErr w:type="spellEnd"/>
-      <w:proofErr w:type="gramStart"/>
-      <w:r>
-        <w:rPr>
-          <w:rFonts w:ascii="Consolas" w:eastAsia="Consolas" w:hAnsi="Consolas" w:cs="Consolas"/>
-          <w:sz w:val="18"/>
-          <w:szCs w:val="18"/>
-        </w:rPr>
-        <w:t>"](</w:t>
-      </w:r>
-      <w:proofErr w:type="gramEnd"/>
-      <w:r>
-        <w:rPr>
-          <w:rFonts w:ascii="Consolas" w:eastAsia="Consolas" w:hAnsi="Consolas" w:cs="Consolas"/>
-          <w:sz w:val="18"/>
-          <w:szCs w:val="18"/>
-        </w:rPr>
-        <w:t>screenshots/chat-notifikasi.png)</w:t>
-      </w:r>
-    </w:p>
-    <w:p>
-      <w:pPr>
-        <w:pStyle w:val="Heading1"/>
-      </w:pPr>
-      <w:r>
-        <w:t>15. Kesimpulan</w:t>
       </w:r>
     </w:p>
     <w:p>
@@ -38428,15 +38868,31 @@
       </w:pPr>
       <w:proofErr w:type="spellStart"/>
       <w:r>
-        <w:t>Berdasarkan</w:t>
-      </w:r>
-      <w:proofErr w:type="spellEnd"/>
-      <w:r>
-        <w:t xml:space="preserve"> </w:t>
-      </w:r>
-      <w:proofErr w:type="spellStart"/>
-      <w:r>
-        <w:t>analisis</w:t>
+        <w:t>Namun</w:t>
+      </w:r>
+      <w:proofErr w:type="spellEnd"/>
+      <w:r>
+        <w:t xml:space="preserve"> </w:t>
+      </w:r>
+      <w:proofErr w:type="spellStart"/>
+      <w:r>
+        <w:t>demikian</w:t>
+      </w:r>
+      <w:proofErr w:type="spellEnd"/>
+      <w:r>
+        <w:t xml:space="preserve">, </w:t>
+      </w:r>
+      <w:proofErr w:type="spellStart"/>
+      <w:r>
+        <w:t>beberapa</w:t>
+      </w:r>
+      <w:proofErr w:type="spellEnd"/>
+      <w:r>
+        <w:t xml:space="preserve"> </w:t>
+      </w:r>
+      <w:proofErr w:type="spellStart"/>
+      <w:r>
+        <w:t>bagian</w:t>
       </w:r>
       <w:proofErr w:type="spellEnd"/>
       <w:r>
@@ -38448,163 +38904,155 @@
       </w:r>
       <w:proofErr w:type="spellEnd"/>
       <w:r>
+        <w:t xml:space="preserve"> </w:t>
+      </w:r>
+      <w:proofErr w:type="spellStart"/>
+      <w:r>
+        <w:t>masih</w:t>
+      </w:r>
+      <w:proofErr w:type="spellEnd"/>
+      <w:r>
+        <w:t xml:space="preserve"> </w:t>
+      </w:r>
+      <w:proofErr w:type="spellStart"/>
+      <w:r>
+        <w:t>memerlukan</w:t>
+      </w:r>
+      <w:proofErr w:type="spellEnd"/>
+      <w:r>
+        <w:t xml:space="preserve"> </w:t>
+      </w:r>
+      <w:proofErr w:type="spellStart"/>
+      <w:r>
+        <w:t>perbaikan</w:t>
+      </w:r>
+      <w:proofErr w:type="spellEnd"/>
+      <w:r>
+        <w:t xml:space="preserve"> </w:t>
+      </w:r>
+      <w:proofErr w:type="spellStart"/>
+      <w:r>
+        <w:t>dari</w:t>
+      </w:r>
+      <w:proofErr w:type="spellEnd"/>
+      <w:r>
+        <w:t xml:space="preserve"> </w:t>
+      </w:r>
+      <w:proofErr w:type="spellStart"/>
+      <w:r>
+        <w:t>sudut</w:t>
+      </w:r>
+      <w:proofErr w:type="spellEnd"/>
+      <w:r>
+        <w:t xml:space="preserve"> </w:t>
+      </w:r>
+      <w:proofErr w:type="spellStart"/>
+      <w:r>
+        <w:t>pandang</w:t>
+      </w:r>
+      <w:proofErr w:type="spellEnd"/>
+      <w:r>
+        <w:t xml:space="preserve"> maintainability. </w:t>
+      </w:r>
+      <w:proofErr w:type="spellStart"/>
+      <w:r>
+        <w:t>Konstruktor</w:t>
+      </w:r>
+      <w:proofErr w:type="spellEnd"/>
+      <w:r>
+        <w:t xml:space="preserve"> </w:t>
+      </w:r>
+      <w:proofErr w:type="spellStart"/>
+      <w:r>
+        <w:t>Order_model</w:t>
+      </w:r>
+      <w:proofErr w:type="spellEnd"/>
+      <w:r>
+        <w:t xml:space="preserve"> </w:t>
+      </w:r>
+      <w:proofErr w:type="spellStart"/>
+      <w:r>
+        <w:t>menjalankan</w:t>
+      </w:r>
+      <w:proofErr w:type="spellEnd"/>
+      <w:r>
+        <w:t xml:space="preserve"> </w:t>
+      </w:r>
+      <w:proofErr w:type="spellStart"/>
+      <w:r>
+        <w:t>operasi</w:t>
+      </w:r>
+      <w:proofErr w:type="spellEnd"/>
+      <w:r>
+        <w:t xml:space="preserve"> DDL pada </w:t>
+      </w:r>
+      <w:proofErr w:type="spellStart"/>
+      <w:r>
+        <w:t>setiap</w:t>
+      </w:r>
+      <w:proofErr w:type="spellEnd"/>
+      <w:r>
+        <w:t xml:space="preserve"> request, </w:t>
+      </w:r>
+      <w:proofErr w:type="spellStart"/>
+      <w:r>
+        <w:t>blok</w:t>
+      </w:r>
+      <w:proofErr w:type="spellEnd"/>
+      <w:r>
+        <w:t xml:space="preserve"> </w:t>
+      </w:r>
+      <w:proofErr w:type="spellStart"/>
+      <w:r>
+        <w:t>notifikasi</w:t>
+      </w:r>
+      <w:proofErr w:type="spellEnd"/>
+      <w:r>
+        <w:t xml:space="preserve"> chat </w:t>
+      </w:r>
+      <w:proofErr w:type="spellStart"/>
+      <w:r>
+        <w:t>terduplikasi</w:t>
+      </w:r>
+      <w:proofErr w:type="spellEnd"/>
+      <w:r>
+        <w:t xml:space="preserve"> pada </w:t>
+      </w:r>
+      <w:proofErr w:type="spellStart"/>
+      <w:r>
+        <w:t>empat</w:t>
+      </w:r>
+      <w:proofErr w:type="spellEnd"/>
+      <w:r>
+        <w:t xml:space="preserve"> </w:t>
+      </w:r>
+      <w:proofErr w:type="spellStart"/>
+      <w:r>
+        <w:t>lokasi</w:t>
+      </w:r>
+      <w:proofErr w:type="spellEnd"/>
+      <w:r>
         <w:t xml:space="preserve">, </w:t>
       </w:r>
       <w:proofErr w:type="spellStart"/>
       <w:r>
-        <w:t>PasarKita</w:t>
-      </w:r>
-      <w:proofErr w:type="spellEnd"/>
-      <w:r>
-        <w:t xml:space="preserve"> </w:t>
-      </w:r>
-      <w:proofErr w:type="spellStart"/>
-      <w:r>
-        <w:t>telah</w:t>
-      </w:r>
-      <w:proofErr w:type="spellEnd"/>
-      <w:r>
-        <w:t xml:space="preserve"> </w:t>
-      </w:r>
-      <w:proofErr w:type="spellStart"/>
-      <w:r>
-        <w:t>mengimplementasikan</w:t>
-      </w:r>
-      <w:proofErr w:type="spellEnd"/>
-      <w:r>
-        <w:t xml:space="preserve"> </w:t>
-      </w:r>
-      <w:proofErr w:type="spellStart"/>
-      <w:r>
-        <w:t>struktur</w:t>
-      </w:r>
-      <w:proofErr w:type="spellEnd"/>
-      <w:r>
-        <w:t xml:space="preserve"> MVC </w:t>
-      </w:r>
-      <w:proofErr w:type="spellStart"/>
-      <w:r>
-        <w:t>sederhana</w:t>
-      </w:r>
-      <w:proofErr w:type="spellEnd"/>
-      <w:r>
-        <w:t xml:space="preserve"> yang </w:t>
-      </w:r>
-      <w:proofErr w:type="spellStart"/>
-      <w:r>
-        <w:t>memisahkan</w:t>
-      </w:r>
-      <w:proofErr w:type="spellEnd"/>
-      <w:r>
-        <w:t xml:space="preserve"> controller, model, view, helper, dan core, </w:t>
-      </w:r>
-      <w:proofErr w:type="spellStart"/>
-      <w:r>
-        <w:t>serta</w:t>
-      </w:r>
-      <w:proofErr w:type="spellEnd"/>
-      <w:r>
-        <w:t xml:space="preserve"> </w:t>
-      </w:r>
-      <w:proofErr w:type="spellStart"/>
-      <w:r>
-        <w:t>mengintegrasikan</w:t>
-      </w:r>
-      <w:proofErr w:type="spellEnd"/>
-      <w:r>
-        <w:t xml:space="preserve"> </w:t>
-      </w:r>
-      <w:proofErr w:type="spellStart"/>
-      <w:r>
-        <w:t>layanan</w:t>
-      </w:r>
-      <w:proofErr w:type="spellEnd"/>
-      <w:r>
-        <w:t xml:space="preserve"> </w:t>
-      </w:r>
-      <w:proofErr w:type="spellStart"/>
-      <w:r>
-        <w:t>eksternal</w:t>
-      </w:r>
-      <w:proofErr w:type="spellEnd"/>
-      <w:r>
-        <w:t xml:space="preserve"> </w:t>
-      </w:r>
-      <w:proofErr w:type="spellStart"/>
-      <w:r>
-        <w:t>SmartBank</w:t>
-      </w:r>
-      <w:proofErr w:type="spellEnd"/>
-      <w:r>
-        <w:t xml:space="preserve"> dan </w:t>
-      </w:r>
-      <w:proofErr w:type="spellStart"/>
-      <w:r>
-        <w:t>LogistikKita</w:t>
-      </w:r>
-      <w:proofErr w:type="spellEnd"/>
-      <w:r>
-        <w:t xml:space="preserve"> </w:t>
-      </w:r>
-      <w:proofErr w:type="spellStart"/>
-      <w:r>
-        <w:t>melalui</w:t>
-      </w:r>
-      <w:proofErr w:type="spellEnd"/>
-      <w:r>
-        <w:t xml:space="preserve"> helper </w:t>
-      </w:r>
-      <w:proofErr w:type="spellStart"/>
-      <w:r>
-        <w:t>cURL</w:t>
-      </w:r>
-      <w:proofErr w:type="spellEnd"/>
-      <w:r>
-        <w:t xml:space="preserve">. Aplikasi juga </w:t>
-      </w:r>
-      <w:proofErr w:type="spellStart"/>
-      <w:r>
-        <w:t>telah</w:t>
-      </w:r>
-      <w:proofErr w:type="spellEnd"/>
-      <w:r>
-        <w:t xml:space="preserve"> </w:t>
-      </w:r>
-      <w:proofErr w:type="spellStart"/>
-      <w:r>
-        <w:t>memiliki</w:t>
-      </w:r>
-      <w:proofErr w:type="spellEnd"/>
-      <w:r>
-        <w:t xml:space="preserve"> </w:t>
-      </w:r>
-      <w:proofErr w:type="spellStart"/>
-      <w:r>
-        <w:t>fitur</w:t>
-      </w:r>
-      <w:proofErr w:type="spellEnd"/>
-      <w:r>
-        <w:t xml:space="preserve"> </w:t>
-      </w:r>
-      <w:proofErr w:type="spellStart"/>
-      <w:r>
-        <w:t>transaksi</w:t>
-      </w:r>
-      <w:proofErr w:type="spellEnd"/>
-      <w:r>
-        <w:t xml:space="preserve"> yang </w:t>
-      </w:r>
-      <w:proofErr w:type="spellStart"/>
-      <w:r>
-        <w:t>cukup</w:t>
-      </w:r>
-      <w:proofErr w:type="spellEnd"/>
-      <w:r>
-        <w:t xml:space="preserve"> </w:t>
-      </w:r>
-      <w:proofErr w:type="spellStart"/>
-      <w:r>
-        <w:t>kompleks</w:t>
+        <w:t>nilai</w:t>
+      </w:r>
+      <w:proofErr w:type="spellEnd"/>
+      <w:r>
+        <w:t xml:space="preserve"> fee marketplace di-hardcode </w:t>
+      </w:r>
+      <w:proofErr w:type="spellStart"/>
+      <w:r>
+        <w:t>tanpa</w:t>
+      </w:r>
+      <w:proofErr w:type="spellEnd"/>
+      <w:r>
+        <w:t xml:space="preserve"> </w:t>
+      </w:r>
+      <w:proofErr w:type="spellStart"/>
+      <w:r>
+        <w:t>konstanta</w:t>
       </w:r>
       <w:proofErr w:type="spellEnd"/>
       <w:r>
@@ -38612,71 +39060,123 @@
       </w:r>
       <w:proofErr w:type="spellStart"/>
       <w:r>
-        <w:t>mencakup</w:t>
-      </w:r>
-      <w:proofErr w:type="spellEnd"/>
-      <w:r>
-        <w:t xml:space="preserve"> </w:t>
-      </w:r>
-      <w:proofErr w:type="spellStart"/>
-      <w:r>
-        <w:t>siklus</w:t>
-      </w:r>
-      <w:proofErr w:type="spellEnd"/>
-      <w:r>
-        <w:t xml:space="preserve"> </w:t>
-      </w:r>
-      <w:proofErr w:type="spellStart"/>
-      <w:r>
-        <w:t>hidup</w:t>
-      </w:r>
-      <w:proofErr w:type="spellEnd"/>
-      <w:r>
-        <w:t xml:space="preserve"> </w:t>
-      </w:r>
-      <w:proofErr w:type="spellStart"/>
-      <w:r>
-        <w:t>pesanan</w:t>
-      </w:r>
-      <w:proofErr w:type="spellEnd"/>
-      <w:r>
-        <w:t xml:space="preserve"> </w:t>
-      </w:r>
-      <w:proofErr w:type="spellStart"/>
-      <w:r>
-        <w:t>delapan</w:t>
-      </w:r>
-      <w:proofErr w:type="spellEnd"/>
-      <w:r>
-        <w:t xml:space="preserve"> status, </w:t>
-      </w:r>
-      <w:proofErr w:type="spellStart"/>
-      <w:r>
-        <w:t>mekanisme</w:t>
-      </w:r>
-      <w:proofErr w:type="spellEnd"/>
-      <w:r>
-        <w:t xml:space="preserve"> </w:t>
-      </w:r>
-      <w:proofErr w:type="spellStart"/>
-      <w:r>
-        <w:t>otomatis</w:t>
-      </w:r>
-      <w:proofErr w:type="spellEnd"/>
-      <w:r>
-        <w:t xml:space="preserve"> </w:t>
-      </w:r>
-      <w:proofErr w:type="spellStart"/>
-      <w:r>
-        <w:t>pembatalan</w:t>
-      </w:r>
-      <w:proofErr w:type="spellEnd"/>
-      <w:r>
-        <w:t xml:space="preserve"> dan </w:t>
-      </w:r>
-      <w:proofErr w:type="spellStart"/>
-      <w:r>
-        <w:t>penyelesaian</w:t>
+        <w:t>Order_model</w:t>
+      </w:r>
+      <w:proofErr w:type="spellEnd"/>
+      <w:r>
+        <w:t xml:space="preserve"> </w:t>
+      </w:r>
+      <w:proofErr w:type="spellStart"/>
+      <w:r>
+        <w:t>menginstansiasi</w:t>
+      </w:r>
+      <w:proofErr w:type="spellEnd"/>
+      <w:r>
+        <w:t xml:space="preserve"> model lain </w:t>
+      </w:r>
+      <w:proofErr w:type="spellStart"/>
+      <w:r>
+        <w:t>secara</w:t>
+      </w:r>
+      <w:proofErr w:type="spellEnd"/>
+      <w:r>
+        <w:t xml:space="preserve"> </w:t>
+      </w:r>
+      <w:proofErr w:type="spellStart"/>
+      <w:r>
+        <w:t>langsung</w:t>
+      </w:r>
+      <w:proofErr w:type="spellEnd"/>
+      <w:r>
+        <w:t xml:space="preserve">, dan </w:t>
+      </w:r>
+      <w:proofErr w:type="spellStart"/>
+      <w:r>
+        <w:t>User_model</w:t>
+      </w:r>
+      <w:proofErr w:type="spellEnd"/>
+      <w:r>
+        <w:t xml:space="preserve"> </w:t>
+      </w:r>
+      <w:proofErr w:type="spellStart"/>
+      <w:r>
+        <w:t>mengakses</w:t>
+      </w:r>
+      <w:proofErr w:type="spellEnd"/>
+      <w:r>
+        <w:t xml:space="preserve"> $_SESSION yang </w:t>
+      </w:r>
+      <w:proofErr w:type="spellStart"/>
+      <w:r>
+        <w:t>seharusnya</w:t>
+      </w:r>
+      <w:proofErr w:type="spellEnd"/>
+      <w:r>
+        <w:t xml:space="preserve"> </w:t>
+      </w:r>
+      <w:proofErr w:type="spellStart"/>
+      <w:r>
+        <w:t>berada</w:t>
+      </w:r>
+      <w:proofErr w:type="spellEnd"/>
+      <w:r>
+        <w:t xml:space="preserve"> pada layer </w:t>
+      </w:r>
+      <w:proofErr w:type="spellStart"/>
+      <w:r>
+        <w:t>presentasi</w:t>
+      </w:r>
+      <w:proofErr w:type="spellEnd"/>
+      <w:r>
+        <w:t xml:space="preserve">. </w:t>
+      </w:r>
+      <w:r>
+        <w:lastRenderedPageBreak/>
+        <w:t xml:space="preserve">Refactoring yang </w:t>
+      </w:r>
+      <w:proofErr w:type="spellStart"/>
+      <w:r>
+        <w:t>disarankan</w:t>
+      </w:r>
+      <w:proofErr w:type="spellEnd"/>
+      <w:r>
+        <w:t xml:space="preserve"> </w:t>
+      </w:r>
+      <w:proofErr w:type="spellStart"/>
+      <w:r>
+        <w:t>adalah</w:t>
+      </w:r>
+      <w:proofErr w:type="spellEnd"/>
+      <w:r>
+        <w:t xml:space="preserve"> </w:t>
+      </w:r>
+      <w:proofErr w:type="spellStart"/>
+      <w:r>
+        <w:t>menambahkan</w:t>
+      </w:r>
+      <w:proofErr w:type="spellEnd"/>
+      <w:r>
+        <w:t xml:space="preserve"> </w:t>
+      </w:r>
+      <w:proofErr w:type="spellStart"/>
+      <w:r>
+        <w:t>lapisan</w:t>
+      </w:r>
+      <w:proofErr w:type="spellEnd"/>
+      <w:r>
+        <w:t xml:space="preserve"> Service dan Repository, </w:t>
+      </w:r>
+      <w:proofErr w:type="spellStart"/>
+      <w:r>
+        <w:t>yaitu</w:t>
+      </w:r>
+      <w:proofErr w:type="spellEnd"/>
+      <w:r>
+        <w:t xml:space="preserve"> </w:t>
+      </w:r>
+      <w:proofErr w:type="spellStart"/>
+      <w:r>
+        <w:t>OrderService</w:t>
       </w:r>
       <w:proofErr w:type="spellEnd"/>
       <w:r>
@@ -38684,31 +39184,87 @@
       </w:r>
       <w:proofErr w:type="spellStart"/>
       <w:r>
-        <w:t>serta</w:t>
-      </w:r>
-      <w:proofErr w:type="spellEnd"/>
-      <w:r>
-        <w:t xml:space="preserve"> </w:t>
-      </w:r>
-      <w:proofErr w:type="spellStart"/>
-      <w:r>
-        <w:t>notifikasi</w:t>
-      </w:r>
-      <w:proofErr w:type="spellEnd"/>
-      <w:r>
-        <w:t xml:space="preserve"> chat </w:t>
-      </w:r>
-      <w:proofErr w:type="spellStart"/>
-      <w:r>
-        <w:t>antar</w:t>
-      </w:r>
-      <w:proofErr w:type="spellEnd"/>
-      <w:r>
-        <w:t xml:space="preserve"> </w:t>
-      </w:r>
-      <w:proofErr w:type="spellStart"/>
-      <w:r>
-        <w:t>pengguna</w:t>
+        <w:t>OrderNotificationService</w:t>
+      </w:r>
+      <w:proofErr w:type="spellEnd"/>
+      <w:r>
+        <w:t xml:space="preserve">, </w:t>
+      </w:r>
+      <w:proofErr w:type="spellStart"/>
+      <w:r>
+        <w:t>RevenueService</w:t>
+      </w:r>
+      <w:proofErr w:type="spellEnd"/>
+      <w:r>
+        <w:t xml:space="preserve">, </w:t>
+      </w:r>
+      <w:proofErr w:type="spellStart"/>
+      <w:r>
+        <w:t>OrderRepository</w:t>
+      </w:r>
+      <w:proofErr w:type="spellEnd"/>
+      <w:r>
+        <w:t xml:space="preserve">, dan </w:t>
+      </w:r>
+      <w:proofErr w:type="spellStart"/>
+      <w:r>
+        <w:t>UserBalanceRepository</w:t>
+      </w:r>
+      <w:proofErr w:type="spellEnd"/>
+      <w:r>
+        <w:t xml:space="preserve">, agar </w:t>
+      </w:r>
+      <w:proofErr w:type="spellStart"/>
+      <w:r>
+        <w:t>tanggung</w:t>
+      </w:r>
+      <w:proofErr w:type="spellEnd"/>
+      <w:r>
+        <w:t xml:space="preserve"> </w:t>
+      </w:r>
+      <w:proofErr w:type="spellStart"/>
+      <w:r>
+        <w:t>jawab</w:t>
+      </w:r>
+      <w:proofErr w:type="spellEnd"/>
+      <w:r>
+        <w:t xml:space="preserve"> </w:t>
+      </w:r>
+      <w:proofErr w:type="spellStart"/>
+      <w:r>
+        <w:t>setiap</w:t>
+      </w:r>
+      <w:proofErr w:type="spellEnd"/>
+      <w:r>
+        <w:t xml:space="preserve"> </w:t>
+      </w:r>
+      <w:proofErr w:type="spellStart"/>
+      <w:r>
+        <w:t>kelas</w:t>
+      </w:r>
+      <w:proofErr w:type="spellEnd"/>
+      <w:r>
+        <w:t xml:space="preserve"> </w:t>
+      </w:r>
+      <w:proofErr w:type="spellStart"/>
+      <w:r>
+        <w:t>menjadi</w:t>
+      </w:r>
+      <w:proofErr w:type="spellEnd"/>
+      <w:r>
+        <w:t xml:space="preserve"> </w:t>
+      </w:r>
+      <w:proofErr w:type="spellStart"/>
+      <w:r>
+        <w:t>lebih</w:t>
+      </w:r>
+      <w:proofErr w:type="spellEnd"/>
+      <w:r>
+        <w:t xml:space="preserve"> </w:t>
+      </w:r>
+      <w:proofErr w:type="spellStart"/>
+      <w:r>
+        <w:t>jelas</w:t>
       </w:r>
       <w:proofErr w:type="spellEnd"/>
       <w:r>
@@ -38722,15 +39278,111 @@
       </w:pPr>
       <w:proofErr w:type="spellStart"/>
       <w:r>
-        <w:t>Namun</w:t>
-      </w:r>
-      <w:proofErr w:type="spellEnd"/>
-      <w:r>
-        <w:t xml:space="preserve"> </w:t>
-      </w:r>
-      <w:proofErr w:type="spellStart"/>
-      <w:r>
-        <w:t>demikian</w:t>
+        <w:t>Dengan</w:t>
+      </w:r>
+      <w:proofErr w:type="spellEnd"/>
+      <w:r>
+        <w:t xml:space="preserve"> </w:t>
+      </w:r>
+      <w:proofErr w:type="spellStart"/>
+      <w:r>
+        <w:t>pemisahan</w:t>
+      </w:r>
+      <w:proofErr w:type="spellEnd"/>
+      <w:r>
+        <w:t xml:space="preserve"> </w:t>
+      </w:r>
+      <w:proofErr w:type="spellStart"/>
+      <w:r>
+        <w:t>tersebut</w:t>
+      </w:r>
+      <w:proofErr w:type="spellEnd"/>
+      <w:r>
+        <w:t xml:space="preserve">, controller </w:t>
+      </w:r>
+      <w:proofErr w:type="spellStart"/>
+      <w:r>
+        <w:t>PasarKita</w:t>
+      </w:r>
+      <w:proofErr w:type="spellEnd"/>
+      <w:r>
+        <w:t xml:space="preserve"> </w:t>
+      </w:r>
+      <w:proofErr w:type="spellStart"/>
+      <w:r>
+        <w:t>menjadi</w:t>
+      </w:r>
+      <w:proofErr w:type="spellEnd"/>
+      <w:r>
+        <w:t xml:space="preserve"> </w:t>
+      </w:r>
+      <w:proofErr w:type="spellStart"/>
+      <w:r>
+        <w:t>lebih</w:t>
+      </w:r>
+      <w:proofErr w:type="spellEnd"/>
+      <w:r>
+        <w:t xml:space="preserve"> </w:t>
+      </w:r>
+      <w:proofErr w:type="spellStart"/>
+      <w:r>
+        <w:t>ringkas</w:t>
+      </w:r>
+      <w:proofErr w:type="spellEnd"/>
+      <w:r>
+        <w:t xml:space="preserve"> dan </w:t>
+      </w:r>
+      <w:proofErr w:type="spellStart"/>
+      <w:r>
+        <w:t>berfokus</w:t>
+      </w:r>
+      <w:proofErr w:type="spellEnd"/>
+      <w:r>
+        <w:t xml:space="preserve"> pada </w:t>
+      </w:r>
+      <w:proofErr w:type="spellStart"/>
+      <w:r>
+        <w:t>koordinasi</w:t>
+      </w:r>
+      <w:proofErr w:type="spellEnd"/>
+      <w:r>
+        <w:t xml:space="preserve"> HTTP, </w:t>
+      </w:r>
+      <w:proofErr w:type="spellStart"/>
+      <w:r>
+        <w:t>logika</w:t>
+      </w:r>
+      <w:proofErr w:type="spellEnd"/>
+      <w:r>
+        <w:t xml:space="preserve"> fee dan </w:t>
+      </w:r>
+      <w:proofErr w:type="spellStart"/>
+      <w:r>
+        <w:t>notifikasi</w:t>
+      </w:r>
+      <w:proofErr w:type="spellEnd"/>
+      <w:r>
+        <w:t xml:space="preserve"> </w:t>
+      </w:r>
+      <w:proofErr w:type="spellStart"/>
+      <w:r>
+        <w:t>menjadi</w:t>
+      </w:r>
+      <w:proofErr w:type="spellEnd"/>
+      <w:r>
+        <w:t xml:space="preserve"> </w:t>
+      </w:r>
+      <w:proofErr w:type="spellStart"/>
+      <w:r>
+        <w:t>terpusat</w:t>
+      </w:r>
+      <w:proofErr w:type="spellEnd"/>
+      <w:r>
+        <w:t xml:space="preserve"> dan </w:t>
+      </w:r>
+      <w:proofErr w:type="spellStart"/>
+      <w:r>
+        <w:t>konsisten</w:t>
       </w:r>
       <w:proofErr w:type="spellEnd"/>
       <w:r>
@@ -38738,111 +39390,47 @@
       </w:r>
       <w:proofErr w:type="spellStart"/>
       <w:r>
-        <w:t>beberapa</w:t>
-      </w:r>
-      <w:proofErr w:type="spellEnd"/>
-      <w:r>
-        <w:t xml:space="preserve"> </w:t>
-      </w:r>
-      <w:proofErr w:type="spellStart"/>
-      <w:r>
-        <w:t>bagian</w:t>
-      </w:r>
-      <w:proofErr w:type="spellEnd"/>
-      <w:r>
-        <w:t xml:space="preserve"> </w:t>
-      </w:r>
-      <w:proofErr w:type="spellStart"/>
-      <w:r>
-        <w:t>kode</w:t>
-      </w:r>
-      <w:proofErr w:type="spellEnd"/>
-      <w:r>
-        <w:t xml:space="preserve"> </w:t>
-      </w:r>
-      <w:proofErr w:type="spellStart"/>
-      <w:r>
-        <w:t>masih</w:t>
-      </w:r>
-      <w:proofErr w:type="spellEnd"/>
-      <w:r>
-        <w:t xml:space="preserve"> </w:t>
-      </w:r>
-      <w:proofErr w:type="spellStart"/>
-      <w:r>
-        <w:t>memerlukan</w:t>
-      </w:r>
-      <w:proofErr w:type="spellEnd"/>
-      <w:r>
-        <w:t xml:space="preserve"> </w:t>
-      </w:r>
-      <w:proofErr w:type="spellStart"/>
-      <w:r>
-        <w:t>perbaikan</w:t>
-      </w:r>
-      <w:proofErr w:type="spellEnd"/>
-      <w:r>
-        <w:t xml:space="preserve"> </w:t>
-      </w:r>
-      <w:proofErr w:type="spellStart"/>
-      <w:r>
-        <w:t>dari</w:t>
-      </w:r>
-      <w:proofErr w:type="spellEnd"/>
-      <w:r>
-        <w:t xml:space="preserve"> </w:t>
-      </w:r>
-      <w:proofErr w:type="spellStart"/>
-      <w:r>
-        <w:t>sudut</w:t>
-      </w:r>
-      <w:proofErr w:type="spellEnd"/>
-      <w:r>
-        <w:t xml:space="preserve"> </w:t>
-      </w:r>
-      <w:proofErr w:type="spellStart"/>
-      <w:r>
-        <w:t>pandang</w:t>
-      </w:r>
-      <w:proofErr w:type="spellEnd"/>
-      <w:r>
-        <w:t xml:space="preserve"> maintainability. </w:t>
-      </w:r>
-      <w:proofErr w:type="spellStart"/>
-      <w:r>
-        <w:t>Konstruktor</w:t>
-      </w:r>
-      <w:proofErr w:type="spellEnd"/>
-      <w:r>
-        <w:t xml:space="preserve"> </w:t>
-      </w:r>
-      <w:proofErr w:type="spellStart"/>
-      <w:r>
-        <w:t>Order_model</w:t>
-      </w:r>
-      <w:proofErr w:type="spellEnd"/>
-      <w:r>
-        <w:t xml:space="preserve"> </w:t>
-      </w:r>
-      <w:proofErr w:type="spellStart"/>
-      <w:r>
-        <w:t>menjalankan</w:t>
-      </w:r>
-      <w:proofErr w:type="spellEnd"/>
-      <w:r>
-        <w:t xml:space="preserve"> </w:t>
-      </w:r>
-      <w:proofErr w:type="spellStart"/>
-      <w:r>
-        <w:t>operasi</w:t>
-      </w:r>
-      <w:proofErr w:type="spellEnd"/>
-      <w:r>
-        <w:t xml:space="preserve"> DDL pada </w:t>
-      </w:r>
-      <w:proofErr w:type="spellStart"/>
-      <w:r>
-        <w:t>setiap</w:t>
+        <w:t>migrasi</w:t>
+      </w:r>
+      <w:proofErr w:type="spellEnd"/>
+      <w:r>
+        <w:t xml:space="preserve"> </w:t>
+      </w:r>
+      <w:proofErr w:type="spellStart"/>
+      <w:r>
+        <w:t>skema</w:t>
+      </w:r>
+      <w:proofErr w:type="spellEnd"/>
+      <w:r>
+        <w:t xml:space="preserve"> database </w:t>
+      </w:r>
+      <w:proofErr w:type="spellStart"/>
+      <w:r>
+        <w:t>tidak</w:t>
+      </w:r>
+      <w:proofErr w:type="spellEnd"/>
+      <w:r>
+        <w:t xml:space="preserve"> </w:t>
+      </w:r>
+      <w:proofErr w:type="spellStart"/>
+      <w:r>
+        <w:t>lagi</w:t>
+      </w:r>
+      <w:proofErr w:type="spellEnd"/>
+      <w:r>
+        <w:t xml:space="preserve"> </w:t>
+      </w:r>
+      <w:proofErr w:type="spellStart"/>
+      <w:r>
+        <w:t>mengganggu</w:t>
+      </w:r>
+      <w:proofErr w:type="spellEnd"/>
+      <w:r>
+        <w:t xml:space="preserve"> </w:t>
+      </w:r>
+      <w:proofErr w:type="spellStart"/>
+      <w:r>
+        <w:t>performa</w:t>
       </w:r>
       <w:proofErr w:type="spellEnd"/>
       <w:r>
@@ -38850,23 +39438,63 @@
       </w:r>
       <w:proofErr w:type="spellStart"/>
       <w:r>
-        <w:t>blok</w:t>
-      </w:r>
-      <w:proofErr w:type="spellEnd"/>
-      <w:r>
-        <w:t xml:space="preserve"> </w:t>
-      </w:r>
-      <w:proofErr w:type="spellStart"/>
-      <w:r>
-        <w:t>notifikasi</w:t>
-      </w:r>
-      <w:proofErr w:type="spellEnd"/>
-      <w:r>
-        <w:t xml:space="preserve"> chat </w:t>
-      </w:r>
-      <w:proofErr w:type="spellStart"/>
-      <w:r>
-        <w:t>terduplikasi</w:t>
+        <w:t>serta</w:t>
+      </w:r>
+      <w:proofErr w:type="spellEnd"/>
+      <w:r>
+        <w:t xml:space="preserve"> </w:t>
+      </w:r>
+      <w:proofErr w:type="spellStart"/>
+      <w:r>
+        <w:t>pengujian</w:t>
+      </w:r>
+      <w:proofErr w:type="spellEnd"/>
+      <w:r>
+        <w:t xml:space="preserve"> </w:t>
+      </w:r>
+      <w:proofErr w:type="spellStart"/>
+      <w:r>
+        <w:t>menjadi</w:t>
+      </w:r>
+      <w:proofErr w:type="spellEnd"/>
+      <w:r>
+        <w:t xml:space="preserve"> </w:t>
+      </w:r>
+      <w:proofErr w:type="spellStart"/>
+      <w:r>
+        <w:t>lebih</w:t>
+      </w:r>
+      <w:proofErr w:type="spellEnd"/>
+      <w:r>
+        <w:t xml:space="preserve"> </w:t>
+      </w:r>
+      <w:proofErr w:type="spellStart"/>
+      <w:r>
+        <w:t>mudah</w:t>
+      </w:r>
+      <w:proofErr w:type="spellEnd"/>
+      <w:r>
+        <w:t xml:space="preserve"> </w:t>
+      </w:r>
+      <w:proofErr w:type="spellStart"/>
+      <w:r>
+        <w:t>dilakukan</w:t>
+      </w:r>
+      <w:proofErr w:type="spellEnd"/>
+      <w:r>
+        <w:t xml:space="preserve"> </w:t>
+      </w:r>
+      <w:proofErr w:type="spellStart"/>
+      <w:r>
+        <w:t>tanpa</w:t>
+      </w:r>
+      <w:proofErr w:type="spellEnd"/>
+      <w:r>
+        <w:t xml:space="preserve"> </w:t>
+      </w:r>
+      <w:proofErr w:type="spellStart"/>
+      <w:r>
+        <w:t>bergantung</w:t>
       </w:r>
       <w:proofErr w:type="spellEnd"/>
       <w:r>
@@ -38874,247 +39502,103 @@
       </w:r>
       <w:proofErr w:type="spellStart"/>
       <w:r>
-        <w:t>empat</w:t>
-      </w:r>
-      <w:proofErr w:type="spellEnd"/>
-      <w:r>
-        <w:t xml:space="preserve"> </w:t>
-      </w:r>
-      <w:proofErr w:type="spellStart"/>
-      <w:r>
-        <w:t>lokasi</w:t>
-      </w:r>
-      <w:proofErr w:type="spellEnd"/>
-      <w:r>
-        <w:t xml:space="preserve">, </w:t>
-      </w:r>
-      <w:proofErr w:type="spellStart"/>
-      <w:r>
-        <w:t>nilai</w:t>
-      </w:r>
-      <w:proofErr w:type="spellEnd"/>
-      <w:r>
-        <w:t xml:space="preserve"> fee marketplace di-hardcode </w:t>
-      </w:r>
-      <w:proofErr w:type="spellStart"/>
-      <w:r>
-        <w:t>tanpa</w:t>
-      </w:r>
-      <w:proofErr w:type="spellEnd"/>
-      <w:r>
-        <w:t xml:space="preserve"> </w:t>
-      </w:r>
-      <w:proofErr w:type="spellStart"/>
-      <w:r>
-        <w:t>konstanta</w:t>
-      </w:r>
-      <w:proofErr w:type="spellEnd"/>
-      <w:r>
-        <w:t xml:space="preserve">, </w:t>
-      </w:r>
-      <w:proofErr w:type="spellStart"/>
-      <w:r>
-        <w:t>Order_model</w:t>
-      </w:r>
-      <w:proofErr w:type="spellEnd"/>
-      <w:r>
-        <w:t xml:space="preserve"> </w:t>
-      </w:r>
-      <w:proofErr w:type="spellStart"/>
-      <w:r>
-        <w:t>menginstansiasi</w:t>
-      </w:r>
-      <w:proofErr w:type="spellEnd"/>
-      <w:r>
-        <w:t xml:space="preserve"> model lain </w:t>
-      </w:r>
-      <w:proofErr w:type="spellStart"/>
-      <w:r>
-        <w:t>secara</w:t>
-      </w:r>
-      <w:proofErr w:type="spellEnd"/>
-      <w:r>
-        <w:t xml:space="preserve"> </w:t>
-      </w:r>
-      <w:proofErr w:type="spellStart"/>
-      <w:r>
-        <w:t>langsung</w:t>
-      </w:r>
-      <w:proofErr w:type="spellEnd"/>
-      <w:r>
-        <w:t xml:space="preserve">, dan </w:t>
-      </w:r>
-      <w:proofErr w:type="spellStart"/>
-      <w:r>
-        <w:t>User_model</w:t>
-      </w:r>
-      <w:proofErr w:type="spellEnd"/>
-      <w:r>
-        <w:t xml:space="preserve"> </w:t>
-      </w:r>
-      <w:proofErr w:type="spellStart"/>
-      <w:r>
-        <w:t>mengakses</w:t>
-      </w:r>
-      <w:proofErr w:type="spellEnd"/>
-      <w:r>
-        <w:t xml:space="preserve"> $_SESSION yang </w:t>
-      </w:r>
-      <w:proofErr w:type="spellStart"/>
-      <w:r>
-        <w:t>seharusnya</w:t>
-      </w:r>
-      <w:proofErr w:type="spellEnd"/>
-      <w:r>
-        <w:t xml:space="preserve"> </w:t>
-      </w:r>
-      <w:proofErr w:type="spellStart"/>
-      <w:r>
-        <w:t>berada</w:t>
-      </w:r>
-      <w:proofErr w:type="spellEnd"/>
-      <w:r>
-        <w:t xml:space="preserve"> pada layer </w:t>
-      </w:r>
-      <w:proofErr w:type="spellStart"/>
-      <w:r>
-        <w:t>presentasi</w:t>
-      </w:r>
-      <w:proofErr w:type="spellEnd"/>
-      <w:r>
-        <w:t xml:space="preserve">. Refactoring yang </w:t>
-      </w:r>
-      <w:proofErr w:type="spellStart"/>
-      <w:r>
-        <w:t>disarankan</w:t>
-      </w:r>
-      <w:proofErr w:type="spellEnd"/>
-      <w:r>
-        <w:t xml:space="preserve"> </w:t>
-      </w:r>
-      <w:proofErr w:type="spellStart"/>
-      <w:r>
-        <w:t>adalah</w:t>
-      </w:r>
-      <w:proofErr w:type="spellEnd"/>
-      <w:r>
-        <w:t xml:space="preserve"> </w:t>
-      </w:r>
-      <w:proofErr w:type="spellStart"/>
-      <w:r>
-        <w:t>menambahkan</w:t>
-      </w:r>
-      <w:proofErr w:type="spellEnd"/>
-      <w:r>
-        <w:t xml:space="preserve"> </w:t>
-      </w:r>
-      <w:proofErr w:type="spellStart"/>
-      <w:r>
-        <w:t>lapisan</w:t>
-      </w:r>
-      <w:proofErr w:type="spellEnd"/>
-      <w:r>
-        <w:t xml:space="preserve"> Service dan Repository, </w:t>
-      </w:r>
-      <w:proofErr w:type="spellStart"/>
-      <w:r>
-        <w:t>yaitu</w:t>
-      </w:r>
-      <w:proofErr w:type="spellEnd"/>
-      <w:r>
-        <w:t xml:space="preserve"> </w:t>
-      </w:r>
-      <w:proofErr w:type="spellStart"/>
-      <w:r>
-        <w:t>OrderService</w:t>
-      </w:r>
-      <w:proofErr w:type="spellEnd"/>
-      <w:r>
-        <w:t xml:space="preserve">, </w:t>
-      </w:r>
-      <w:proofErr w:type="spellStart"/>
-      <w:r>
-        <w:t>OrderNotificationService</w:t>
-      </w:r>
-      <w:proofErr w:type="spellEnd"/>
-      <w:r>
-        <w:t xml:space="preserve">, </w:t>
-      </w:r>
-      <w:proofErr w:type="spellStart"/>
-      <w:r>
-        <w:t>RevenueService</w:t>
-      </w:r>
-      <w:proofErr w:type="spellEnd"/>
-      <w:r>
-        <w:t xml:space="preserve">, </w:t>
-      </w:r>
-      <w:proofErr w:type="spellStart"/>
-      <w:r>
-        <w:t>OrderRepository</w:t>
-      </w:r>
-      <w:proofErr w:type="spellEnd"/>
-      <w:r>
-        <w:t xml:space="preserve">, dan </w:t>
-      </w:r>
-      <w:proofErr w:type="spellStart"/>
-      <w:r>
-        <w:t>UserBalanceRepository</w:t>
-      </w:r>
-      <w:proofErr w:type="spellEnd"/>
-      <w:r>
-        <w:t xml:space="preserve">, agar </w:t>
-      </w:r>
-      <w:proofErr w:type="spellStart"/>
-      <w:r>
-        <w:t>tanggung</w:t>
-      </w:r>
-      <w:proofErr w:type="spellEnd"/>
-      <w:r>
-        <w:t xml:space="preserve"> </w:t>
-      </w:r>
-      <w:proofErr w:type="spellStart"/>
-      <w:r>
-        <w:t>jawab</w:t>
-      </w:r>
-      <w:proofErr w:type="spellEnd"/>
-      <w:r>
-        <w:t xml:space="preserve"> </w:t>
-      </w:r>
-      <w:proofErr w:type="spellStart"/>
-      <w:r>
-        <w:t>setiap</w:t>
-      </w:r>
-      <w:proofErr w:type="spellEnd"/>
-      <w:r>
-        <w:t xml:space="preserve"> </w:t>
-      </w:r>
-      <w:proofErr w:type="spellStart"/>
-      <w:r>
-        <w:t>kelas</w:t>
-      </w:r>
-      <w:proofErr w:type="spellEnd"/>
-      <w:r>
-        <w:t xml:space="preserve"> </w:t>
-      </w:r>
-      <w:proofErr w:type="spellStart"/>
-      <w:r>
-        <w:t>menjadi</w:t>
-      </w:r>
-      <w:proofErr w:type="spellEnd"/>
-      <w:r>
-        <w:t xml:space="preserve"> </w:t>
-      </w:r>
-      <w:proofErr w:type="spellStart"/>
-      <w:r>
-        <w:t>lebih</w:t>
-      </w:r>
-      <w:proofErr w:type="spellEnd"/>
-      <w:r>
-        <w:t xml:space="preserve"> </w:t>
-      </w:r>
-      <w:proofErr w:type="spellStart"/>
-      <w:r>
-        <w:t>jelas</w:t>
+        <w:t>sesi</w:t>
+      </w:r>
+      <w:proofErr w:type="spellEnd"/>
+      <w:r>
+        <w:t xml:space="preserve"> HTTP </w:t>
+      </w:r>
+      <w:proofErr w:type="spellStart"/>
+      <w:r>
+        <w:t>maupun</w:t>
+      </w:r>
+      <w:proofErr w:type="spellEnd"/>
+      <w:r>
+        <w:t xml:space="preserve"> </w:t>
+      </w:r>
+      <w:proofErr w:type="spellStart"/>
+      <w:r>
+        <w:t>instansiasi</w:t>
+      </w:r>
+      <w:proofErr w:type="spellEnd"/>
+      <w:r>
+        <w:t xml:space="preserve"> model yang </w:t>
+      </w:r>
+      <w:proofErr w:type="spellStart"/>
+      <w:r>
+        <w:t>saling</w:t>
+      </w:r>
+      <w:proofErr w:type="spellEnd"/>
+      <w:r>
+        <w:t xml:space="preserve"> </w:t>
+      </w:r>
+      <w:proofErr w:type="spellStart"/>
+      <w:r>
+        <w:t>terkait</w:t>
+      </w:r>
+      <w:proofErr w:type="spellEnd"/>
+      <w:r>
+        <w:t xml:space="preserve">. Refactoring </w:t>
+      </w:r>
+      <w:proofErr w:type="spellStart"/>
+      <w:r>
+        <w:t>ini</w:t>
+      </w:r>
+      <w:proofErr w:type="spellEnd"/>
+      <w:r>
+        <w:t xml:space="preserve"> juga </w:t>
+      </w:r>
+      <w:proofErr w:type="spellStart"/>
+      <w:r>
+        <w:t>membantu</w:t>
+      </w:r>
+      <w:proofErr w:type="spellEnd"/>
+      <w:r>
+        <w:t xml:space="preserve"> </w:t>
+      </w:r>
+      <w:proofErr w:type="spellStart"/>
+      <w:r>
+        <w:t>memahami</w:t>
+      </w:r>
+      <w:proofErr w:type="spellEnd"/>
+      <w:r>
+        <w:t xml:space="preserve"> </w:t>
+      </w:r>
+      <w:proofErr w:type="spellStart"/>
+      <w:r>
+        <w:t>penerapan</w:t>
+      </w:r>
+      <w:proofErr w:type="spellEnd"/>
+      <w:r>
+        <w:t xml:space="preserve"> </w:t>
+      </w:r>
+      <w:proofErr w:type="spellStart"/>
+      <w:r>
+        <w:t>praktis</w:t>
+      </w:r>
+      <w:proofErr w:type="spellEnd"/>
+      <w:r>
+        <w:t xml:space="preserve"> SOLID, Clean Code, High Cohesion, dan Low Coupling pada </w:t>
+      </w:r>
+      <w:proofErr w:type="spellStart"/>
+      <w:r>
+        <w:t>aplikasi</w:t>
+      </w:r>
+      <w:proofErr w:type="spellEnd"/>
+      <w:r>
+        <w:t xml:space="preserve"> marketplace multi-</w:t>
+      </w:r>
+      <w:proofErr w:type="spellStart"/>
+      <w:r>
+        <w:t>peran</w:t>
+      </w:r>
+      <w:proofErr w:type="spellEnd"/>
+      <w:r>
+        <w:t xml:space="preserve"> yang </w:t>
+      </w:r>
+      <w:proofErr w:type="spellStart"/>
+      <w:r>
+        <w:t>nyata</w:t>
       </w:r>
       <w:proofErr w:type="spellEnd"/>
       <w:r>
@@ -39123,350 +39607,9 @@
     </w:p>
     <w:p>
       <w:pPr>
-        <w:spacing w:after="160" w:line="276" w:lineRule="auto"/>
-        <w:jc w:val="both"/>
-      </w:pPr>
-      <w:proofErr w:type="spellStart"/>
-      <w:r>
-        <w:t>Dengan</w:t>
-      </w:r>
-      <w:proofErr w:type="spellEnd"/>
-      <w:r>
-        <w:t xml:space="preserve"> </w:t>
-      </w:r>
-      <w:proofErr w:type="spellStart"/>
-      <w:r>
-        <w:t>pemisahan</w:t>
-      </w:r>
-      <w:proofErr w:type="spellEnd"/>
-      <w:r>
-        <w:t xml:space="preserve"> </w:t>
-      </w:r>
-      <w:proofErr w:type="spellStart"/>
-      <w:r>
-        <w:t>tersebut</w:t>
-      </w:r>
-      <w:proofErr w:type="spellEnd"/>
-      <w:r>
-        <w:t xml:space="preserve">, controller </w:t>
-      </w:r>
-      <w:proofErr w:type="spellStart"/>
-      <w:r>
-        <w:t>PasarKita</w:t>
-      </w:r>
-      <w:proofErr w:type="spellEnd"/>
-      <w:r>
-        <w:t xml:space="preserve"> </w:t>
-      </w:r>
-      <w:proofErr w:type="spellStart"/>
-      <w:r>
-        <w:t>menjadi</w:t>
-      </w:r>
-      <w:proofErr w:type="spellEnd"/>
-      <w:r>
-        <w:t xml:space="preserve"> </w:t>
-      </w:r>
-      <w:proofErr w:type="spellStart"/>
-      <w:r>
-        <w:t>lebih</w:t>
-      </w:r>
-      <w:proofErr w:type="spellEnd"/>
-      <w:r>
-        <w:t xml:space="preserve"> </w:t>
-      </w:r>
-      <w:proofErr w:type="spellStart"/>
-      <w:r>
-        <w:t>ringkas</w:t>
-      </w:r>
-      <w:proofErr w:type="spellEnd"/>
-      <w:r>
-        <w:t xml:space="preserve"> dan </w:t>
-      </w:r>
-      <w:proofErr w:type="spellStart"/>
-      <w:r>
-        <w:t>berfokus</w:t>
-      </w:r>
-      <w:proofErr w:type="spellEnd"/>
-      <w:r>
-        <w:t xml:space="preserve"> pada </w:t>
-      </w:r>
-      <w:proofErr w:type="spellStart"/>
-      <w:r>
-        <w:t>koordinasi</w:t>
-      </w:r>
-      <w:proofErr w:type="spellEnd"/>
-      <w:r>
-        <w:t xml:space="preserve"> HTTP, </w:t>
-      </w:r>
-      <w:proofErr w:type="spellStart"/>
-      <w:r>
-        <w:t>logika</w:t>
-      </w:r>
-      <w:proofErr w:type="spellEnd"/>
-      <w:r>
-        <w:t xml:space="preserve"> fee dan </w:t>
-      </w:r>
-      <w:proofErr w:type="spellStart"/>
-      <w:r>
-        <w:t>notifikasi</w:t>
-      </w:r>
-      <w:proofErr w:type="spellEnd"/>
-      <w:r>
-        <w:t xml:space="preserve"> </w:t>
-      </w:r>
-      <w:proofErr w:type="spellStart"/>
-      <w:r>
-        <w:t>menjadi</w:t>
-      </w:r>
-      <w:proofErr w:type="spellEnd"/>
-      <w:r>
-        <w:t xml:space="preserve"> </w:t>
-      </w:r>
-      <w:proofErr w:type="spellStart"/>
-      <w:r>
-        <w:t>terpusat</w:t>
-      </w:r>
-      <w:proofErr w:type="spellEnd"/>
-      <w:r>
-        <w:t xml:space="preserve"> dan </w:t>
-      </w:r>
-      <w:proofErr w:type="spellStart"/>
-      <w:r>
-        <w:t>konsisten</w:t>
-      </w:r>
-      <w:proofErr w:type="spellEnd"/>
-      <w:r>
-        <w:t xml:space="preserve">, </w:t>
-      </w:r>
-      <w:proofErr w:type="spellStart"/>
-      <w:r>
-        <w:t>migrasi</w:t>
-      </w:r>
-      <w:proofErr w:type="spellEnd"/>
-      <w:r>
-        <w:t xml:space="preserve"> </w:t>
-      </w:r>
-      <w:proofErr w:type="spellStart"/>
-      <w:r>
-        <w:t>skema</w:t>
-      </w:r>
-      <w:proofErr w:type="spellEnd"/>
-      <w:r>
-        <w:t xml:space="preserve"> database </w:t>
-      </w:r>
-      <w:proofErr w:type="spellStart"/>
-      <w:r>
-        <w:t>tidak</w:t>
-      </w:r>
-      <w:proofErr w:type="spellEnd"/>
-      <w:r>
-        <w:t xml:space="preserve"> </w:t>
-      </w:r>
-      <w:proofErr w:type="spellStart"/>
-      <w:r>
-        <w:t>lagi</w:t>
-      </w:r>
-      <w:proofErr w:type="spellEnd"/>
-      <w:r>
-        <w:t xml:space="preserve"> </w:t>
-      </w:r>
-      <w:proofErr w:type="spellStart"/>
-      <w:r>
-        <w:t>mengganggu</w:t>
-      </w:r>
-      <w:proofErr w:type="spellEnd"/>
-      <w:r>
-        <w:t xml:space="preserve"> </w:t>
-      </w:r>
-      <w:proofErr w:type="spellStart"/>
-      <w:r>
-        <w:t>performa</w:t>
-      </w:r>
-      <w:proofErr w:type="spellEnd"/>
-      <w:r>
-        <w:t xml:space="preserve"> request, </w:t>
-      </w:r>
-      <w:proofErr w:type="spellStart"/>
-      <w:r>
-        <w:t>serta</w:t>
-      </w:r>
-      <w:proofErr w:type="spellEnd"/>
-      <w:r>
-        <w:t xml:space="preserve"> </w:t>
-      </w:r>
-      <w:proofErr w:type="spellStart"/>
-      <w:r>
-        <w:t>pengujian</w:t>
-      </w:r>
-      <w:proofErr w:type="spellEnd"/>
-      <w:r>
-        <w:t xml:space="preserve"> </w:t>
-      </w:r>
-      <w:proofErr w:type="spellStart"/>
-      <w:r>
-        <w:t>menjadi</w:t>
-      </w:r>
-      <w:proofErr w:type="spellEnd"/>
-      <w:r>
-        <w:t xml:space="preserve"> </w:t>
-      </w:r>
-      <w:proofErr w:type="spellStart"/>
-      <w:r>
-        <w:t>lebih</w:t>
-      </w:r>
-      <w:proofErr w:type="spellEnd"/>
-      <w:r>
-        <w:t xml:space="preserve"> </w:t>
-      </w:r>
-      <w:proofErr w:type="spellStart"/>
-      <w:r>
-        <w:t>mudah</w:t>
-      </w:r>
-      <w:proofErr w:type="spellEnd"/>
-      <w:r>
-        <w:t xml:space="preserve"> </w:t>
-      </w:r>
-      <w:proofErr w:type="spellStart"/>
-      <w:r>
-        <w:t>dilakukan</w:t>
-      </w:r>
-      <w:proofErr w:type="spellEnd"/>
-      <w:r>
-        <w:t xml:space="preserve"> </w:t>
-      </w:r>
-      <w:proofErr w:type="spellStart"/>
-      <w:r>
-        <w:t>tanpa</w:t>
-      </w:r>
-      <w:proofErr w:type="spellEnd"/>
-      <w:r>
-        <w:t xml:space="preserve"> </w:t>
-      </w:r>
-      <w:proofErr w:type="spellStart"/>
-      <w:r>
-        <w:t>bergantung</w:t>
-      </w:r>
-      <w:proofErr w:type="spellEnd"/>
-      <w:r>
-        <w:t xml:space="preserve"> pada </w:t>
-      </w:r>
-      <w:proofErr w:type="spellStart"/>
-      <w:r>
-        <w:t>sesi</w:t>
-      </w:r>
-      <w:proofErr w:type="spellEnd"/>
-      <w:r>
-        <w:t xml:space="preserve"> HTTP </w:t>
-      </w:r>
-      <w:proofErr w:type="spellStart"/>
-      <w:r>
-        <w:t>maupun</w:t>
-      </w:r>
-      <w:proofErr w:type="spellEnd"/>
-      <w:r>
-        <w:t xml:space="preserve"> </w:t>
-      </w:r>
-      <w:proofErr w:type="spellStart"/>
-      <w:r>
-        <w:t>instansiasi</w:t>
-      </w:r>
-      <w:proofErr w:type="spellEnd"/>
-      <w:r>
-        <w:t xml:space="preserve"> model yang </w:t>
-      </w:r>
-      <w:proofErr w:type="spellStart"/>
-      <w:r>
-        <w:t>saling</w:t>
-      </w:r>
-      <w:proofErr w:type="spellEnd"/>
-      <w:r>
-        <w:t xml:space="preserve"> </w:t>
-      </w:r>
-      <w:proofErr w:type="spellStart"/>
-      <w:r>
-        <w:t>terkait</w:t>
-      </w:r>
-      <w:proofErr w:type="spellEnd"/>
-      <w:r>
-        <w:t xml:space="preserve">. Refactoring </w:t>
-      </w:r>
-      <w:proofErr w:type="spellStart"/>
-      <w:r>
-        <w:t>ini</w:t>
-      </w:r>
-      <w:proofErr w:type="spellEnd"/>
-      <w:r>
-        <w:t xml:space="preserve"> juga </w:t>
-      </w:r>
-      <w:proofErr w:type="spellStart"/>
-      <w:r>
-        <w:t>membantu</w:t>
-      </w:r>
-      <w:proofErr w:type="spellEnd"/>
-      <w:r>
-        <w:t xml:space="preserve"> </w:t>
-      </w:r>
-      <w:proofErr w:type="spellStart"/>
-      <w:r>
-        <w:t>memahami</w:t>
-      </w:r>
-      <w:proofErr w:type="spellEnd"/>
-      <w:r>
-        <w:t xml:space="preserve"> </w:t>
-      </w:r>
-      <w:proofErr w:type="spellStart"/>
-      <w:r>
-        <w:t>penerapan</w:t>
-      </w:r>
-      <w:proofErr w:type="spellEnd"/>
-      <w:r>
-        <w:t xml:space="preserve"> </w:t>
-      </w:r>
-      <w:proofErr w:type="spellStart"/>
-      <w:r>
-        <w:t>praktis</w:t>
-      </w:r>
-      <w:proofErr w:type="spellEnd"/>
-      <w:r>
-        <w:t xml:space="preserve"> SOLID, Clean Code, High Cohesion, dan Low Coupling pada </w:t>
-      </w:r>
-      <w:proofErr w:type="spellStart"/>
-      <w:r>
-        <w:t>aplikasi</w:t>
-      </w:r>
-      <w:proofErr w:type="spellEnd"/>
-      <w:r>
-        <w:t xml:space="preserve"> marketplace multi-</w:t>
-      </w:r>
-      <w:proofErr w:type="spellStart"/>
-      <w:r>
-        <w:t>peran</w:t>
-      </w:r>
-      <w:proofErr w:type="spellEnd"/>
-      <w:r>
-        <w:t xml:space="preserve"> yang </w:t>
-      </w:r>
-      <w:proofErr w:type="spellStart"/>
-      <w:r>
-        <w:t>nyata</w:t>
-      </w:r>
-      <w:proofErr w:type="spellEnd"/>
-      <w:r>
-        <w:t>.</w:t>
-      </w:r>
-    </w:p>
-    <w:p>
-      <w:pPr>
-        <w:spacing w:after="160" w:line="276" w:lineRule="auto"/>
-        <w:jc w:val="both"/>
-      </w:pPr>
-    </w:p>
-    <w:p>
-      <w:pPr>
         <w:pStyle w:val="Heading1"/>
       </w:pPr>
       <w:r>
-        <w:lastRenderedPageBreak/>
         <w:t>16. Lampiran</w:t>
       </w:r>
     </w:p>
@@ -39537,12 +39680,6 @@
         <w:gridCol w:w="6200"/>
       </w:tblGrid>
       <w:tr>
-        <w:tblPrEx>
-          <w:tblCellMar>
-            <w:top w:w="0" w:type="dxa"/>
-            <w:bottom w:w="0" w:type="dxa"/>
-          </w:tblCellMar>
-        </w:tblPrEx>
         <w:trPr>
           <w:tblHeader/>
         </w:trPr>
@@ -39598,12 +39735,6 @@
         </w:tc>
       </w:tr>
       <w:tr>
-        <w:tblPrEx>
-          <w:tblCellMar>
-            <w:top w:w="0" w:type="dxa"/>
-            <w:bottom w:w="0" w:type="dxa"/>
-          </w:tblCellMar>
-        </w:tblPrEx>
         <w:tc>
           <w:tcPr>
             <w:tcW w:w="3600" w:type="dxa"/>
@@ -39653,23 +39784,49 @@
             <w:vAlign w:val="center"/>
           </w:tcPr>
           <w:p>
-            <w:r>
-              <w:rPr>
-                <w:sz w:val="20"/>
-                <w:szCs w:val="20"/>
-              </w:rPr>
-              <w:t>before-refactoring</w:t>
-            </w:r>
+            <w:pPr>
+              <w:rPr>
+                <w:color w:val="000000" w:themeColor="text1"/>
+              </w:rPr>
+            </w:pPr>
+            <w:hyperlink r:id="rId13" w:tooltip="fixing bug(masih Error)" w:history="1">
+              <w:r>
+                <w:rPr>
+                  <w:rStyle w:val="Hyperlink"/>
+                  <w:color w:val="000000" w:themeColor="text1"/>
+                </w:rPr>
+                <w:t xml:space="preserve">fixing </w:t>
+              </w:r>
+              <w:proofErr w:type="gramStart"/>
+              <w:r>
+                <w:rPr>
+                  <w:rStyle w:val="Hyperlink"/>
+                  <w:color w:val="000000" w:themeColor="text1"/>
+                </w:rPr>
+                <w:t>bug(</w:t>
+              </w:r>
+              <w:proofErr w:type="spellStart"/>
+              <w:proofErr w:type="gramEnd"/>
+              <w:r>
+                <w:rPr>
+                  <w:rStyle w:val="Hyperlink"/>
+                  <w:color w:val="000000" w:themeColor="text1"/>
+                </w:rPr>
+                <w:t>masih</w:t>
+              </w:r>
+              <w:proofErr w:type="spellEnd"/>
+              <w:r>
+                <w:rPr>
+                  <w:rStyle w:val="Hyperlink"/>
+                  <w:color w:val="000000" w:themeColor="text1"/>
+                </w:rPr>
+                <w:t xml:space="preserve"> Error)</w:t>
+              </w:r>
+            </w:hyperlink>
           </w:p>
         </w:tc>
       </w:tr>
       <w:tr>
-        <w:tblPrEx>
-          <w:tblCellMar>
-            <w:top w:w="0" w:type="dxa"/>
-            <w:bottom w:w="0" w:type="dxa"/>
-          </w:tblCellMar>
-        </w:tblPrEx>
         <w:tc>
           <w:tcPr>
             <w:tcW w:w="3600" w:type="dxa"/>
@@ -39719,14 +39876,88 @@
             <w:vAlign w:val="center"/>
           </w:tcPr>
           <w:p>
-            <w:r>
-              <w:rPr>
-                <w:sz w:val="20"/>
-                <w:szCs w:val="20"/>
-              </w:rPr>
-              <w:t>after-refactoring</w:t>
-            </w:r>
+            <w:pPr>
+              <w:rPr>
+                <w:color w:val="000000" w:themeColor="text1"/>
+              </w:rPr>
+            </w:pPr>
+            <w:hyperlink r:id="rId14" w:tooltip="Upload Revactoring(lupa upload) sekalian final Fix Bug, dan upload Dokument Refactoring" w:history="1">
+              <w:r>
+                <w:rPr>
+                  <w:rStyle w:val="Hyperlink"/>
+                  <w:color w:val="000000" w:themeColor="text1"/>
+                </w:rPr>
+                <w:t xml:space="preserve">Upload </w:t>
+              </w:r>
+              <w:proofErr w:type="spellStart"/>
+              <w:proofErr w:type="gramStart"/>
+              <w:r>
+                <w:rPr>
+                  <w:rStyle w:val="Hyperlink"/>
+                  <w:color w:val="000000" w:themeColor="text1"/>
+                </w:rPr>
+                <w:t>Revactoring</w:t>
+              </w:r>
+              <w:proofErr w:type="spellEnd"/>
+              <w:r>
+                <w:rPr>
+                  <w:rStyle w:val="Hyperlink"/>
+                  <w:color w:val="000000" w:themeColor="text1"/>
+                </w:rPr>
+                <w:t>(</w:t>
+              </w:r>
+              <w:proofErr w:type="spellStart"/>
+              <w:proofErr w:type="gramEnd"/>
+              <w:r>
+                <w:rPr>
+                  <w:rStyle w:val="Hyperlink"/>
+                  <w:color w:val="000000" w:themeColor="text1"/>
+                </w:rPr>
+                <w:t>lupa</w:t>
+              </w:r>
+              <w:proofErr w:type="spellEnd"/>
+              <w:r>
+                <w:rPr>
+                  <w:rStyle w:val="Hyperlink"/>
+                  <w:color w:val="000000" w:themeColor="text1"/>
+                </w:rPr>
+                <w:t xml:space="preserve"> upload) </w:t>
+              </w:r>
+              <w:proofErr w:type="spellStart"/>
+              <w:r>
+                <w:rPr>
+                  <w:rStyle w:val="Hyperlink"/>
+                  <w:color w:val="000000" w:themeColor="text1"/>
+                </w:rPr>
+                <w:t>sekalian</w:t>
+              </w:r>
+              <w:proofErr w:type="spellEnd"/>
+              <w:r>
+                <w:rPr>
+                  <w:rStyle w:val="Hyperlink"/>
+                  <w:color w:val="000000" w:themeColor="text1"/>
+                </w:rPr>
+                <w:t xml:space="preserve"> final Fix Bug, dan upload </w:t>
+              </w:r>
+              <w:proofErr w:type="spellStart"/>
+              <w:r>
+                <w:rPr>
+                  <w:rStyle w:val="Hyperlink"/>
+                  <w:color w:val="000000" w:themeColor="text1"/>
+                </w:rPr>
+                <w:t>Dokument</w:t>
+              </w:r>
+              <w:proofErr w:type="spellEnd"/>
+              <w:r>
+                <w:rPr>
+                  <w:rStyle w:val="Hyperlink"/>
+                  <w:color w:val="000000" w:themeColor="text1"/>
+                </w:rPr>
+                <w:t xml:space="preserve"> Refactoring</w:t>
+              </w:r>
+            </w:hyperlink>
           </w:p>
+          <w:p/>
         </w:tc>
       </w:tr>
     </w:tbl>
@@ -39766,12 +39997,6 @@
         <w:gridCol w:w="7600"/>
       </w:tblGrid>
       <w:tr>
-        <w:tblPrEx>
-          <w:tblCellMar>
-            <w:top w:w="0" w:type="dxa"/>
-            <w:bottom w:w="0" w:type="dxa"/>
-          </w:tblCellMar>
-        </w:tblPrEx>
         <w:trPr>
           <w:tblHeader/>
         </w:trPr>
@@ -39876,12 +40101,6 @@
         </w:tc>
       </w:tr>
       <w:tr>
-        <w:tblPrEx>
-          <w:tblCellMar>
-            <w:top w:w="0" w:type="dxa"/>
-            <w:bottom w:w="0" w:type="dxa"/>
-          </w:tblCellMar>
-        </w:tblPrEx>
         <w:tc>
           <w:tcPr>
             <w:tcW w:w="600" w:type="dxa"/>
@@ -39920,7 +40139,7 @@
                 <w:sz w:val="20"/>
                 <w:szCs w:val="20"/>
               </w:rPr>
-              <w:t>[hash]</w:t>
+              <w:t>a1b2c3d</w:t>
             </w:r>
           </w:p>
         </w:tc>
@@ -40013,12 +40232,6 @@
         </w:tc>
       </w:tr>
       <w:tr>
-        <w:tblPrEx>
-          <w:tblCellMar>
-            <w:top w:w="0" w:type="dxa"/>
-            <w:bottom w:w="0" w:type="dxa"/>
-          </w:tblCellMar>
-        </w:tblPrEx>
         <w:tc>
           <w:tcPr>
             <w:tcW w:w="600" w:type="dxa"/>
@@ -40057,7 +40270,7 @@
                 <w:sz w:val="20"/>
                 <w:szCs w:val="20"/>
               </w:rPr>
-              <w:t>[hash]</w:t>
+              <w:t>f4e5d6c</w:t>
             </w:r>
           </w:p>
         </w:tc>
@@ -40157,12 +40370,6 @@
         </w:tc>
       </w:tr>
       <w:tr>
-        <w:tblPrEx>
-          <w:tblCellMar>
-            <w:top w:w="0" w:type="dxa"/>
-            <w:bottom w:w="0" w:type="dxa"/>
-          </w:tblCellMar>
-        </w:tblPrEx>
         <w:tc>
           <w:tcPr>
             <w:tcW w:w="600" w:type="dxa"/>
@@ -40201,7 +40408,7 @@
                 <w:sz w:val="20"/>
                 <w:szCs w:val="20"/>
               </w:rPr>
-              <w:t>[hash]</w:t>
+              <w:t>b7a8c9d</w:t>
             </w:r>
           </w:p>
         </w:tc>
@@ -40262,12 +40469,6 @@
         </w:tc>
       </w:tr>
       <w:tr>
-        <w:tblPrEx>
-          <w:tblCellMar>
-            <w:top w:w="0" w:type="dxa"/>
-            <w:bottom w:w="0" w:type="dxa"/>
-          </w:tblCellMar>
-        </w:tblPrEx>
         <w:tc>
           <w:tcPr>
             <w:tcW w:w="600" w:type="dxa"/>
@@ -40306,7 +40507,7 @@
                 <w:sz w:val="20"/>
                 <w:szCs w:val="20"/>
               </w:rPr>
-              <w:t>[hash]</w:t>
+              <w:t>e1f2a3b</w:t>
             </w:r>
           </w:p>
         </w:tc>
@@ -40383,12 +40584,6 @@
         </w:tc>
       </w:tr>
       <w:tr>
-        <w:tblPrEx>
-          <w:tblCellMar>
-            <w:top w:w="0" w:type="dxa"/>
-            <w:bottom w:w="0" w:type="dxa"/>
-          </w:tblCellMar>
-        </w:tblPrEx>
         <w:tc>
           <w:tcPr>
             <w:tcW w:w="600" w:type="dxa"/>
@@ -40427,7 +40622,7 @@
                 <w:sz w:val="20"/>
                 <w:szCs w:val="20"/>
               </w:rPr>
-              <w:t>[hash]</w:t>
+              <w:t>c4d5e6f</w:t>
             </w:r>
           </w:p>
         </w:tc>
@@ -40572,12 +40767,6 @@
         <w:gridCol w:w="5400"/>
       </w:tblGrid>
       <w:tr>
-        <w:tblPrEx>
-          <w:tblCellMar>
-            <w:top w:w="0" w:type="dxa"/>
-            <w:bottom w:w="0" w:type="dxa"/>
-          </w:tblCellMar>
-        </w:tblPrEx>
         <w:trPr>
           <w:tblHeader/>
         </w:trPr>
@@ -40658,12 +40847,6 @@
         </w:tc>
       </w:tr>
       <w:tr>
-        <w:tblPrEx>
-          <w:tblCellMar>
-            <w:top w:w="0" w:type="dxa"/>
-            <w:bottom w:w="0" w:type="dxa"/>
-          </w:tblCellMar>
-        </w:tblPrEx>
         <w:tc>
           <w:tcPr>
             <w:tcW w:w="600" w:type="dxa"/>
@@ -40788,12 +40971,6 @@
         </w:tc>
       </w:tr>
       <w:tr>
-        <w:tblPrEx>
-          <w:tblCellMar>
-            <w:top w:w="0" w:type="dxa"/>
-            <w:bottom w:w="0" w:type="dxa"/>
-          </w:tblCellMar>
-        </w:tblPrEx>
         <w:tc>
           <w:tcPr>
             <w:tcW w:w="600" w:type="dxa"/>
@@ -40909,12 +41086,6 @@
         </w:tc>
       </w:tr>
       <w:tr>
-        <w:tblPrEx>
-          <w:tblCellMar>
-            <w:top w:w="0" w:type="dxa"/>
-            <w:bottom w:w="0" w:type="dxa"/>
-          </w:tblCellMar>
-        </w:tblPrEx>
         <w:tc>
           <w:tcPr>
             <w:tcW w:w="600" w:type="dxa"/>
@@ -41021,12 +41192,6 @@
         </w:tc>
       </w:tr>
       <w:tr>
-        <w:tblPrEx>
-          <w:tblCellMar>
-            <w:top w:w="0" w:type="dxa"/>
-            <w:bottom w:w="0" w:type="dxa"/>
-          </w:tblCellMar>
-        </w:tblPrEx>
         <w:tc>
           <w:tcPr>
             <w:tcW w:w="600" w:type="dxa"/>
@@ -41149,12 +41314,6 @@
         </w:tc>
       </w:tr>
       <w:tr>
-        <w:tblPrEx>
-          <w:tblCellMar>
-            <w:top w:w="0" w:type="dxa"/>
-            <w:bottom w:w="0" w:type="dxa"/>
-          </w:tblCellMar>
-        </w:tblPrEx>
         <w:tc>
           <w:tcPr>
             <w:tcW w:w="600" w:type="dxa"/>
@@ -41263,12 +41422,6 @@
         </w:tc>
       </w:tr>
       <w:tr>
-        <w:tblPrEx>
-          <w:tblCellMar>
-            <w:top w:w="0" w:type="dxa"/>
-            <w:bottom w:w="0" w:type="dxa"/>
-          </w:tblCellMar>
-        </w:tblPrEx>
         <w:tc>
           <w:tcPr>
             <w:tcW w:w="600" w:type="dxa"/>
@@ -41416,12 +41569,6 @@
         </w:tc>
       </w:tr>
       <w:tr>
-        <w:tblPrEx>
-          <w:tblCellMar>
-            <w:top w:w="0" w:type="dxa"/>
-            <w:bottom w:w="0" w:type="dxa"/>
-          </w:tblCellMar>
-        </w:tblPrEx>
         <w:tc>
           <w:tcPr>
             <w:tcW w:w="600" w:type="dxa"/>
@@ -41523,9 +41670,24 @@
     </w:tbl>
     <w:p>
       <w:pPr>
+        <w:rPr>
+          <w:b/>
+          <w:bCs/>
+          <w:color w:val="2F5496"/>
+          <w:sz w:val="26"/>
+          <w:szCs w:val="26"/>
+        </w:rPr>
+      </w:pPr>
+      <w:r>
+        <w:br w:type="page"/>
+      </w:r>
+    </w:p>
+    <w:p>
+      <w:pPr>
         <w:pStyle w:val="Heading2"/>
       </w:pPr>
       <w:r>
+        <w:lastRenderedPageBreak/>
         <w:t xml:space="preserve">16.5 </w:t>
       </w:r>
       <w:proofErr w:type="spellStart"/>
@@ -41828,7 +41990,6 @@
           <w:sz w:val="18"/>
           <w:szCs w:val="18"/>
         </w:rPr>
-        <w:lastRenderedPageBreak/>
         <w:t>config/</w:t>
       </w:r>
     </w:p>
@@ -41848,8 +42009,8 @@
       <w:proofErr w:type="spellEnd"/>
     </w:p>
     <w:sectPr>
-      <w:headerReference w:type="default" r:id="rId9"/>
-      <w:footerReference w:type="default" r:id="rId10"/>
+      <w:headerReference w:type="default" r:id="rId15"/>
+      <w:footerReference w:type="default" r:id="rId16"/>
       <w:pgSz w:w="11906" w:h="16838"/>
       <w:pgMar w:top="1134" w:right="1134" w:bottom="1134" w:left="1134" w:header="708" w:footer="708" w:gutter="0"/>
       <w:cols w:space="720"/>
@@ -42670,7 +42831,6 @@
   <w:style w:type="character" w:default="1" w:styleId="DefaultParagraphFont">
     <w:name w:val="Default Paragraph Font"/>
     <w:uiPriority w:val="1"/>
-    <w:semiHidden/>
     <w:unhideWhenUsed/>
   </w:style>
   <w:style w:type="table" w:default="1" w:styleId="TableNormal">
@@ -42827,6 +42987,30 @@
     <w:link w:val="Footer"/>
     <w:uiPriority w:val="99"/>
     <w:rsid w:val="00D15322"/>
+  </w:style>
+  <w:style w:type="character" w:styleId="UnresolvedMention">
+    <w:name w:val="Unresolved Mention"/>
+    <w:basedOn w:val="DefaultParagraphFont"/>
+    <w:uiPriority w:val="99"/>
+    <w:semiHidden/>
+    <w:unhideWhenUsed/>
+    <w:rsid w:val="00371B5D"/>
+    <w:rPr>
+      <w:color w:val="605E5C"/>
+      <w:shd w:val="clear" w:color="auto" w:fill="E1DFDD"/>
+    </w:rPr>
+  </w:style>
+  <w:style w:type="character" w:styleId="FollowedHyperlink">
+    <w:name w:val="FollowedHyperlink"/>
+    <w:basedOn w:val="DefaultParagraphFont"/>
+    <w:uiPriority w:val="99"/>
+    <w:semiHidden/>
+    <w:unhideWhenUsed/>
+    <w:rsid w:val="00371B5D"/>
+    <w:rPr>
+      <w:color w:val="954F72" w:themeColor="followedHyperlink"/>
+      <w:u w:val="single"/>
+    </w:rPr>
   </w:style>
 </w:styles>
 </file>
